--- a/LAB EXERCISES/LabSheet18-Hibernate-Servlet-JSP using MVC - 22-04-2026.docx
+++ b/LAB EXERCISES/LabSheet18-Hibernate-Servlet-JSP using MVC - 22-04-2026.docx
@@ -12,20 +12,92 @@
         <w:rPr>
           <w:lang w:val="en-US"/>
         </w:rPr>
-        <w:t>Pojo-Servlet-JSP-Hibernate flow:</w:t>
-      </w:r>
-    </w:p>
-    <w:p>
-      <w:pPr>
+        <w:t>(Model)</w:t>
+      </w:r>
+      <w:proofErr w:type="spellStart"/>
+      <w:r>
         <w:rPr>
           <w:lang w:val="en-US"/>
         </w:rPr>
-      </w:pPr>
+        <w:t>Pojo</w:t>
+      </w:r>
+      <w:proofErr w:type="spellEnd"/>
       <w:r>
         <w:rPr>
           <w:lang w:val="en-US"/>
         </w:rPr>
-        <w:t>Pojo is Model</w:t>
+        <w:t>-</w:t>
+      </w:r>
+      <w:r>
+        <w:rPr>
+          <w:lang w:val="en-US"/>
+        </w:rPr>
+        <w:t>(Controller</w:t>
+      </w:r>
+      <w:proofErr w:type="gramStart"/>
+      <w:r>
+        <w:rPr>
+          <w:lang w:val="en-US"/>
+        </w:rPr>
+        <w:t>)</w:t>
+      </w:r>
+      <w:r>
+        <w:rPr>
+          <w:lang w:val="en-US"/>
+        </w:rPr>
+        <w:t>Servlet</w:t>
+      </w:r>
+      <w:proofErr w:type="gramEnd"/>
+      <w:r>
+        <w:rPr>
+          <w:lang w:val="en-US"/>
+        </w:rPr>
+        <w:t>-</w:t>
+      </w:r>
+      <w:r>
+        <w:rPr>
+          <w:lang w:val="en-US"/>
+        </w:rPr>
+        <w:t>(View)</w:t>
+      </w:r>
+      <w:r>
+        <w:rPr>
+          <w:lang w:val="en-US"/>
+        </w:rPr>
+        <w:t>JSP-</w:t>
+      </w:r>
+      <w:r>
+        <w:rPr>
+          <w:lang w:val="en-US"/>
+        </w:rPr>
+        <w:t>(Model)</w:t>
+      </w:r>
+      <w:r>
+        <w:rPr>
+          <w:lang w:val="en-US"/>
+        </w:rPr>
+        <w:t>Hibernate flow:</w:t>
+      </w:r>
+    </w:p>
+    <w:p>
+      <w:pPr>
+        <w:rPr>
+          <w:lang w:val="en-US"/>
+        </w:rPr>
+      </w:pPr>
+      <w:proofErr w:type="spellStart"/>
+      <w:r>
+        <w:rPr>
+          <w:lang w:val="en-US"/>
+        </w:rPr>
+        <w:t>Pojo</w:t>
+      </w:r>
+      <w:proofErr w:type="spellEnd"/>
+      <w:r>
+        <w:rPr>
+          <w:lang w:val="en-US"/>
+        </w:rPr>
+        <w:t xml:space="preserve"> is Model</w:t>
       </w:r>
     </w:p>
     <w:p>
@@ -289,12 +361,20 @@
         <w:rPr>
           <w:lang w:val="en-US"/>
         </w:rPr>
-        <w:t xml:space="preserve">                                  Request/Response                                         pojo</w:t>
-      </w:r>
+        <w:t xml:space="preserve">                                  Request/Response                                         </w:t>
+      </w:r>
+      <w:proofErr w:type="spellStart"/>
       <w:r>
         <w:rPr>
           <w:lang w:val="en-US"/>
         </w:rPr>
+        <w:t>pojo</w:t>
+      </w:r>
+      <w:proofErr w:type="spellEnd"/>
+      <w:r>
+        <w:rPr>
+          <w:lang w:val="en-US"/>
+        </w:rPr>
         <w:t xml:space="preserve"> </w:t>
       </w:r>
       <w:r>
@@ -303,12 +383,14 @@
         </w:rPr>
         <w:t xml:space="preserve">                                                </w:t>
       </w:r>
+      <w:proofErr w:type="spellStart"/>
       <w:r>
         <w:rPr>
           <w:lang w:val="en-US"/>
         </w:rPr>
         <w:t>pojo</w:t>
       </w:r>
+      <w:proofErr w:type="spellEnd"/>
     </w:p>
     <w:p>
       <w:pPr>
@@ -1100,13 +1182,7 @@
                               <w:rPr>
                                 <w:lang w:val="en-US"/>
                               </w:rPr>
-                              <w:t xml:space="preserve">                                                                                           </w:t>
-                            </w:r>
-                            <w:r>
-                              <w:rPr>
-                                <w:lang w:val="en-US"/>
-                              </w:rPr>
-                              <w:t>Browser</w:t>
+                              <w:t xml:space="preserve">                                                                                           Browser</w:t>
                             </w:r>
                           </w:p>
                         </w:txbxContent>
@@ -1184,7 +1260,9 @@
       </w:pPr>
       <w:r>
         <w:rPr>
+          <w:noProof/>
           <w:color w:val="FF0000"/>
+          <w:lang w:eastAsia="en-IN"/>
         </w:rPr>
         <mc:AlternateContent>
           <mc:Choice Requires="wps">
@@ -1412,7 +1490,9 @@
       </w:r>
       <w:r>
         <w:rPr>
+          <w:noProof/>
           <w:color w:val="FF0000"/>
+          <w:lang w:eastAsia="en-IN"/>
         </w:rPr>
         <mc:AlternateContent>
           <mc:Choice Requires="wps">
@@ -1561,7 +1641,63 @@
         <w:rPr>
           <w:lang w:val="en-US"/>
         </w:rPr>
-        <w:t xml:space="preserve"> add “jars” as buildpath                     (many xmls, or annotations)                    (pojos), Views(HTML),</w:t>
+        <w:t xml:space="preserve"> </w:t>
+      </w:r>
+      <w:proofErr w:type="gramStart"/>
+      <w:r>
+        <w:rPr>
+          <w:lang w:val="en-US"/>
+        </w:rPr>
+        <w:t>add</w:t>
+      </w:r>
+      <w:proofErr w:type="gramEnd"/>
+      <w:r>
+        <w:rPr>
+          <w:lang w:val="en-US"/>
+        </w:rPr>
+        <w:t xml:space="preserve"> “jars” as </w:t>
+      </w:r>
+      <w:proofErr w:type="spellStart"/>
+      <w:r>
+        <w:rPr>
+          <w:lang w:val="en-US"/>
+        </w:rPr>
+        <w:t>buildpath</w:t>
+      </w:r>
+      <w:proofErr w:type="spellEnd"/>
+      <w:r>
+        <w:rPr>
+          <w:lang w:val="en-US"/>
+        </w:rPr>
+        <w:t xml:space="preserve">                     (many </w:t>
+      </w:r>
+      <w:proofErr w:type="spellStart"/>
+      <w:r>
+        <w:rPr>
+          <w:lang w:val="en-US"/>
+        </w:rPr>
+        <w:t>xmls</w:t>
+      </w:r>
+      <w:proofErr w:type="spellEnd"/>
+      <w:r>
+        <w:rPr>
+          <w:lang w:val="en-US"/>
+        </w:rPr>
+        <w:t>, or annotations)                    (</w:t>
+      </w:r>
+      <w:proofErr w:type="spellStart"/>
+      <w:r>
+        <w:rPr>
+          <w:lang w:val="en-US"/>
+        </w:rPr>
+        <w:t>pojos</w:t>
+      </w:r>
+      <w:proofErr w:type="spellEnd"/>
+      <w:r>
+        <w:rPr>
+          <w:lang w:val="en-US"/>
+        </w:rPr>
+        <w:t>), Views(HTML),</w:t>
       </w:r>
     </w:p>
     <w:p>
@@ -1685,7 +1821,21 @@
         <w:rPr>
           <w:lang w:val="en-US"/>
         </w:rPr>
-        <w:t xml:space="preserve">                                                                                                                                   Controllers(servlets), DAOs)</w:t>
+        <w:t xml:space="preserve">                                                                                                                                   </w:t>
+      </w:r>
+      <w:proofErr w:type="gramStart"/>
+      <w:r>
+        <w:rPr>
+          <w:lang w:val="en-US"/>
+        </w:rPr>
+        <w:t>Controllers(</w:t>
+      </w:r>
+      <w:proofErr w:type="gramEnd"/>
+      <w:r>
+        <w:rPr>
+          <w:lang w:val="en-US"/>
+        </w:rPr>
+        <w:t>servlets), DAOs)</w:t>
       </w:r>
     </w:p>
     <w:p>
@@ -2100,15 +2250,27 @@
         </w:rPr>
         <w:t xml:space="preserve"> </w:t>
       </w:r>
+      <w:proofErr w:type="gramStart"/>
       <w:r>
         <w:rPr>
           <w:lang w:val="en-US"/>
         </w:rPr>
-        <w:t xml:space="preserve">request </w:t>
-      </w:r>
-    </w:p>
-    <w:p>
-      <w:r>
+        <w:t>request</w:t>
+      </w:r>
+      <w:proofErr w:type="gramEnd"/>
+      <w:r>
+        <w:rPr>
+          <w:lang w:val="en-US"/>
+        </w:rPr>
+        <w:t xml:space="preserve"> </w:t>
+      </w:r>
+    </w:p>
+    <w:p>
+      <w:r>
+        <w:rPr>
+          <w:noProof/>
+          <w:lang w:eastAsia="en-IN"/>
+        </w:rPr>
         <mc:AlternateContent>
           <mc:Choice Requires="wps">
             <w:drawing>
@@ -2163,12 +2325,14 @@
                                 <w:lang w:val="en-US"/>
                               </w:rPr>
                             </w:pPr>
+                            <w:proofErr w:type="spellStart"/>
                             <w:r>
                               <w:rPr>
                                 <w:lang w:val="en-US"/>
                               </w:rPr>
                               <w:t>Index.jsp</w:t>
                             </w:r>
+                            <w:proofErr w:type="spellEnd"/>
                           </w:p>
                         </w:txbxContent>
                       </wps:txbx>
@@ -2211,6 +2375,10 @@
         </mc:AlternateContent>
       </w:r>
       <w:r>
+        <w:rPr>
+          <w:noProof/>
+          <w:lang w:eastAsia="en-IN"/>
+        </w:rPr>
         <mc:AlternateContent>
           <mc:Choice Requires="wps">
             <w:drawing>
@@ -2316,6 +2484,10 @@
         </mc:AlternateContent>
       </w:r>
       <w:r>
+        <w:rPr>
+          <w:noProof/>
+          <w:lang w:eastAsia="en-IN"/>
+        </w:rPr>
         <mc:AlternateContent>
           <mc:Choice Requires="wps">
             <w:drawing>
@@ -2508,11 +2680,20 @@
         <w:t>9</w:t>
       </w:r>
       <w:r>
-        <w:t>. response</w:t>
-      </w:r>
-    </w:p>
-    <w:p>
-      <w:r>
+        <w:t xml:space="preserve">. </w:t>
+      </w:r>
+      <w:proofErr w:type="gramStart"/>
+      <w:r>
+        <w:t>response</w:t>
+      </w:r>
+      <w:proofErr w:type="gramEnd"/>
+    </w:p>
+    <w:p>
+      <w:r>
+        <w:rPr>
+          <w:noProof/>
+          <w:lang w:eastAsia="en-IN"/>
+        </w:rPr>
         <mc:AlternateContent>
           <mc:Choice Requires="wps">
             <w:drawing>
@@ -2567,6 +2748,7 @@
                                 <w:lang w:val="en-US"/>
                               </w:rPr>
                             </w:pPr>
+                            <w:proofErr w:type="spellStart"/>
                             <w:r>
                               <w:rPr>
                                 <w:lang w:val="en-US"/>
@@ -2585,6 +2767,7 @@
                               </w:rPr>
                               <w:t>.jsp</w:t>
                             </w:r>
+                            <w:proofErr w:type="spellEnd"/>
                             <w:r>
                               <w:rPr>
                                 <w:lang w:val="en-US"/>
@@ -2656,12 +2839,14 @@
       <w:r>
         <w:t xml:space="preserve">             </w:t>
       </w:r>
+      <w:proofErr w:type="gramStart"/>
       <w:r>
         <w:t>2.</w:t>
       </w:r>
       <w:r>
         <w:t>GET</w:t>
       </w:r>
+      <w:proofErr w:type="gramEnd"/>
     </w:p>
     <w:p>
       <w:r>
@@ -2738,6 +2923,10 @@
         </mc:AlternateContent>
       </w:r>
       <w:r>
+        <w:rPr>
+          <w:noProof/>
+          <w:lang w:eastAsia="en-IN"/>
+        </w:rPr>
         <mc:AlternateContent>
           <mc:Choice Requires="wps">
             <w:drawing>
@@ -2792,6 +2981,7 @@
                                 <w:lang w:val="en-US"/>
                               </w:rPr>
                             </w:pPr>
+                            <w:proofErr w:type="spellStart"/>
                             <w:r>
                               <w:rPr>
                                 <w:lang w:val="en-US"/>
@@ -2804,6 +2994,7 @@
                               </w:rPr>
                               <w:t>.jsp</w:t>
                             </w:r>
+                            <w:proofErr w:type="spellEnd"/>
                           </w:p>
                         </w:txbxContent>
                       </wps:txbx>
@@ -3141,7 +3332,15 @@
         <w:t>8</w:t>
       </w:r>
       <w:r>
-        <w:t>. HyperLink/GET</w:t>
+        <w:t xml:space="preserve">. </w:t>
+      </w:r>
+      <w:proofErr w:type="spellStart"/>
+      <w:r>
+        <w:t>HyperLink</w:t>
+      </w:r>
+      <w:proofErr w:type="spellEnd"/>
+      <w:r>
+        <w:t>/GET</w:t>
       </w:r>
     </w:p>
     <w:p>
@@ -3308,12 +3507,14 @@
       <w:r>
         <w:t xml:space="preserve">  </w:t>
       </w:r>
+      <w:proofErr w:type="gramStart"/>
       <w:r>
         <w:t>3.</w:t>
       </w:r>
       <w:r>
         <w:t>POST</w:t>
       </w:r>
+      <w:proofErr w:type="gramEnd"/>
       <w:r>
         <w:t xml:space="preserve">         </w:t>
       </w:r>
@@ -3390,6 +3591,10 @@
         </mc:AlternateContent>
       </w:r>
       <w:r>
+        <w:rPr>
+          <w:noProof/>
+          <w:lang w:eastAsia="en-IN"/>
+        </w:rPr>
         <mc:AlternateContent>
           <mc:Choice Requires="wps">
             <w:drawing>
@@ -3444,6 +3649,7 @@
                                 <w:lang w:val="en-US"/>
                               </w:rPr>
                             </w:pPr>
+                            <w:proofErr w:type="spellStart"/>
                             <w:r>
                               <w:rPr>
                                 <w:lang w:val="en-US"/>
@@ -3456,6 +3662,7 @@
                               </w:rPr>
                               <w:t>Dao</w:t>
                             </w:r>
+                            <w:proofErr w:type="spellEnd"/>
                           </w:p>
                         </w:txbxContent>
                       </wps:txbx>
@@ -3676,9 +3883,13 @@
       <w:r>
         <w:t xml:space="preserve">. </w:t>
       </w:r>
+      <w:proofErr w:type="spellStart"/>
+      <w:proofErr w:type="gramStart"/>
       <w:r>
         <w:t>pojo</w:t>
       </w:r>
+      <w:proofErr w:type="spellEnd"/>
+      <w:proofErr w:type="gramEnd"/>
     </w:p>
     <w:p>
       <w:r>
@@ -4103,31 +4314,7 @@
                               <w:rPr>
                                 <w:lang w:val="en-US"/>
                               </w:rPr>
-                              <w:t xml:space="preserve">                                                                                </w:t>
-                            </w:r>
-                            <w:r>
-                              <w:rPr>
-                                <w:lang w:val="en-US"/>
-                              </w:rPr>
-                              <w:t xml:space="preserve">     </w:t>
-                            </w:r>
-                            <w:r>
-                              <w:rPr>
-                                <w:lang w:val="en-US"/>
-                              </w:rPr>
-                              <w:t xml:space="preserve"> </w:t>
-                            </w:r>
-                            <w:r>
-                              <w:rPr>
-                                <w:lang w:val="en-US"/>
-                              </w:rPr>
-                              <w:t>Server</w:t>
-                            </w:r>
-                            <w:r>
-                              <w:rPr>
-                                <w:lang w:val="en-US"/>
-                              </w:rPr>
-                              <w:t xml:space="preserve"> </w:t>
+                              <w:t xml:space="preserve">                                                                                      Server </w:t>
                             </w:r>
                           </w:p>
                         </w:txbxContent>
@@ -4202,9 +4389,16 @@
       <w:r>
         <w:t xml:space="preserve"> </w:t>
       </w:r>
-      <w:r>
-        <w:t>url-servlet</w:t>
-      </w:r>
+      <w:proofErr w:type="spellStart"/>
+      <w:proofErr w:type="gramStart"/>
+      <w:r>
+        <w:t>url</w:t>
+      </w:r>
+      <w:proofErr w:type="spellEnd"/>
+      <w:r>
+        <w:t>-servlet</w:t>
+      </w:r>
+      <w:proofErr w:type="gramEnd"/>
       <w:r>
         <w:t xml:space="preserve">                                                                </w:t>
       </w:r>
@@ -4334,11 +4528,16 @@
       <w:r>
         <w:t xml:space="preserve">             </w:t>
       </w:r>
+      <w:proofErr w:type="gramStart"/>
       <w:r>
         <w:t>m</w:t>
       </w:r>
       <w:r>
-        <w:t xml:space="preserve">apping                                      </w:t>
+        <w:t>apping</w:t>
+      </w:r>
+      <w:proofErr w:type="gramEnd"/>
+      <w:r>
+        <w:t xml:space="preserve">                                      </w:t>
       </w:r>
     </w:p>
     <w:p>
@@ -4346,8 +4545,18 @@
         <w:ind w:left="6480"/>
       </w:pPr>
       <w:r>
-        <w:t xml:space="preserve">            pojo-table</w:t>
-      </w:r>
+        <w:t xml:space="preserve">            </w:t>
+      </w:r>
+      <w:proofErr w:type="spellStart"/>
+      <w:proofErr w:type="gramStart"/>
+      <w:r>
+        <w:t>pojo</w:t>
+      </w:r>
+      <w:proofErr w:type="spellEnd"/>
+      <w:r>
+        <w:t>-table</w:t>
+      </w:r>
+      <w:proofErr w:type="gramEnd"/>
     </w:p>
     <w:p>
       <w:r>
@@ -4708,16 +4917,76 @@
           <w:sz w:val="28"/>
           <w:szCs w:val="28"/>
         </w:rPr>
-        <w:t>All jsp must be created under</w:t>
-      </w:r>
-      <w:r>
-        <w:rPr>
-          <w:rFonts w:ascii="Consolas" w:hAnsi="Consolas"/>
-          <w:color w:val="008080"/>
-          <w:sz w:val="28"/>
-          <w:szCs w:val="28"/>
-        </w:rPr>
-        <w:t xml:space="preserve"> webapp folder (rightclick).</w:t>
+        <w:t xml:space="preserve">All </w:t>
+      </w:r>
+      <w:proofErr w:type="spellStart"/>
+      <w:r>
+        <w:rPr>
+          <w:rFonts w:ascii="Consolas" w:hAnsi="Consolas"/>
+          <w:color w:val="008080"/>
+          <w:sz w:val="28"/>
+          <w:szCs w:val="28"/>
+        </w:rPr>
+        <w:t>jsp</w:t>
+      </w:r>
+      <w:proofErr w:type="spellEnd"/>
+      <w:r>
+        <w:rPr>
+          <w:rFonts w:ascii="Consolas" w:hAnsi="Consolas"/>
+          <w:color w:val="008080"/>
+          <w:sz w:val="28"/>
+          <w:szCs w:val="28"/>
+        </w:rPr>
+        <w:t xml:space="preserve"> must be created under</w:t>
+      </w:r>
+      <w:r>
+        <w:rPr>
+          <w:rFonts w:ascii="Consolas" w:hAnsi="Consolas"/>
+          <w:color w:val="008080"/>
+          <w:sz w:val="28"/>
+          <w:szCs w:val="28"/>
+        </w:rPr>
+        <w:t xml:space="preserve"> </w:t>
+      </w:r>
+      <w:proofErr w:type="spellStart"/>
+      <w:r>
+        <w:rPr>
+          <w:rFonts w:ascii="Consolas" w:hAnsi="Consolas"/>
+          <w:color w:val="008080"/>
+          <w:sz w:val="28"/>
+          <w:szCs w:val="28"/>
+        </w:rPr>
+        <w:t>webapp</w:t>
+      </w:r>
+      <w:proofErr w:type="spellEnd"/>
+      <w:r>
+        <w:rPr>
+          <w:rFonts w:ascii="Consolas" w:hAnsi="Consolas"/>
+          <w:color w:val="008080"/>
+          <w:sz w:val="28"/>
+          <w:szCs w:val="28"/>
+        </w:rPr>
+        <w:t xml:space="preserve"> folder (</w:t>
+      </w:r>
+      <w:proofErr w:type="spellStart"/>
+      <w:r>
+        <w:rPr>
+          <w:rFonts w:ascii="Consolas" w:hAnsi="Consolas"/>
+          <w:color w:val="008080"/>
+          <w:sz w:val="28"/>
+          <w:szCs w:val="28"/>
+        </w:rPr>
+        <w:t>rightclick</w:t>
+      </w:r>
+      <w:proofErr w:type="spellEnd"/>
+      <w:r>
+        <w:rPr>
+          <w:rFonts w:ascii="Consolas" w:hAnsi="Consolas"/>
+          <w:color w:val="008080"/>
+          <w:sz w:val="28"/>
+          <w:szCs w:val="28"/>
+        </w:rPr>
+        <w:t>).</w:t>
       </w:r>
     </w:p>
     <w:p>
@@ -4746,6 +5015,7 @@
           <w:u w:val="single"/>
         </w:rPr>
       </w:pPr>
+      <w:proofErr w:type="spellStart"/>
       <w:r>
         <w:rPr>
           <w:rFonts w:ascii="Consolas" w:hAnsi="Consolas"/>
@@ -4756,6 +5026,7 @@
         </w:rPr>
         <w:t>index.jsp</w:t>
       </w:r>
+      <w:proofErr w:type="spellEnd"/>
     </w:p>
     <w:p>
       <w:pPr>
@@ -4792,6 +5063,7 @@
         </w:rPr>
         <w:t>&lt;</w:t>
       </w:r>
+      <w:proofErr w:type="gramStart"/>
       <w:r>
         <w:rPr>
           <w:rFonts w:ascii="Consolas" w:hAnsi="Consolas"/>
@@ -4802,6 +5074,7 @@
         </w:rPr>
         <w:t>html</w:t>
       </w:r>
+      <w:proofErr w:type="gramEnd"/>
       <w:r>
         <w:rPr>
           <w:rFonts w:ascii="Consolas" w:hAnsi="Consolas"/>
@@ -4833,6 +5106,7 @@
         </w:rPr>
         <w:t>&lt;</w:t>
       </w:r>
+      <w:proofErr w:type="gramStart"/>
       <w:r>
         <w:rPr>
           <w:rFonts w:ascii="Consolas" w:hAnsi="Consolas"/>
@@ -4842,6 +5116,7 @@
         </w:rPr>
         <w:t>body</w:t>
       </w:r>
+      <w:proofErr w:type="gramEnd"/>
       <w:r>
         <w:rPr>
           <w:rFonts w:ascii="Consolas" w:hAnsi="Consolas"/>
@@ -4874,6 +5149,8 @@
         </w:rPr>
         <w:t>&lt;</w:t>
       </w:r>
+      <w:proofErr w:type="spellStart"/>
+      <w:proofErr w:type="gramStart"/>
       <w:r>
         <w:rPr>
           <w:rFonts w:ascii="Consolas" w:hAnsi="Consolas"/>
@@ -4884,6 +5161,8 @@
         </w:rPr>
         <w:t>center</w:t>
       </w:r>
+      <w:proofErr w:type="spellEnd"/>
+      <w:proofErr w:type="gramEnd"/>
       <w:r>
         <w:rPr>
           <w:rFonts w:ascii="Consolas" w:hAnsi="Consolas"/>
@@ -4945,17 +5224,39 @@
           <w:szCs w:val="28"/>
           <w:u w:val="single"/>
         </w:rPr>
-        <w:t>Hello User!</w:t>
-      </w:r>
-      <w:r>
-        <w:rPr>
-          <w:rFonts w:ascii="Consolas" w:hAnsi="Consolas"/>
-          <w:color w:val="008080"/>
-          <w:sz w:val="28"/>
-          <w:szCs w:val="28"/>
-          <w:u w:val="single"/>
-        </w:rPr>
-        <w:t>&lt;/</w:t>
+        <w:t>Hello User</w:t>
+      </w:r>
+      <w:proofErr w:type="gramStart"/>
+      <w:r>
+        <w:rPr>
+          <w:rFonts w:ascii="Consolas" w:hAnsi="Consolas"/>
+          <w:color w:val="000000"/>
+          <w:sz w:val="28"/>
+          <w:szCs w:val="28"/>
+          <w:u w:val="single"/>
+        </w:rPr>
+        <w:t>!</w:t>
+      </w:r>
+      <w:r>
+        <w:rPr>
+          <w:rFonts w:ascii="Consolas" w:hAnsi="Consolas"/>
+          <w:color w:val="008080"/>
+          <w:sz w:val="28"/>
+          <w:szCs w:val="28"/>
+          <w:u w:val="single"/>
+        </w:rPr>
+        <w:t>&lt;</w:t>
+      </w:r>
+      <w:proofErr w:type="gramEnd"/>
+      <w:r>
+        <w:rPr>
+          <w:rFonts w:ascii="Consolas" w:hAnsi="Consolas"/>
+          <w:color w:val="008080"/>
+          <w:sz w:val="28"/>
+          <w:szCs w:val="28"/>
+          <w:u w:val="single"/>
+        </w:rPr>
+        <w:t>/</w:t>
       </w:r>
       <w:r>
         <w:rPr>
@@ -4977,6 +5278,7 @@
         </w:rPr>
         <w:t>&gt;&lt;</w:t>
       </w:r>
+      <w:proofErr w:type="spellStart"/>
       <w:r>
         <w:rPr>
           <w:rFonts w:ascii="Consolas" w:hAnsi="Consolas"/>
@@ -4987,6 +5289,7 @@
         </w:rPr>
         <w:t>br</w:t>
       </w:r>
+      <w:proofErr w:type="spellEnd"/>
       <w:r>
         <w:rPr>
           <w:rFonts w:ascii="Consolas" w:hAnsi="Consolas"/>
@@ -4997,6 +5300,7 @@
         </w:rPr>
         <w:t>&gt;&lt;</w:t>
       </w:r>
+      <w:proofErr w:type="spellStart"/>
       <w:r>
         <w:rPr>
           <w:rFonts w:ascii="Consolas" w:hAnsi="Consolas"/>
@@ -5007,6 +5311,7 @@
         </w:rPr>
         <w:t>br</w:t>
       </w:r>
+      <w:proofErr w:type="spellEnd"/>
       <w:r>
         <w:rPr>
           <w:rFonts w:ascii="Consolas" w:hAnsi="Consolas"/>
@@ -5144,6 +5449,7 @@
         </w:rPr>
         <w:t xml:space="preserve"> </w:t>
       </w:r>
+      <w:proofErr w:type="spellStart"/>
       <w:r>
         <w:rPr>
           <w:rFonts w:ascii="Consolas" w:hAnsi="Consolas"/>
@@ -5154,6 +5460,7 @@
         </w:rPr>
         <w:t>href</w:t>
       </w:r>
+      <w:proofErr w:type="spellEnd"/>
       <w:r>
         <w:rPr>
           <w:rFonts w:ascii="Consolas" w:hAnsi="Consolas"/>
@@ -5174,7 +5481,33 @@
           <w:szCs w:val="28"/>
           <w:u w:val="single"/>
         </w:rPr>
-        <w:t>"register.jsp"</w:t>
+        <w:t>"</w:t>
+      </w:r>
+      <w:proofErr w:type="spellStart"/>
+      <w:r>
+        <w:rPr>
+          <w:rFonts w:ascii="Consolas" w:hAnsi="Consolas"/>
+          <w:i/>
+          <w:iCs/>
+          <w:color w:val="2A00FF"/>
+          <w:sz w:val="28"/>
+          <w:szCs w:val="28"/>
+          <w:u w:val="single"/>
+        </w:rPr>
+        <w:t>register.jsp</w:t>
+      </w:r>
+      <w:proofErr w:type="spellEnd"/>
+      <w:r>
+        <w:rPr>
+          <w:rFonts w:ascii="Consolas" w:hAnsi="Consolas"/>
+          <w:i/>
+          <w:iCs/>
+          <w:color w:val="2A00FF"/>
+          <w:sz w:val="28"/>
+          <w:szCs w:val="28"/>
+          <w:u w:val="single"/>
+        </w:rPr>
+        <w:t>"</w:t>
       </w:r>
       <w:r>
         <w:rPr>
@@ -5269,6 +5602,7 @@
         </w:rPr>
         <w:t xml:space="preserve"> </w:t>
       </w:r>
+      <w:proofErr w:type="spellStart"/>
       <w:r>
         <w:rPr>
           <w:rFonts w:ascii="Consolas" w:hAnsi="Consolas"/>
@@ -5279,6 +5613,7 @@
         </w:rPr>
         <w:t>href</w:t>
       </w:r>
+      <w:proofErr w:type="spellEnd"/>
       <w:r>
         <w:rPr>
           <w:rFonts w:ascii="Consolas" w:hAnsi="Consolas"/>
@@ -5301,6 +5636,7 @@
         </w:rPr>
         <w:t>"</w:t>
       </w:r>
+      <w:proofErr w:type="spellStart"/>
       <w:r>
         <w:rPr>
           <w:rFonts w:ascii="Consolas" w:hAnsi="Consolas"/>
@@ -5337,6 +5673,7 @@
         </w:rPr>
         <w:t>.jsp</w:t>
       </w:r>
+      <w:proofErr w:type="spellEnd"/>
       <w:r>
         <w:rPr>
           <w:rFonts w:ascii="Consolas" w:hAnsi="Consolas"/>
@@ -5422,6 +5759,7 @@
         </w:rPr>
         <w:t>&lt;/</w:t>
       </w:r>
+      <w:proofErr w:type="spellStart"/>
       <w:r>
         <w:rPr>
           <w:rFonts w:ascii="Consolas" w:hAnsi="Consolas"/>
@@ -5432,6 +5770,7 @@
         </w:rPr>
         <w:t>center</w:t>
       </w:r>
+      <w:proofErr w:type="spellEnd"/>
       <w:r>
         <w:rPr>
           <w:rFonts w:ascii="Consolas" w:hAnsi="Consolas"/>
@@ -5546,6 +5885,7 @@
           <w:u w:val="single"/>
         </w:rPr>
       </w:pPr>
+      <w:proofErr w:type="spellStart"/>
       <w:r>
         <w:rPr>
           <w:rFonts w:ascii="Consolas" w:hAnsi="Consolas"/>
@@ -5566,6 +5906,7 @@
         </w:rPr>
         <w:t>.jsp</w:t>
       </w:r>
+      <w:proofErr w:type="spellEnd"/>
     </w:p>
     <w:p>
       <w:pPr>
@@ -5628,12 +5969,14 @@
         </w:rPr>
         <w:t xml:space="preserve"> </w:t>
       </w:r>
+      <w:proofErr w:type="spellStart"/>
       <w:r>
         <w:rPr>
           <w:color w:val="7F007F"/>
         </w:rPr>
         <w:t>contentType</w:t>
       </w:r>
+      <w:proofErr w:type="spellEnd"/>
       <w:r>
         <w:rPr>
           <w:color w:val="000000"/>
@@ -5657,12 +6000,16 @@
         </w:rPr>
         <w:t xml:space="preserve">    </w:t>
       </w:r>
+      <w:proofErr w:type="spellStart"/>
+      <w:proofErr w:type="gramStart"/>
       <w:r>
         <w:rPr>
           <w:color w:val="7F007F"/>
         </w:rPr>
         <w:t>pageEncoding</w:t>
       </w:r>
+      <w:proofErr w:type="spellEnd"/>
+      <w:proofErr w:type="gramEnd"/>
       <w:r>
         <w:rPr>
           <w:color w:val="000000"/>
@@ -5686,6 +6033,7 @@
           <w:color w:val="000000"/>
         </w:rPr>
       </w:pPr>
+      <w:proofErr w:type="gramStart"/>
       <w:r>
         <w:rPr>
           <w:color w:val="008080"/>
@@ -5698,6 +6046,7 @@
         </w:rPr>
         <w:t>DOCTYPE</w:t>
       </w:r>
+      <w:proofErr w:type="gramEnd"/>
       <w:r>
         <w:rPr>
           <w:color w:val="000000"/>
@@ -5724,12 +6073,14 @@
         </w:rPr>
         <w:t>&lt;</w:t>
       </w:r>
+      <w:proofErr w:type="gramStart"/>
       <w:r>
         <w:rPr>
           <w:color w:val="3F7F7F"/>
         </w:rPr>
         <w:t>html</w:t>
       </w:r>
+      <w:proofErr w:type="gramEnd"/>
       <w:r>
         <w:rPr>
           <w:color w:val="008080"/>
@@ -5750,12 +6101,14 @@
         </w:rPr>
         <w:t>&lt;</w:t>
       </w:r>
+      <w:proofErr w:type="gramStart"/>
       <w:r>
         <w:rPr>
           <w:color w:val="3F7F7F"/>
         </w:rPr>
         <w:t>head</w:t>
       </w:r>
+      <w:proofErr w:type="gramEnd"/>
       <w:r>
         <w:rPr>
           <w:color w:val="008080"/>
@@ -5776,12 +6129,14 @@
         </w:rPr>
         <w:t>&lt;</w:t>
       </w:r>
+      <w:proofErr w:type="gramStart"/>
       <w:r>
         <w:rPr>
           <w:color w:val="3F7F7F"/>
         </w:rPr>
         <w:t>meta</w:t>
       </w:r>
+      <w:proofErr w:type="gramEnd"/>
       <w:r>
         <w:rPr>
           <w:color w:val="000000"/>
@@ -5823,6 +6178,7 @@
         </w:rPr>
         <w:t>&lt;</w:t>
       </w:r>
+      <w:proofErr w:type="gramStart"/>
       <w:r>
         <w:rPr>
           <w:color w:val="3F7F7F"/>
@@ -5835,6 +6191,7 @@
         </w:rPr>
         <w:t>&gt;</w:t>
       </w:r>
+      <w:proofErr w:type="gramEnd"/>
       <w:r>
         <w:rPr>
           <w:color w:val="000000"/>
@@ -5899,12 +6256,14 @@
         </w:rPr>
         <w:t>&lt;</w:t>
       </w:r>
+      <w:proofErr w:type="gramStart"/>
       <w:r>
         <w:rPr>
           <w:color w:val="3F7F7F"/>
         </w:rPr>
         <w:t>body</w:t>
       </w:r>
+      <w:proofErr w:type="gramEnd"/>
       <w:r>
         <w:rPr>
           <w:color w:val="008080"/>
@@ -5926,6 +6285,8 @@
         </w:rPr>
         <w:t>&lt;</w:t>
       </w:r>
+      <w:proofErr w:type="spellStart"/>
+      <w:proofErr w:type="gramStart"/>
       <w:r>
         <w:rPr>
           <w:color w:val="3F7F7F"/>
@@ -5933,6 +6294,8 @@
         </w:rPr>
         <w:t>center</w:t>
       </w:r>
+      <w:proofErr w:type="spellEnd"/>
+      <w:proofErr w:type="gramEnd"/>
       <w:r>
         <w:rPr>
           <w:color w:val="008080"/>
@@ -6016,11 +6379,19 @@
           <w:color w:val="000000"/>
         </w:rPr>
       </w:pPr>
-      <w:r>
-        <w:rPr>
-          <w:color w:val="000000"/>
-        </w:rPr>
-        <w:t xml:space="preserve">UserName </w:t>
+      <w:proofErr w:type="spellStart"/>
+      <w:r>
+        <w:rPr>
+          <w:color w:val="000000"/>
+        </w:rPr>
+        <w:t>UserName</w:t>
+      </w:r>
+      <w:proofErr w:type="spellEnd"/>
+      <w:r>
+        <w:rPr>
+          <w:color w:val="000000"/>
+        </w:rPr>
+        <w:t xml:space="preserve"> </w:t>
       </w:r>
       <w:r>
         <w:rPr>
@@ -6082,24 +6453,28 @@
         </w:rPr>
         <w:t>&gt;&lt;</w:t>
       </w:r>
+      <w:proofErr w:type="spellStart"/>
       <w:r>
         <w:rPr>
           <w:color w:val="3F7F7F"/>
         </w:rPr>
         <w:t>br</w:t>
       </w:r>
+      <w:proofErr w:type="spellEnd"/>
       <w:r>
         <w:rPr>
           <w:color w:val="008080"/>
         </w:rPr>
         <w:t>&gt;&lt;</w:t>
       </w:r>
+      <w:proofErr w:type="spellStart"/>
       <w:r>
         <w:rPr>
           <w:color w:val="3F7F7F"/>
         </w:rPr>
         <w:t>br</w:t>
       </w:r>
+      <w:proofErr w:type="spellEnd"/>
       <w:r>
         <w:rPr>
           <w:color w:val="008080"/>
@@ -6172,7 +6547,15 @@
         <w:t>=</w:t>
       </w:r>
       <w:r>
-        <w:t>"pwd"</w:t>
+        <w:t>"</w:t>
+      </w:r>
+      <w:proofErr w:type="spellStart"/>
+      <w:r>
+        <w:t>pwd</w:t>
+      </w:r>
+      <w:proofErr w:type="spellEnd"/>
+      <w:r>
+        <w:t>"</w:t>
       </w:r>
       <w:r>
         <w:rPr>
@@ -6180,24 +6563,28 @@
         </w:rPr>
         <w:t>&gt;&lt;</w:t>
       </w:r>
+      <w:proofErr w:type="spellStart"/>
       <w:r>
         <w:rPr>
           <w:color w:val="3F7F7F"/>
         </w:rPr>
         <w:t>br</w:t>
       </w:r>
+      <w:proofErr w:type="spellEnd"/>
       <w:r>
         <w:rPr>
           <w:color w:val="008080"/>
         </w:rPr>
         <w:t>&gt;&lt;</w:t>
       </w:r>
+      <w:proofErr w:type="spellStart"/>
       <w:r>
         <w:rPr>
           <w:color w:val="3F7F7F"/>
         </w:rPr>
         <w:t>br</w:t>
       </w:r>
+      <w:proofErr w:type="spellEnd"/>
       <w:r>
         <w:rPr>
           <w:color w:val="008080"/>
@@ -6390,6 +6777,7 @@
           <w:u w:val="single"/>
         </w:rPr>
       </w:pPr>
+      <w:proofErr w:type="spellStart"/>
       <w:r>
         <w:rPr>
           <w:rFonts w:ascii="Consolas" w:hAnsi="Consolas"/>
@@ -6410,6 +6798,7 @@
         </w:rPr>
         <w:t>.jsp</w:t>
       </w:r>
+      <w:proofErr w:type="spellEnd"/>
     </w:p>
     <w:p>
       <w:pPr>
@@ -6476,12 +6865,14 @@
         </w:rPr>
         <w:t xml:space="preserve"> </w:t>
       </w:r>
+      <w:proofErr w:type="spellStart"/>
       <w:r>
         <w:rPr>
           <w:color w:val="7F007F"/>
         </w:rPr>
         <w:t>contentType</w:t>
       </w:r>
+      <w:proofErr w:type="spellEnd"/>
       <w:r>
         <w:rPr>
           <w:color w:val="000000"/>
@@ -6505,12 +6896,16 @@
         </w:rPr>
         <w:t xml:space="preserve">    </w:t>
       </w:r>
+      <w:proofErr w:type="spellStart"/>
+      <w:proofErr w:type="gramStart"/>
       <w:r>
         <w:rPr>
           <w:color w:val="7F007F"/>
         </w:rPr>
         <w:t>pageEncoding</w:t>
       </w:r>
+      <w:proofErr w:type="spellEnd"/>
+      <w:proofErr w:type="gramEnd"/>
       <w:r>
         <w:rPr>
           <w:color w:val="000000"/>
@@ -6571,7 +6966,15 @@
         <w:t xml:space="preserve">= </w:t>
       </w:r>
       <w:r>
-        <w:t>"java.util.*"</w:t>
+        <w:t>"</w:t>
+      </w:r>
+      <w:proofErr w:type="spellStart"/>
+      <w:r>
+        <w:t>java.util</w:t>
+      </w:r>
+      <w:proofErr w:type="spellEnd"/>
+      <w:r>
+        <w:t>.*"</w:t>
       </w:r>
       <w:r>
         <w:rPr>
@@ -6636,7 +7039,15 @@
         <w:t>=</w:t>
       </w:r>
       <w:r>
-        <w:t>"Repository.UserDAO"</w:t>
+        <w:t>"</w:t>
+      </w:r>
+      <w:proofErr w:type="spellStart"/>
+      <w:r>
+        <w:t>Repository.UserDAO</w:t>
+      </w:r>
+      <w:proofErr w:type="spellEnd"/>
+      <w:r>
+        <w:t>"</w:t>
       </w:r>
       <w:r>
         <w:rPr>
@@ -6695,7 +7106,15 @@
         <w:t>=</w:t>
       </w:r>
       <w:r>
-        <w:t>"Model.User"</w:t>
+        <w:t>"</w:t>
+      </w:r>
+      <w:proofErr w:type="spellStart"/>
+      <w:r>
+        <w:t>Model.User</w:t>
+      </w:r>
+      <w:proofErr w:type="spellEnd"/>
+      <w:r>
+        <w:t>"</w:t>
       </w:r>
       <w:r>
         <w:rPr>
@@ -6754,7 +7173,15 @@
         <w:t>=</w:t>
       </w:r>
       <w:r>
-        <w:t>"java.util.ListIterator"</w:t>
+        <w:t>"</w:t>
+      </w:r>
+      <w:proofErr w:type="spellStart"/>
+      <w:r>
+        <w:t>java.util.ListIterator</w:t>
+      </w:r>
+      <w:proofErr w:type="spellEnd"/>
+      <w:r>
+        <w:t>"</w:t>
       </w:r>
       <w:r>
         <w:rPr>
@@ -6776,6 +7203,7 @@
           <w:color w:val="000000"/>
         </w:rPr>
       </w:pPr>
+      <w:proofErr w:type="gramStart"/>
       <w:r>
         <w:rPr>
           <w:color w:val="008080"/>
@@ -6788,6 +7216,7 @@
         </w:rPr>
         <w:t>DOCTYPE</w:t>
       </w:r>
+      <w:proofErr w:type="gramEnd"/>
       <w:r>
         <w:rPr>
           <w:color w:val="000000"/>
@@ -6814,12 +7243,14 @@
         </w:rPr>
         <w:t>&lt;</w:t>
       </w:r>
+      <w:proofErr w:type="gramStart"/>
       <w:r>
         <w:rPr>
           <w:color w:val="3F7F7F"/>
         </w:rPr>
         <w:t>html</w:t>
       </w:r>
+      <w:proofErr w:type="gramEnd"/>
       <w:r>
         <w:rPr>
           <w:color w:val="008080"/>
@@ -6840,12 +7271,14 @@
         </w:rPr>
         <w:t>&lt;</w:t>
       </w:r>
+      <w:proofErr w:type="gramStart"/>
       <w:r>
         <w:rPr>
           <w:color w:val="3F7F7F"/>
         </w:rPr>
         <w:t>head</w:t>
       </w:r>
+      <w:proofErr w:type="gramEnd"/>
       <w:r>
         <w:rPr>
           <w:color w:val="008080"/>
@@ -6866,12 +7299,14 @@
         </w:rPr>
         <w:t>&lt;</w:t>
       </w:r>
+      <w:proofErr w:type="gramStart"/>
       <w:r>
         <w:rPr>
           <w:color w:val="3F7F7F"/>
         </w:rPr>
         <w:t>meta</w:t>
       </w:r>
+      <w:proofErr w:type="gramEnd"/>
       <w:r>
         <w:rPr>
           <w:color w:val="000000"/>
@@ -6913,6 +7348,7 @@
         </w:rPr>
         <w:t>&lt;</w:t>
       </w:r>
+      <w:proofErr w:type="gramStart"/>
       <w:r>
         <w:rPr>
           <w:color w:val="3F7F7F"/>
@@ -6925,6 +7361,7 @@
         </w:rPr>
         <w:t>&gt;</w:t>
       </w:r>
+      <w:proofErr w:type="gramEnd"/>
       <w:r>
         <w:rPr>
           <w:color w:val="000000"/>
@@ -6989,12 +7426,14 @@
         </w:rPr>
         <w:t>&lt;</w:t>
       </w:r>
+      <w:proofErr w:type="gramStart"/>
       <w:r>
         <w:rPr>
           <w:color w:val="3F7F7F"/>
         </w:rPr>
         <w:t>body</w:t>
       </w:r>
+      <w:proofErr w:type="gramEnd"/>
       <w:r>
         <w:rPr>
           <w:color w:val="008080"/>
@@ -7016,6 +7455,8 @@
         </w:rPr>
         <w:t>&lt;</w:t>
       </w:r>
+      <w:proofErr w:type="spellStart"/>
+      <w:proofErr w:type="gramStart"/>
       <w:r>
         <w:rPr>
           <w:color w:val="3F7F7F"/>
@@ -7023,6 +7464,8 @@
         </w:rPr>
         <w:t>center</w:t>
       </w:r>
+      <w:proofErr w:type="spellEnd"/>
+      <w:proofErr w:type="gramEnd"/>
       <w:r>
         <w:rPr>
           <w:color w:val="008080"/>
@@ -7110,12 +7553,37 @@
           <w:color w:val="000000"/>
         </w:rPr>
       </w:pPr>
-      <w:r>
-        <w:rPr>
-          <w:color w:val="000000"/>
-          <w:u w:val="single"/>
-        </w:rPr>
-        <w:t>UserDAO userDao=</w:t>
+      <w:proofErr w:type="spellStart"/>
+      <w:r>
+        <w:rPr>
+          <w:color w:val="000000"/>
+          <w:u w:val="single"/>
+        </w:rPr>
+        <w:t>UserDAO</w:t>
+      </w:r>
+      <w:proofErr w:type="spellEnd"/>
+      <w:r>
+        <w:rPr>
+          <w:color w:val="000000"/>
+          <w:u w:val="single"/>
+        </w:rPr>
+        <w:t xml:space="preserve"> </w:t>
+      </w:r>
+      <w:proofErr w:type="spellStart"/>
+      <w:r>
+        <w:rPr>
+          <w:color w:val="000000"/>
+          <w:u w:val="single"/>
+        </w:rPr>
+        <w:t>userDao</w:t>
+      </w:r>
+      <w:proofErr w:type="spellEnd"/>
+      <w:r>
+        <w:rPr>
+          <w:color w:val="000000"/>
+          <w:u w:val="single"/>
+        </w:rPr>
+        <w:t>=</w:t>
       </w:r>
       <w:r>
         <w:rPr>
@@ -7131,31 +7599,82 @@
           <w:color w:val="000000"/>
           <w:u w:val="single"/>
         </w:rPr>
-        <w:t xml:space="preserve"> UserDAO();</w:t>
-      </w:r>
-    </w:p>
-    <w:p>
-      <w:pPr>
-        <w:pStyle w:val="NoSpacing"/>
-        <w:rPr>
-          <w:color w:val="000000"/>
-        </w:rPr>
-      </w:pPr>
-      <w:r>
-        <w:rPr>
-          <w:color w:val="000000"/>
-          <w:u w:val="single"/>
-        </w:rPr>
-        <w:t>List&lt;User&gt; users=userDao.fetchAll();</w:t>
-      </w:r>
-    </w:p>
-    <w:p>
-      <w:pPr>
-        <w:pStyle w:val="NoSpacing"/>
-        <w:rPr>
-          <w:color w:val="000000"/>
-        </w:rPr>
-      </w:pPr>
+        <w:t xml:space="preserve"> </w:t>
+      </w:r>
+      <w:proofErr w:type="spellStart"/>
+      <w:proofErr w:type="gramStart"/>
+      <w:r>
+        <w:rPr>
+          <w:color w:val="000000"/>
+          <w:u w:val="single"/>
+        </w:rPr>
+        <w:t>UserDAO</w:t>
+      </w:r>
+      <w:proofErr w:type="spellEnd"/>
+      <w:r>
+        <w:rPr>
+          <w:color w:val="000000"/>
+          <w:u w:val="single"/>
+        </w:rPr>
+        <w:t>(</w:t>
+      </w:r>
+      <w:proofErr w:type="gramEnd"/>
+      <w:r>
+        <w:rPr>
+          <w:color w:val="000000"/>
+          <w:u w:val="single"/>
+        </w:rPr>
+        <w:t>);</w:t>
+      </w:r>
+    </w:p>
+    <w:p>
+      <w:pPr>
+        <w:pStyle w:val="NoSpacing"/>
+        <w:rPr>
+          <w:color w:val="000000"/>
+        </w:rPr>
+      </w:pPr>
+      <w:r>
+        <w:rPr>
+          <w:color w:val="000000"/>
+          <w:u w:val="single"/>
+        </w:rPr>
+        <w:t>List&lt;User&gt; users=</w:t>
+      </w:r>
+      <w:proofErr w:type="spellStart"/>
+      <w:proofErr w:type="gramStart"/>
+      <w:r>
+        <w:rPr>
+          <w:color w:val="000000"/>
+          <w:u w:val="single"/>
+        </w:rPr>
+        <w:t>userDao.fetchAll</w:t>
+      </w:r>
+      <w:proofErr w:type="spellEnd"/>
+      <w:r>
+        <w:rPr>
+          <w:color w:val="000000"/>
+          <w:u w:val="single"/>
+        </w:rPr>
+        <w:t>(</w:t>
+      </w:r>
+      <w:proofErr w:type="gramEnd"/>
+      <w:r>
+        <w:rPr>
+          <w:color w:val="000000"/>
+          <w:u w:val="single"/>
+        </w:rPr>
+        <w:t>);</w:t>
+      </w:r>
+    </w:p>
+    <w:p>
+      <w:pPr>
+        <w:pStyle w:val="NoSpacing"/>
+        <w:rPr>
+          <w:color w:val="000000"/>
+        </w:rPr>
+      </w:pPr>
+      <w:proofErr w:type="spellStart"/>
       <w:r>
         <w:rPr>
           <w:color w:val="000000"/>
@@ -7176,7 +7695,56 @@
           <w:color w:val="000000"/>
           <w:u w:val="single"/>
         </w:rPr>
-        <w:t>terator itr=users.listIterator();</w:t>
+        <w:t>terator</w:t>
+      </w:r>
+      <w:proofErr w:type="spellEnd"/>
+      <w:r>
+        <w:rPr>
+          <w:color w:val="000000"/>
+          <w:u w:val="single"/>
+        </w:rPr>
+        <w:t xml:space="preserve"> </w:t>
+      </w:r>
+      <w:proofErr w:type="spellStart"/>
+      <w:r>
+        <w:rPr>
+          <w:color w:val="000000"/>
+          <w:u w:val="single"/>
+        </w:rPr>
+        <w:t>itr</w:t>
+      </w:r>
+      <w:proofErr w:type="spellEnd"/>
+      <w:r>
+        <w:rPr>
+          <w:color w:val="000000"/>
+          <w:u w:val="single"/>
+        </w:rPr>
+        <w:t>=</w:t>
+      </w:r>
+      <w:proofErr w:type="spellStart"/>
+      <w:proofErr w:type="gramStart"/>
+      <w:r>
+        <w:rPr>
+          <w:color w:val="000000"/>
+          <w:u w:val="single"/>
+        </w:rPr>
+        <w:t>users.listIterator</w:t>
+      </w:r>
+      <w:proofErr w:type="spellEnd"/>
+      <w:r>
+        <w:rPr>
+          <w:color w:val="000000"/>
+          <w:u w:val="single"/>
+        </w:rPr>
+        <w:t>(</w:t>
+      </w:r>
+      <w:proofErr w:type="gramEnd"/>
+      <w:r>
+        <w:rPr>
+          <w:color w:val="000000"/>
+          <w:u w:val="single"/>
+        </w:rPr>
+        <w:t>);</w:t>
       </w:r>
     </w:p>
     <w:p>
@@ -7279,6 +7847,8 @@
         </w:rPr>
         <w:t>&lt;</w:t>
       </w:r>
+      <w:proofErr w:type="spellStart"/>
+      <w:proofErr w:type="gramStart"/>
       <w:r>
         <w:rPr>
           <w:color w:val="3F7F7F"/>
@@ -7286,6 +7856,8 @@
         </w:rPr>
         <w:t>tr</w:t>
       </w:r>
+      <w:proofErr w:type="spellEnd"/>
+      <w:proofErr w:type="gramEnd"/>
       <w:r>
         <w:rPr>
           <w:color w:val="008080"/>
@@ -7308,6 +7880,8 @@
         </w:rPr>
         <w:t>&lt;</w:t>
       </w:r>
+      <w:proofErr w:type="spellStart"/>
+      <w:proofErr w:type="gramStart"/>
       <w:r>
         <w:rPr>
           <w:color w:val="3F7F7F"/>
@@ -7315,6 +7889,7 @@
         </w:rPr>
         <w:t>th</w:t>
       </w:r>
+      <w:proofErr w:type="spellEnd"/>
       <w:r>
         <w:rPr>
           <w:color w:val="008080"/>
@@ -7322,6 +7897,7 @@
         </w:rPr>
         <w:t>&gt;</w:t>
       </w:r>
+      <w:proofErr w:type="gramEnd"/>
       <w:r>
         <w:rPr>
           <w:color w:val="000000"/>
@@ -7336,6 +7912,7 @@
         </w:rPr>
         <w:t>&lt;/</w:t>
       </w:r>
+      <w:proofErr w:type="spellStart"/>
       <w:r>
         <w:rPr>
           <w:color w:val="3F7F7F"/>
@@ -7343,6 +7920,7 @@
         </w:rPr>
         <w:t>th</w:t>
       </w:r>
+      <w:proofErr w:type="spellEnd"/>
       <w:r>
         <w:rPr>
           <w:color w:val="008080"/>
@@ -7365,6 +7943,8 @@
         </w:rPr>
         <w:t>&lt;</w:t>
       </w:r>
+      <w:proofErr w:type="spellStart"/>
+      <w:proofErr w:type="gramStart"/>
       <w:r>
         <w:rPr>
           <w:color w:val="3F7F7F"/>
@@ -7372,6 +7952,7 @@
         </w:rPr>
         <w:t>th</w:t>
       </w:r>
+      <w:proofErr w:type="spellEnd"/>
       <w:r>
         <w:rPr>
           <w:color w:val="008080"/>
@@ -7379,6 +7960,7 @@
         </w:rPr>
         <w:t>&gt;</w:t>
       </w:r>
+      <w:proofErr w:type="gramEnd"/>
       <w:r>
         <w:rPr>
           <w:color w:val="000000"/>
@@ -7393,6 +7975,7 @@
         </w:rPr>
         <w:t>&lt;/</w:t>
       </w:r>
+      <w:proofErr w:type="spellStart"/>
       <w:r>
         <w:rPr>
           <w:color w:val="3F7F7F"/>
@@ -7400,6 +7983,7 @@
         </w:rPr>
         <w:t>th</w:t>
       </w:r>
+      <w:proofErr w:type="spellEnd"/>
       <w:r>
         <w:rPr>
           <w:color w:val="008080"/>
@@ -7422,6 +8006,8 @@
         </w:rPr>
         <w:t>&lt;</w:t>
       </w:r>
+      <w:proofErr w:type="spellStart"/>
+      <w:proofErr w:type="gramStart"/>
       <w:r>
         <w:rPr>
           <w:color w:val="3F7F7F"/>
@@ -7429,6 +8015,7 @@
         </w:rPr>
         <w:t>th</w:t>
       </w:r>
+      <w:proofErr w:type="spellEnd"/>
       <w:r>
         <w:rPr>
           <w:color w:val="008080"/>
@@ -7436,6 +8023,7 @@
         </w:rPr>
         <w:t>&gt;</w:t>
       </w:r>
+      <w:proofErr w:type="gramEnd"/>
       <w:r>
         <w:rPr>
           <w:color w:val="000000"/>
@@ -7450,6 +8038,7 @@
         </w:rPr>
         <w:t>&lt;/</w:t>
       </w:r>
+      <w:proofErr w:type="spellStart"/>
       <w:r>
         <w:rPr>
           <w:color w:val="3F7F7F"/>
@@ -7457,6 +8046,7 @@
         </w:rPr>
         <w:t>th</w:t>
       </w:r>
+      <w:proofErr w:type="spellEnd"/>
       <w:r>
         <w:rPr>
           <w:color w:val="008080"/>
@@ -7479,6 +8069,8 @@
         </w:rPr>
         <w:t>&lt;/</w:t>
       </w:r>
+      <w:proofErr w:type="spellStart"/>
+      <w:proofErr w:type="gramStart"/>
       <w:r>
         <w:rPr>
           <w:color w:val="3F7F7F"/>
@@ -7486,6 +8078,8 @@
         </w:rPr>
         <w:t>tr</w:t>
       </w:r>
+      <w:proofErr w:type="spellEnd"/>
+      <w:proofErr w:type="gramEnd"/>
       <w:r>
         <w:rPr>
           <w:color w:val="008080"/>
@@ -7515,6 +8109,7 @@
         </w:rPr>
         <w:t xml:space="preserve"> </w:t>
       </w:r>
+      <w:proofErr w:type="gramStart"/>
       <w:r>
         <w:rPr>
           <w:b/>
@@ -7529,7 +8124,16 @@
           <w:color w:val="000000"/>
           <w:u w:val="single"/>
         </w:rPr>
-        <w:t>(itr.</w:t>
+        <w:t>(</w:t>
+      </w:r>
+      <w:proofErr w:type="spellStart"/>
+      <w:proofErr w:type="gramEnd"/>
+      <w:r>
+        <w:rPr>
+          <w:color w:val="000000"/>
+          <w:u w:val="single"/>
+        </w:rPr>
+        <w:t>itr.</w:t>
       </w:r>
       <w:r>
         <w:rPr>
@@ -7538,6 +8142,7 @@
         </w:rPr>
         <w:t>hasNext</w:t>
       </w:r>
+      <w:proofErr w:type="spellEnd"/>
       <w:r>
         <w:rPr>
           <w:color w:val="000000"/>
@@ -7558,7 +8163,39 @@
           <w:color w:val="000000"/>
           <w:u w:val="single"/>
         </w:rPr>
-        <w:t>User user=(User)itr.next();</w:t>
+        <w:t>User user</w:t>
+      </w:r>
+      <w:proofErr w:type="gramStart"/>
+      <w:r>
+        <w:rPr>
+          <w:color w:val="000000"/>
+          <w:u w:val="single"/>
+        </w:rPr>
+        <w:t>=(</w:t>
+      </w:r>
+      <w:proofErr w:type="gramEnd"/>
+      <w:r>
+        <w:rPr>
+          <w:color w:val="000000"/>
+          <w:u w:val="single"/>
+        </w:rPr>
+        <w:t>User)</w:t>
+      </w:r>
+      <w:proofErr w:type="spellStart"/>
+      <w:r>
+        <w:rPr>
+          <w:color w:val="000000"/>
+          <w:u w:val="single"/>
+        </w:rPr>
+        <w:t>itr.next</w:t>
+      </w:r>
+      <w:proofErr w:type="spellEnd"/>
+      <w:r>
+        <w:rPr>
+          <w:color w:val="000000"/>
+          <w:u w:val="single"/>
+        </w:rPr>
+        <w:t>();</w:t>
       </w:r>
       <w:r>
         <w:rPr>
@@ -7582,6 +8219,8 @@
         </w:rPr>
         <w:t>&lt;</w:t>
       </w:r>
+      <w:proofErr w:type="spellStart"/>
+      <w:proofErr w:type="gramStart"/>
       <w:r>
         <w:rPr>
           <w:color w:val="3F7F7F"/>
@@ -7589,6 +8228,8 @@
         </w:rPr>
         <w:t>tr</w:t>
       </w:r>
+      <w:proofErr w:type="spellEnd"/>
+      <w:proofErr w:type="gramEnd"/>
       <w:r>
         <w:rPr>
           <w:color w:val="008080"/>
@@ -7611,6 +8252,7 @@
         </w:rPr>
         <w:t>&lt;</w:t>
       </w:r>
+      <w:proofErr w:type="gramStart"/>
       <w:r>
         <w:rPr>
           <w:color w:val="3F7F7F"/>
@@ -7618,6 +8260,7 @@
         </w:rPr>
         <w:t>td</w:t>
       </w:r>
+      <w:proofErr w:type="gramEnd"/>
       <w:r>
         <w:rPr>
           <w:color w:val="008080"/>
@@ -7637,7 +8280,39 @@
           <w:color w:val="000000"/>
           <w:u w:val="single"/>
         </w:rPr>
-        <w:t xml:space="preserve"> out.print(user.getFirstName()); </w:t>
+        <w:t xml:space="preserve"> </w:t>
+      </w:r>
+      <w:proofErr w:type="spellStart"/>
+      <w:r>
+        <w:rPr>
+          <w:color w:val="000000"/>
+          <w:u w:val="single"/>
+        </w:rPr>
+        <w:t>out.print</w:t>
+      </w:r>
+      <w:proofErr w:type="spellEnd"/>
+      <w:r>
+        <w:rPr>
+          <w:color w:val="000000"/>
+          <w:u w:val="single"/>
+        </w:rPr>
+        <w:t>(</w:t>
+      </w:r>
+      <w:proofErr w:type="spellStart"/>
+      <w:r>
+        <w:rPr>
+          <w:color w:val="000000"/>
+          <w:u w:val="single"/>
+        </w:rPr>
+        <w:t>user.getFirstName</w:t>
+      </w:r>
+      <w:proofErr w:type="spellEnd"/>
+      <w:r>
+        <w:rPr>
+          <w:color w:val="000000"/>
+          <w:u w:val="single"/>
+        </w:rPr>
+        <w:t xml:space="preserve">()); </w:t>
       </w:r>
       <w:r>
         <w:rPr>
@@ -7682,6 +8357,7 @@
         </w:rPr>
         <w:t>&lt;</w:t>
       </w:r>
+      <w:proofErr w:type="gramStart"/>
       <w:r>
         <w:rPr>
           <w:color w:val="3F7F7F"/>
@@ -7689,6 +8365,7 @@
         </w:rPr>
         <w:t>td</w:t>
       </w:r>
+      <w:proofErr w:type="gramEnd"/>
       <w:r>
         <w:rPr>
           <w:color w:val="008080"/>
@@ -7708,7 +8385,39 @@
           <w:color w:val="000000"/>
           <w:u w:val="single"/>
         </w:rPr>
-        <w:t xml:space="preserve"> out.print(user.getLastName());</w:t>
+        <w:t xml:space="preserve"> </w:t>
+      </w:r>
+      <w:proofErr w:type="spellStart"/>
+      <w:r>
+        <w:rPr>
+          <w:color w:val="000000"/>
+          <w:u w:val="single"/>
+        </w:rPr>
+        <w:t>out.print</w:t>
+      </w:r>
+      <w:proofErr w:type="spellEnd"/>
+      <w:r>
+        <w:rPr>
+          <w:color w:val="000000"/>
+          <w:u w:val="single"/>
+        </w:rPr>
+        <w:t>(</w:t>
+      </w:r>
+      <w:proofErr w:type="spellStart"/>
+      <w:r>
+        <w:rPr>
+          <w:color w:val="000000"/>
+          <w:u w:val="single"/>
+        </w:rPr>
+        <w:t>user.getLastName</w:t>
+      </w:r>
+      <w:proofErr w:type="spellEnd"/>
+      <w:r>
+        <w:rPr>
+          <w:color w:val="000000"/>
+          <w:u w:val="single"/>
+        </w:rPr>
+        <w:t>());</w:t>
       </w:r>
       <w:r>
         <w:rPr>
@@ -7753,6 +8462,7 @@
         </w:rPr>
         <w:t>&lt;</w:t>
       </w:r>
+      <w:proofErr w:type="gramStart"/>
       <w:r>
         <w:rPr>
           <w:color w:val="3F7F7F"/>
@@ -7760,6 +8470,7 @@
         </w:rPr>
         <w:t>td</w:t>
       </w:r>
+      <w:proofErr w:type="gramEnd"/>
       <w:r>
         <w:rPr>
           <w:color w:val="008080"/>
@@ -7779,7 +8490,39 @@
           <w:color w:val="000000"/>
           <w:u w:val="single"/>
         </w:rPr>
-        <w:t xml:space="preserve"> out.print(user.getUsername()); </w:t>
+        <w:t xml:space="preserve"> </w:t>
+      </w:r>
+      <w:proofErr w:type="spellStart"/>
+      <w:r>
+        <w:rPr>
+          <w:color w:val="000000"/>
+          <w:u w:val="single"/>
+        </w:rPr>
+        <w:t>out.print</w:t>
+      </w:r>
+      <w:proofErr w:type="spellEnd"/>
+      <w:r>
+        <w:rPr>
+          <w:color w:val="000000"/>
+          <w:u w:val="single"/>
+        </w:rPr>
+        <w:t>(</w:t>
+      </w:r>
+      <w:proofErr w:type="spellStart"/>
+      <w:r>
+        <w:rPr>
+          <w:color w:val="000000"/>
+          <w:u w:val="single"/>
+        </w:rPr>
+        <w:t>user.getUsername</w:t>
+      </w:r>
+      <w:proofErr w:type="spellEnd"/>
+      <w:r>
+        <w:rPr>
+          <w:color w:val="000000"/>
+          <w:u w:val="single"/>
+        </w:rPr>
+        <w:t xml:space="preserve">()); </w:t>
       </w:r>
       <w:r>
         <w:rPr>
@@ -7824,6 +8567,8 @@
         </w:rPr>
         <w:t>&lt;/</w:t>
       </w:r>
+      <w:proofErr w:type="spellStart"/>
+      <w:proofErr w:type="gramStart"/>
       <w:r>
         <w:rPr>
           <w:color w:val="3F7F7F"/>
@@ -7831,6 +8576,8 @@
         </w:rPr>
         <w:t>tr</w:t>
       </w:r>
+      <w:proofErr w:type="spellEnd"/>
+      <w:proofErr w:type="gramEnd"/>
       <w:r>
         <w:rPr>
           <w:color w:val="008080"/>
@@ -7911,6 +8658,7 @@
         </w:rPr>
         <w:t>&lt;/</w:t>
       </w:r>
+      <w:proofErr w:type="spellStart"/>
       <w:r>
         <w:rPr>
           <w:color w:val="3F7F7F"/>
@@ -7918,6 +8666,7 @@
         </w:rPr>
         <w:t>center</w:t>
       </w:r>
+      <w:proofErr w:type="spellEnd"/>
       <w:r>
         <w:rPr>
           <w:color w:val="008080"/>
@@ -8003,7 +8752,39 @@
           <w:sz w:val="28"/>
           <w:szCs w:val="28"/>
         </w:rPr>
-        <w:t>All Servlets must be created inside classes folder inside webapp/WEB-INF</w:t>
+        <w:t xml:space="preserve">All Servlets must be created inside </w:t>
+      </w:r>
+      <w:proofErr w:type="gramStart"/>
+      <w:r>
+        <w:rPr>
+          <w:sz w:val="28"/>
+          <w:szCs w:val="28"/>
+        </w:rPr>
+        <w:t>classes</w:t>
+      </w:r>
+      <w:proofErr w:type="gramEnd"/>
+      <w:r>
+        <w:rPr>
+          <w:sz w:val="28"/>
+          <w:szCs w:val="28"/>
+        </w:rPr>
+        <w:t xml:space="preserve"> folder inside </w:t>
+      </w:r>
+      <w:proofErr w:type="spellStart"/>
+      <w:r>
+        <w:rPr>
+          <w:sz w:val="28"/>
+          <w:szCs w:val="28"/>
+        </w:rPr>
+        <w:t>webapp</w:t>
+      </w:r>
+      <w:proofErr w:type="spellEnd"/>
+      <w:r>
+        <w:rPr>
+          <w:sz w:val="28"/>
+          <w:szCs w:val="28"/>
+        </w:rPr>
+        <w:t>/WEB-INF</w:t>
       </w:r>
     </w:p>
     <w:p>
@@ -8026,73 +8807,169 @@
         <w:pStyle w:val="NoSpacing"/>
       </w:pPr>
       <w:r>
-        <w:t>Give name Login, Select doPost</w:t>
-      </w:r>
-    </w:p>
-    <w:p>
-      <w:pPr>
-        <w:pStyle w:val="NoSpacing"/>
-      </w:pPr>
-    </w:p>
-    <w:p>
-      <w:pPr>
-        <w:pStyle w:val="NoSpacing"/>
-      </w:pPr>
-      <w:r>
-        <w:t>import java.io.IOException;</w:t>
-      </w:r>
-    </w:p>
-    <w:p>
-      <w:pPr>
-        <w:pStyle w:val="NoSpacing"/>
-      </w:pPr>
-      <w:r>
-        <w:t>import javax.servlet.ServletException;</w:t>
-      </w:r>
-    </w:p>
-    <w:p>
-      <w:pPr>
-        <w:pStyle w:val="NoSpacing"/>
-      </w:pPr>
-      <w:r>
-        <w:t>import javax.servlet.http.HttpServlet;</w:t>
-      </w:r>
-    </w:p>
-    <w:p>
-      <w:pPr>
-        <w:pStyle w:val="NoSpacing"/>
-      </w:pPr>
-      <w:r>
-        <w:t>import javax.servlet.http.HttpServletRequest;</w:t>
-      </w:r>
-    </w:p>
-    <w:p>
-      <w:pPr>
-        <w:pStyle w:val="NoSpacing"/>
-      </w:pPr>
-      <w:r>
-        <w:t>import javax.servlet.http.HttpServletResponse;</w:t>
-      </w:r>
-    </w:p>
-    <w:p>
-      <w:pPr>
-        <w:pStyle w:val="NoSpacing"/>
-      </w:pPr>
-    </w:p>
-    <w:p>
-      <w:pPr>
-        <w:pStyle w:val="NoSpacing"/>
-      </w:pPr>
-      <w:r>
-        <w:t>import Model.User;</w:t>
-      </w:r>
-    </w:p>
-    <w:p>
-      <w:pPr>
-        <w:pStyle w:val="NoSpacing"/>
-      </w:pPr>
-      <w:r>
-        <w:t>import Repository.UserDAO;</w:t>
+        <w:t xml:space="preserve">Give name Login, Select </w:t>
+      </w:r>
+      <w:proofErr w:type="spellStart"/>
+      <w:r>
+        <w:t>doPost</w:t>
+      </w:r>
+      <w:proofErr w:type="spellEnd"/>
+    </w:p>
+    <w:p>
+      <w:pPr>
+        <w:pStyle w:val="NoSpacing"/>
+      </w:pPr>
+    </w:p>
+    <w:p>
+      <w:pPr>
+        <w:pStyle w:val="NoSpacing"/>
+      </w:pPr>
+      <w:proofErr w:type="gramStart"/>
+      <w:r>
+        <w:t>import</w:t>
+      </w:r>
+      <w:proofErr w:type="gramEnd"/>
+      <w:r>
+        <w:t xml:space="preserve"> </w:t>
+      </w:r>
+      <w:proofErr w:type="spellStart"/>
+      <w:r>
+        <w:t>java.io.IOException</w:t>
+      </w:r>
+      <w:proofErr w:type="spellEnd"/>
+      <w:r>
+        <w:t>;</w:t>
+      </w:r>
+    </w:p>
+    <w:p>
+      <w:pPr>
+        <w:pStyle w:val="NoSpacing"/>
+      </w:pPr>
+      <w:proofErr w:type="gramStart"/>
+      <w:r>
+        <w:t>import</w:t>
+      </w:r>
+      <w:proofErr w:type="gramEnd"/>
+      <w:r>
+        <w:t xml:space="preserve"> </w:t>
+      </w:r>
+      <w:proofErr w:type="spellStart"/>
+      <w:r>
+        <w:t>javax.servlet.ServletException</w:t>
+      </w:r>
+      <w:proofErr w:type="spellEnd"/>
+      <w:r>
+        <w:t>;</w:t>
+      </w:r>
+    </w:p>
+    <w:p>
+      <w:pPr>
+        <w:pStyle w:val="NoSpacing"/>
+      </w:pPr>
+      <w:proofErr w:type="gramStart"/>
+      <w:r>
+        <w:t>import</w:t>
+      </w:r>
+      <w:proofErr w:type="gramEnd"/>
+      <w:r>
+        <w:t xml:space="preserve"> </w:t>
+      </w:r>
+      <w:proofErr w:type="spellStart"/>
+      <w:r>
+        <w:t>javax.servlet.http.HttpServlet</w:t>
+      </w:r>
+      <w:proofErr w:type="spellEnd"/>
+      <w:r>
+        <w:t>;</w:t>
+      </w:r>
+    </w:p>
+    <w:p>
+      <w:pPr>
+        <w:pStyle w:val="NoSpacing"/>
+      </w:pPr>
+      <w:proofErr w:type="gramStart"/>
+      <w:r>
+        <w:t>import</w:t>
+      </w:r>
+      <w:proofErr w:type="gramEnd"/>
+      <w:r>
+        <w:t xml:space="preserve"> </w:t>
+      </w:r>
+      <w:proofErr w:type="spellStart"/>
+      <w:r>
+        <w:t>javax.servlet.http.HttpServletRequest</w:t>
+      </w:r>
+      <w:proofErr w:type="spellEnd"/>
+      <w:r>
+        <w:t>;</w:t>
+      </w:r>
+    </w:p>
+    <w:p>
+      <w:pPr>
+        <w:pStyle w:val="NoSpacing"/>
+      </w:pPr>
+      <w:proofErr w:type="gramStart"/>
+      <w:r>
+        <w:t>import</w:t>
+      </w:r>
+      <w:proofErr w:type="gramEnd"/>
+      <w:r>
+        <w:t xml:space="preserve"> </w:t>
+      </w:r>
+      <w:proofErr w:type="spellStart"/>
+      <w:r>
+        <w:t>javax.servlet.http.HttpServletResponse</w:t>
+      </w:r>
+      <w:proofErr w:type="spellEnd"/>
+      <w:r>
+        <w:t>;</w:t>
+      </w:r>
+    </w:p>
+    <w:p>
+      <w:pPr>
+        <w:pStyle w:val="NoSpacing"/>
+      </w:pPr>
+    </w:p>
+    <w:p>
+      <w:pPr>
+        <w:pStyle w:val="NoSpacing"/>
+      </w:pPr>
+      <w:proofErr w:type="gramStart"/>
+      <w:r>
+        <w:t>import</w:t>
+      </w:r>
+      <w:proofErr w:type="gramEnd"/>
+      <w:r>
+        <w:t xml:space="preserve"> </w:t>
+      </w:r>
+      <w:proofErr w:type="spellStart"/>
+      <w:r>
+        <w:t>Model.User</w:t>
+      </w:r>
+      <w:proofErr w:type="spellEnd"/>
+      <w:r>
+        <w:t>;</w:t>
+      </w:r>
+    </w:p>
+    <w:p>
+      <w:pPr>
+        <w:pStyle w:val="NoSpacing"/>
+      </w:pPr>
+      <w:proofErr w:type="gramStart"/>
+      <w:r>
+        <w:t>import</w:t>
+      </w:r>
+      <w:proofErr w:type="gramEnd"/>
+      <w:r>
+        <w:t xml:space="preserve"> </w:t>
+      </w:r>
+      <w:proofErr w:type="spellStart"/>
+      <w:r>
+        <w:t>Repository.UserDAO</w:t>
+      </w:r>
+      <w:proofErr w:type="spellEnd"/>
+      <w:r>
+        <w:t>;</w:t>
       </w:r>
     </w:p>
     <w:p>
@@ -8128,8 +9005,21 @@
       <w:pPr>
         <w:pStyle w:val="NoSpacing"/>
       </w:pPr>
-      <w:r>
-        <w:t>public class Login extends HttpServlet {</w:t>
+      <w:proofErr w:type="gramStart"/>
+      <w:r>
+        <w:t>public</w:t>
+      </w:r>
+      <w:proofErr w:type="gramEnd"/>
+      <w:r>
+        <w:t xml:space="preserve"> class Login extends </w:t>
+      </w:r>
+      <w:proofErr w:type="spellStart"/>
+      <w:r>
+        <w:t>HttpServlet</w:t>
+      </w:r>
+      <w:proofErr w:type="spellEnd"/>
+      <w:r>
+        <w:t xml:space="preserve"> {</w:t>
       </w:r>
     </w:p>
     <w:p>
@@ -8146,7 +9036,54 @@
       </w:pPr>
       <w:r>
         <w:tab/>
-        <w:t>protected void doPost(HttpServletRequest request, HttpServletResponse response) throws ServletException, IOException {</w:t>
+      </w:r>
+      <w:proofErr w:type="gramStart"/>
+      <w:r>
+        <w:t>protected</w:t>
+      </w:r>
+      <w:proofErr w:type="gramEnd"/>
+      <w:r>
+        <w:t xml:space="preserve"> void </w:t>
+      </w:r>
+      <w:proofErr w:type="spellStart"/>
+      <w:r>
+        <w:t>doPost</w:t>
+      </w:r>
+      <w:proofErr w:type="spellEnd"/>
+      <w:r>
+        <w:t>(</w:t>
+      </w:r>
+      <w:proofErr w:type="spellStart"/>
+      <w:r>
+        <w:t>HttpServletRequest</w:t>
+      </w:r>
+      <w:proofErr w:type="spellEnd"/>
+      <w:r>
+        <w:t xml:space="preserve"> request, </w:t>
+      </w:r>
+      <w:proofErr w:type="spellStart"/>
+      <w:r>
+        <w:t>HttpServletResponse</w:t>
+      </w:r>
+      <w:proofErr w:type="spellEnd"/>
+      <w:r>
+        <w:t xml:space="preserve"> response) throws </w:t>
+      </w:r>
+      <w:proofErr w:type="spellStart"/>
+      <w:r>
+        <w:t>ServletException</w:t>
+      </w:r>
+      <w:proofErr w:type="spellEnd"/>
+      <w:r>
+        <w:t xml:space="preserve">, </w:t>
+      </w:r>
+      <w:proofErr w:type="spellStart"/>
+      <w:r>
+        <w:t>IOException</w:t>
+      </w:r>
+      <w:proofErr w:type="spellEnd"/>
+      <w:r>
+        <w:t xml:space="preserve"> {</w:t>
       </w:r>
     </w:p>
     <w:p>
@@ -8169,7 +9106,19 @@
       </w:r>
       <w:r>
         <w:tab/>
-        <w:t>response.setContentType("text/html");</w:t>
+      </w:r>
+      <w:proofErr w:type="spellStart"/>
+      <w:proofErr w:type="gramStart"/>
+      <w:r>
+        <w:t>response.setContentType</w:t>
+      </w:r>
+      <w:proofErr w:type="spellEnd"/>
+      <w:r>
+        <w:t>(</w:t>
+      </w:r>
+      <w:proofErr w:type="gramEnd"/>
+      <w:r>
+        <w:t>"text/html");</w:t>
       </w:r>
     </w:p>
     <w:p>
@@ -8193,7 +9142,20 @@
       </w:r>
       <w:r>
         <w:tab/>
-        <w:t>String name=request.getParameter("un");</w:t>
+        <w:t>String name=</w:t>
+      </w:r>
+      <w:proofErr w:type="spellStart"/>
+      <w:proofErr w:type="gramStart"/>
+      <w:r>
+        <w:t>request.getParameter</w:t>
+      </w:r>
+      <w:proofErr w:type="spellEnd"/>
+      <w:r>
+        <w:t>(</w:t>
+      </w:r>
+      <w:proofErr w:type="gramEnd"/>
+      <w:r>
+        <w:t>"un");</w:t>
       </w:r>
     </w:p>
     <w:p>
@@ -8205,7 +9167,36 @@
       </w:r>
       <w:r>
         <w:tab/>
-        <w:t>String pwd=request.getParameter("pwd");</w:t>
+        <w:t xml:space="preserve">String </w:t>
+      </w:r>
+      <w:proofErr w:type="spellStart"/>
+      <w:r>
+        <w:t>pwd</w:t>
+      </w:r>
+      <w:proofErr w:type="spellEnd"/>
+      <w:r>
+        <w:t>=</w:t>
+      </w:r>
+      <w:proofErr w:type="spellStart"/>
+      <w:proofErr w:type="gramStart"/>
+      <w:r>
+        <w:t>request.getParameter</w:t>
+      </w:r>
+      <w:proofErr w:type="spellEnd"/>
+      <w:r>
+        <w:t>(</w:t>
+      </w:r>
+      <w:proofErr w:type="gramEnd"/>
+      <w:r>
+        <w:t>"</w:t>
+      </w:r>
+      <w:proofErr w:type="spellStart"/>
+      <w:r>
+        <w:t>pwd</w:t>
+      </w:r>
+      <w:proofErr w:type="spellEnd"/>
+      <w:r>
+        <w:t>");</w:t>
       </w:r>
     </w:p>
     <w:p>
@@ -8217,7 +9208,35 @@
       </w:r>
       <w:r>
         <w:tab/>
-        <w:t>UserDAO dao=new UserDAO();</w:t>
+      </w:r>
+      <w:proofErr w:type="spellStart"/>
+      <w:r>
+        <w:t>UserDAO</w:t>
+      </w:r>
+      <w:proofErr w:type="spellEnd"/>
+      <w:r>
+        <w:t xml:space="preserve"> </w:t>
+      </w:r>
+      <w:proofErr w:type="spellStart"/>
+      <w:r>
+        <w:t>dao</w:t>
+      </w:r>
+      <w:proofErr w:type="spellEnd"/>
+      <w:r>
+        <w:t xml:space="preserve">=new </w:t>
+      </w:r>
+      <w:proofErr w:type="spellStart"/>
+      <w:proofErr w:type="gramStart"/>
+      <w:r>
+        <w:t>UserDAO</w:t>
+      </w:r>
+      <w:proofErr w:type="spellEnd"/>
+      <w:r>
+        <w:t>(</w:t>
+      </w:r>
+      <w:proofErr w:type="gramEnd"/>
+      <w:r>
+        <w:t>);</w:t>
       </w:r>
     </w:p>
     <w:p>
@@ -8229,7 +9248,28 @@
       </w:r>
       <w:r>
         <w:tab/>
-        <w:t>User user=dao.validate(name, pwd);</w:t>
+        <w:t>User user=</w:t>
+      </w:r>
+      <w:proofErr w:type="spellStart"/>
+      <w:proofErr w:type="gramStart"/>
+      <w:r>
+        <w:t>dao.validate</w:t>
+      </w:r>
+      <w:proofErr w:type="spellEnd"/>
+      <w:r>
+        <w:t>(</w:t>
+      </w:r>
+      <w:proofErr w:type="gramEnd"/>
+      <w:r>
+        <w:t xml:space="preserve">name, </w:t>
+      </w:r>
+      <w:proofErr w:type="spellStart"/>
+      <w:r>
+        <w:t>pwd</w:t>
+      </w:r>
+      <w:proofErr w:type="spellEnd"/>
+      <w:r>
+        <w:t>);</w:t>
       </w:r>
     </w:p>
     <w:p>
@@ -8242,7 +9282,14 @@
       </w:r>
       <w:r>
         <w:tab/>
-        <w:t>if(user!=null) {</w:t>
+      </w:r>
+      <w:proofErr w:type="gramStart"/>
+      <w:r>
+        <w:t>if(</w:t>
+      </w:r>
+      <w:proofErr w:type="gramEnd"/>
+      <w:r>
+        <w:t>user!=null) {</w:t>
       </w:r>
     </w:p>
     <w:p>
@@ -8254,7 +9301,27 @@
       </w:r>
       <w:r>
         <w:tab/>
-        <w:t>request.getRequestDispatcher("login.jsp").include(request, response);</w:t>
+      </w:r>
+      <w:proofErr w:type="spellStart"/>
+      <w:proofErr w:type="gramStart"/>
+      <w:r>
+        <w:t>request.getRequestDispatcher</w:t>
+      </w:r>
+      <w:proofErr w:type="spellEnd"/>
+      <w:r>
+        <w:t>(</w:t>
+      </w:r>
+      <w:proofErr w:type="gramEnd"/>
+      <w:r>
+        <w:t>"</w:t>
+      </w:r>
+      <w:proofErr w:type="spellStart"/>
+      <w:r>
+        <w:t>login.jsp</w:t>
+      </w:r>
+      <w:proofErr w:type="spellEnd"/>
+      <w:r>
+        <w:t>").include(request, response);</w:t>
       </w:r>
     </w:p>
     <w:p>
@@ -8266,7 +9333,35 @@
       </w:r>
       <w:r>
         <w:tab/>
-        <w:t>response.getWriter().println("&lt;center&gt;");</w:t>
+      </w:r>
+      <w:proofErr w:type="spellStart"/>
+      <w:proofErr w:type="gramStart"/>
+      <w:r>
+        <w:t>response.getWriter</w:t>
+      </w:r>
+      <w:proofErr w:type="spellEnd"/>
+      <w:r>
+        <w:t>(</w:t>
+      </w:r>
+      <w:proofErr w:type="gramEnd"/>
+      <w:r>
+        <w:t>).</w:t>
+      </w:r>
+      <w:proofErr w:type="spellStart"/>
+      <w:r>
+        <w:t>println</w:t>
+      </w:r>
+      <w:proofErr w:type="spellEnd"/>
+      <w:r>
+        <w:t>("&lt;</w:t>
+      </w:r>
+      <w:proofErr w:type="spellStart"/>
+      <w:r>
+        <w:t>center</w:t>
+      </w:r>
+      <w:proofErr w:type="spellEnd"/>
+      <w:r>
+        <w:t>&gt;");</w:t>
       </w:r>
     </w:p>
     <w:p>
@@ -8278,7 +9373,27 @@
       </w:r>
       <w:r>
         <w:tab/>
-        <w:t>response.getWriter().println("&lt;h2&gt;");</w:t>
+      </w:r>
+      <w:proofErr w:type="spellStart"/>
+      <w:proofErr w:type="gramStart"/>
+      <w:r>
+        <w:t>response.getWriter</w:t>
+      </w:r>
+      <w:proofErr w:type="spellEnd"/>
+      <w:r>
+        <w:t>(</w:t>
+      </w:r>
+      <w:proofErr w:type="gramEnd"/>
+      <w:r>
+        <w:t>).</w:t>
+      </w:r>
+      <w:proofErr w:type="spellStart"/>
+      <w:r>
+        <w:t>println</w:t>
+      </w:r>
+      <w:proofErr w:type="spellEnd"/>
+      <w:r>
+        <w:t>("&lt;h2&gt;");</w:t>
       </w:r>
     </w:p>
     <w:p>
@@ -8290,7 +9405,27 @@
       </w:r>
       <w:r>
         <w:tab/>
-        <w:t>response.getWriter().println("Welcome Admin");</w:t>
+      </w:r>
+      <w:proofErr w:type="spellStart"/>
+      <w:proofErr w:type="gramStart"/>
+      <w:r>
+        <w:t>response.getWriter</w:t>
+      </w:r>
+      <w:proofErr w:type="spellEnd"/>
+      <w:r>
+        <w:t>(</w:t>
+      </w:r>
+      <w:proofErr w:type="gramEnd"/>
+      <w:r>
+        <w:t>).</w:t>
+      </w:r>
+      <w:proofErr w:type="spellStart"/>
+      <w:r>
+        <w:t>println</w:t>
+      </w:r>
+      <w:proofErr w:type="spellEnd"/>
+      <w:r>
+        <w:t>("Welcome Admin");</w:t>
       </w:r>
     </w:p>
     <w:p>
@@ -8302,7 +9437,43 @@
       </w:r>
       <w:r>
         <w:tab/>
-        <w:t>response.getWriter().println("&lt;br&gt;&lt;br&gt;");</w:t>
+      </w:r>
+      <w:proofErr w:type="spellStart"/>
+      <w:proofErr w:type="gramStart"/>
+      <w:r>
+        <w:t>response.getWriter</w:t>
+      </w:r>
+      <w:proofErr w:type="spellEnd"/>
+      <w:r>
+        <w:t>(</w:t>
+      </w:r>
+      <w:proofErr w:type="gramEnd"/>
+      <w:r>
+        <w:t>).</w:t>
+      </w:r>
+      <w:proofErr w:type="spellStart"/>
+      <w:r>
+        <w:t>println</w:t>
+      </w:r>
+      <w:proofErr w:type="spellEnd"/>
+      <w:r>
+        <w:t>("&lt;</w:t>
+      </w:r>
+      <w:proofErr w:type="spellStart"/>
+      <w:r>
+        <w:t>br</w:t>
+      </w:r>
+      <w:proofErr w:type="spellEnd"/>
+      <w:r>
+        <w:t>&gt;&lt;</w:t>
+      </w:r>
+      <w:proofErr w:type="spellStart"/>
+      <w:r>
+        <w:t>br</w:t>
+      </w:r>
+      <w:proofErr w:type="spellEnd"/>
+      <w:r>
+        <w:t>&gt;");</w:t>
       </w:r>
     </w:p>
     <w:p>
@@ -8314,7 +9485,51 @@
       </w:r>
       <w:r>
         <w:tab/>
-        <w:t>response.getWriter().println("&lt;a href="+"fetchallusers.jsp"+"&gt;"+"FetchUsers"+"&lt;/a&gt;");</w:t>
+      </w:r>
+      <w:proofErr w:type="spellStart"/>
+      <w:proofErr w:type="gramStart"/>
+      <w:r>
+        <w:t>response.getWriter</w:t>
+      </w:r>
+      <w:proofErr w:type="spellEnd"/>
+      <w:r>
+        <w:t>(</w:t>
+      </w:r>
+      <w:proofErr w:type="gramEnd"/>
+      <w:r>
+        <w:t>).</w:t>
+      </w:r>
+      <w:proofErr w:type="spellStart"/>
+      <w:r>
+        <w:t>println</w:t>
+      </w:r>
+      <w:proofErr w:type="spellEnd"/>
+      <w:r>
+        <w:t xml:space="preserve">("&lt;a </w:t>
+      </w:r>
+      <w:proofErr w:type="spellStart"/>
+      <w:r>
+        <w:t>href</w:t>
+      </w:r>
+      <w:proofErr w:type="spellEnd"/>
+      <w:r>
+        <w:t>="+"</w:t>
+      </w:r>
+      <w:proofErr w:type="spellStart"/>
+      <w:r>
+        <w:t>fetchallusers.jsp</w:t>
+      </w:r>
+      <w:proofErr w:type="spellEnd"/>
+      <w:r>
+        <w:t>"+"&gt;"+"</w:t>
+      </w:r>
+      <w:proofErr w:type="spellStart"/>
+      <w:r>
+        <w:t>FetchUsers</w:t>
+      </w:r>
+      <w:proofErr w:type="spellEnd"/>
+      <w:r>
+        <w:t>"+"&lt;/a&gt;");</w:t>
       </w:r>
     </w:p>
     <w:p>
@@ -8326,7 +9541,27 @@
       </w:r>
       <w:r>
         <w:tab/>
-        <w:t>response.getWriter().println("&lt;/h2&gt;");</w:t>
+      </w:r>
+      <w:proofErr w:type="spellStart"/>
+      <w:proofErr w:type="gramStart"/>
+      <w:r>
+        <w:t>response.getWriter</w:t>
+      </w:r>
+      <w:proofErr w:type="spellEnd"/>
+      <w:r>
+        <w:t>(</w:t>
+      </w:r>
+      <w:proofErr w:type="gramEnd"/>
+      <w:r>
+        <w:t>).</w:t>
+      </w:r>
+      <w:proofErr w:type="spellStart"/>
+      <w:r>
+        <w:t>println</w:t>
+      </w:r>
+      <w:proofErr w:type="spellEnd"/>
+      <w:r>
+        <w:t>("&lt;/h2&gt;");</w:t>
       </w:r>
     </w:p>
     <w:p>
@@ -8338,7 +9573,35 @@
       </w:r>
       <w:r>
         <w:tab/>
-        <w:t>response.getWriter().println("&lt;/center&gt;");</w:t>
+      </w:r>
+      <w:proofErr w:type="spellStart"/>
+      <w:proofErr w:type="gramStart"/>
+      <w:r>
+        <w:t>response.getWriter</w:t>
+      </w:r>
+      <w:proofErr w:type="spellEnd"/>
+      <w:r>
+        <w:t>(</w:t>
+      </w:r>
+      <w:proofErr w:type="gramEnd"/>
+      <w:r>
+        <w:t>).</w:t>
+      </w:r>
+      <w:proofErr w:type="spellStart"/>
+      <w:r>
+        <w:t>println</w:t>
+      </w:r>
+      <w:proofErr w:type="spellEnd"/>
+      <w:r>
+        <w:t>("&lt;/</w:t>
+      </w:r>
+      <w:proofErr w:type="spellStart"/>
+      <w:r>
+        <w:t>center</w:t>
+      </w:r>
+      <w:proofErr w:type="spellEnd"/>
+      <w:r>
+        <w:t>&gt;");</w:t>
       </w:r>
     </w:p>
     <w:p>
@@ -8350,7 +9613,14 @@
       </w:r>
       <w:r>
         <w:tab/>
-        <w:t>}else {</w:t>
+      </w:r>
+      <w:proofErr w:type="gramStart"/>
+      <w:r>
+        <w:t>}else</w:t>
+      </w:r>
+      <w:proofErr w:type="gramEnd"/>
+      <w:r>
+        <w:t xml:space="preserve"> {</w:t>
       </w:r>
     </w:p>
     <w:p>
@@ -8365,7 +9635,27 @@
       </w:r>
       <w:r>
         <w:tab/>
-        <w:t>request.getRequestDispatcher("login.jsp").include(request, response);</w:t>
+      </w:r>
+      <w:proofErr w:type="spellStart"/>
+      <w:proofErr w:type="gramStart"/>
+      <w:r>
+        <w:t>request.getRequestDispatcher</w:t>
+      </w:r>
+      <w:proofErr w:type="spellEnd"/>
+      <w:r>
+        <w:t>(</w:t>
+      </w:r>
+      <w:proofErr w:type="gramEnd"/>
+      <w:r>
+        <w:t>"</w:t>
+      </w:r>
+      <w:proofErr w:type="spellStart"/>
+      <w:r>
+        <w:t>login.jsp</w:t>
+      </w:r>
+      <w:proofErr w:type="spellEnd"/>
+      <w:r>
+        <w:t>").include(request, response);</w:t>
       </w:r>
     </w:p>
     <w:p>
@@ -8380,7 +9670,35 @@
       </w:r>
       <w:r>
         <w:tab/>
-        <w:t>response.getWriter().println("&lt;center&gt;");</w:t>
+      </w:r>
+      <w:proofErr w:type="spellStart"/>
+      <w:proofErr w:type="gramStart"/>
+      <w:r>
+        <w:t>response.getWriter</w:t>
+      </w:r>
+      <w:proofErr w:type="spellEnd"/>
+      <w:r>
+        <w:t>(</w:t>
+      </w:r>
+      <w:proofErr w:type="gramEnd"/>
+      <w:r>
+        <w:t>).</w:t>
+      </w:r>
+      <w:proofErr w:type="spellStart"/>
+      <w:r>
+        <w:t>println</w:t>
+      </w:r>
+      <w:proofErr w:type="spellEnd"/>
+      <w:r>
+        <w:t>("&lt;</w:t>
+      </w:r>
+      <w:proofErr w:type="spellStart"/>
+      <w:r>
+        <w:t>center</w:t>
+      </w:r>
+      <w:proofErr w:type="spellEnd"/>
+      <w:r>
+        <w:t>&gt;");</w:t>
       </w:r>
     </w:p>
     <w:p>
@@ -8395,7 +9713,27 @@
       </w:r>
       <w:r>
         <w:tab/>
-        <w:t>response.getWriter().println("&lt;h2&gt;");</w:t>
+      </w:r>
+      <w:proofErr w:type="spellStart"/>
+      <w:proofErr w:type="gramStart"/>
+      <w:r>
+        <w:t>response.getWriter</w:t>
+      </w:r>
+      <w:proofErr w:type="spellEnd"/>
+      <w:r>
+        <w:t>(</w:t>
+      </w:r>
+      <w:proofErr w:type="gramEnd"/>
+      <w:r>
+        <w:t>).</w:t>
+      </w:r>
+      <w:proofErr w:type="spellStart"/>
+      <w:r>
+        <w:t>println</w:t>
+      </w:r>
+      <w:proofErr w:type="spellEnd"/>
+      <w:r>
+        <w:t>("&lt;h2&gt;");</w:t>
       </w:r>
     </w:p>
     <w:p>
@@ -8410,7 +9748,27 @@
       </w:r>
       <w:r>
         <w:tab/>
-        <w:t>response.getWriter().println("Login Failed");</w:t>
+      </w:r>
+      <w:proofErr w:type="spellStart"/>
+      <w:proofErr w:type="gramStart"/>
+      <w:r>
+        <w:t>response.getWriter</w:t>
+      </w:r>
+      <w:proofErr w:type="spellEnd"/>
+      <w:r>
+        <w:t>(</w:t>
+      </w:r>
+      <w:proofErr w:type="gramEnd"/>
+      <w:r>
+        <w:t>).</w:t>
+      </w:r>
+      <w:proofErr w:type="spellStart"/>
+      <w:r>
+        <w:t>println</w:t>
+      </w:r>
+      <w:proofErr w:type="spellEnd"/>
+      <w:r>
+        <w:t>("Login Failed");</w:t>
       </w:r>
     </w:p>
     <w:p>
@@ -8425,7 +9783,27 @@
       </w:r>
       <w:r>
         <w:tab/>
-        <w:t>response.getWriter().println("&lt;/h2&gt;");</w:t>
+      </w:r>
+      <w:proofErr w:type="spellStart"/>
+      <w:proofErr w:type="gramStart"/>
+      <w:r>
+        <w:t>response.getWriter</w:t>
+      </w:r>
+      <w:proofErr w:type="spellEnd"/>
+      <w:r>
+        <w:t>(</w:t>
+      </w:r>
+      <w:proofErr w:type="gramEnd"/>
+      <w:r>
+        <w:t>).</w:t>
+      </w:r>
+      <w:proofErr w:type="spellStart"/>
+      <w:r>
+        <w:t>println</w:t>
+      </w:r>
+      <w:proofErr w:type="spellEnd"/>
+      <w:r>
+        <w:t>("&lt;/h2&gt;");</w:t>
       </w:r>
     </w:p>
     <w:p>
@@ -8440,7 +9818,35 @@
       </w:r>
       <w:r>
         <w:tab/>
-        <w:t>response.getWriter().println("&lt;/center&gt;");</w:t>
+      </w:r>
+      <w:proofErr w:type="spellStart"/>
+      <w:proofErr w:type="gramStart"/>
+      <w:r>
+        <w:t>response.getWriter</w:t>
+      </w:r>
+      <w:proofErr w:type="spellEnd"/>
+      <w:r>
+        <w:t>(</w:t>
+      </w:r>
+      <w:proofErr w:type="gramEnd"/>
+      <w:r>
+        <w:t>).</w:t>
+      </w:r>
+      <w:proofErr w:type="spellStart"/>
+      <w:r>
+        <w:t>println</w:t>
+      </w:r>
+      <w:proofErr w:type="spellEnd"/>
+      <w:r>
+        <w:t>("&lt;/</w:t>
+      </w:r>
+      <w:proofErr w:type="spellStart"/>
+      <w:r>
+        <w:t>center</w:t>
+      </w:r>
+      <w:proofErr w:type="spellEnd"/>
+      <w:r>
+        <w:t>&gt;");</w:t>
       </w:r>
     </w:p>
     <w:p>
@@ -8504,23 +9910,41 @@
           <w:sz w:val="28"/>
           <w:szCs w:val="28"/>
         </w:rPr>
-        <w:t>Create two packages under src/main/java</w:t>
-      </w:r>
-    </w:p>
-    <w:p>
-      <w:pPr>
+        <w:t xml:space="preserve">Create two packages under </w:t>
+      </w:r>
+      <w:proofErr w:type="spellStart"/>
+      <w:r>
         <w:rPr>
           <w:b/>
           <w:sz w:val="28"/>
           <w:szCs w:val="28"/>
         </w:rPr>
-      </w:pPr>
+        <w:t>src</w:t>
+      </w:r>
+      <w:proofErr w:type="spellEnd"/>
       <w:r>
         <w:rPr>
           <w:b/>
           <w:sz w:val="28"/>
           <w:szCs w:val="28"/>
         </w:rPr>
+        <w:t>/main/java</w:t>
+      </w:r>
+    </w:p>
+    <w:p>
+      <w:pPr>
+        <w:rPr>
+          <w:b/>
+          <w:sz w:val="28"/>
+          <w:szCs w:val="28"/>
+        </w:rPr>
+      </w:pPr>
+      <w:r>
+        <w:rPr>
+          <w:b/>
+          <w:sz w:val="28"/>
+          <w:szCs w:val="28"/>
+        </w:rPr>
         <w:t xml:space="preserve"> Name them Model and Repository</w:t>
       </w:r>
     </w:p>
@@ -8538,68 +9962,169 @@
           <w:sz w:val="28"/>
           <w:szCs w:val="28"/>
         </w:rPr>
-        <w:t>All pojo must be created under Model package</w:t>
-      </w:r>
-    </w:p>
-    <w:p>
-      <w:pPr>
-        <w:pStyle w:val="NoSpacing"/>
-      </w:pPr>
-      <w:r>
-        <w:t>package Model;</w:t>
-      </w:r>
-    </w:p>
-    <w:p>
-      <w:pPr>
-        <w:pStyle w:val="NoSpacing"/>
-      </w:pPr>
-      <w:r>
-        <w:t>import java.io.Serializable;</w:t>
-      </w:r>
-    </w:p>
-    <w:p>
-      <w:pPr>
-        <w:pStyle w:val="NoSpacing"/>
-      </w:pPr>
-    </w:p>
-    <w:p>
-      <w:pPr>
-        <w:pStyle w:val="NoSpacing"/>
-      </w:pPr>
-      <w:r>
-        <w:t>import javax.persistence.Column;</w:t>
-      </w:r>
-    </w:p>
-    <w:p>
-      <w:pPr>
-        <w:pStyle w:val="NoSpacing"/>
-      </w:pPr>
-      <w:r>
-        <w:t>import javax.persistence.Entity;</w:t>
-      </w:r>
-    </w:p>
-    <w:p>
-      <w:pPr>
-        <w:pStyle w:val="NoSpacing"/>
-      </w:pPr>
-      <w:r>
-        <w:t>import javax.persistence.GeneratedValue;</w:t>
-      </w:r>
-    </w:p>
-    <w:p>
-      <w:pPr>
-        <w:pStyle w:val="NoSpacing"/>
-      </w:pPr>
-      <w:r>
-        <w:t>import javax.persistence.GenerationType;</w:t>
-      </w:r>
-    </w:p>
-    <w:p>
-      <w:pPr>
-        <w:pStyle w:val="NoSpacing"/>
-      </w:pPr>
-      <w:r>
-        <w:t>import javax.persistence.Id;</w:t>
+        <w:t xml:space="preserve">All </w:t>
+      </w:r>
+      <w:proofErr w:type="spellStart"/>
+      <w:r>
+        <w:rPr>
+          <w:b/>
+          <w:sz w:val="28"/>
+          <w:szCs w:val="28"/>
+        </w:rPr>
+        <w:t>pojo</w:t>
+      </w:r>
+      <w:proofErr w:type="spellEnd"/>
+      <w:r>
+        <w:rPr>
+          <w:b/>
+          <w:sz w:val="28"/>
+          <w:szCs w:val="28"/>
+        </w:rPr>
+        <w:t xml:space="preserve"> must be created under Model package</w:t>
+      </w:r>
+    </w:p>
+    <w:p>
+      <w:pPr>
+        <w:pStyle w:val="NoSpacing"/>
+      </w:pPr>
+      <w:proofErr w:type="gramStart"/>
+      <w:r>
+        <w:t>package</w:t>
+      </w:r>
+      <w:proofErr w:type="gramEnd"/>
+      <w:r>
+        <w:t xml:space="preserve"> Model;</w:t>
+      </w:r>
+    </w:p>
+    <w:p>
+      <w:pPr>
+        <w:pStyle w:val="NoSpacing"/>
+      </w:pPr>
+      <w:proofErr w:type="gramStart"/>
+      <w:r>
+        <w:t>import</w:t>
+      </w:r>
+      <w:proofErr w:type="gramEnd"/>
+      <w:r>
+        <w:t xml:space="preserve"> </w:t>
+      </w:r>
+      <w:proofErr w:type="spellStart"/>
+      <w:r>
+        <w:t>java.io.Serializable</w:t>
+      </w:r>
+      <w:proofErr w:type="spellEnd"/>
+      <w:r>
+        <w:t>;</w:t>
+      </w:r>
+    </w:p>
+    <w:p>
+      <w:pPr>
+        <w:pStyle w:val="NoSpacing"/>
+      </w:pPr>
+    </w:p>
+    <w:p>
+      <w:pPr>
+        <w:pStyle w:val="NoSpacing"/>
+      </w:pPr>
+      <w:proofErr w:type="gramStart"/>
+      <w:r>
+        <w:t>import</w:t>
+      </w:r>
+      <w:proofErr w:type="gramEnd"/>
+      <w:r>
+        <w:t xml:space="preserve"> </w:t>
+      </w:r>
+      <w:proofErr w:type="spellStart"/>
+      <w:r>
+        <w:t>javax.persistence.Column</w:t>
+      </w:r>
+      <w:proofErr w:type="spellEnd"/>
+      <w:r>
+        <w:t>;</w:t>
+      </w:r>
+    </w:p>
+    <w:p>
+      <w:pPr>
+        <w:pStyle w:val="NoSpacing"/>
+      </w:pPr>
+      <w:proofErr w:type="gramStart"/>
+      <w:r>
+        <w:t>import</w:t>
+      </w:r>
+      <w:proofErr w:type="gramEnd"/>
+      <w:r>
+        <w:t xml:space="preserve"> </w:t>
+      </w:r>
+      <w:proofErr w:type="spellStart"/>
+      <w:r>
+        <w:t>javax.persistence.Entity</w:t>
+      </w:r>
+      <w:proofErr w:type="spellEnd"/>
+      <w:r>
+        <w:t>;</w:t>
+      </w:r>
+    </w:p>
+    <w:p>
+      <w:pPr>
+        <w:pStyle w:val="NoSpacing"/>
+      </w:pPr>
+      <w:proofErr w:type="gramStart"/>
+      <w:r>
+        <w:t>import</w:t>
+      </w:r>
+      <w:proofErr w:type="gramEnd"/>
+      <w:r>
+        <w:t xml:space="preserve"> </w:t>
+      </w:r>
+      <w:proofErr w:type="spellStart"/>
+      <w:r>
+        <w:t>javax.persistence.GeneratedValue</w:t>
+      </w:r>
+      <w:proofErr w:type="spellEnd"/>
+      <w:r>
+        <w:t>;</w:t>
+      </w:r>
+    </w:p>
+    <w:p>
+      <w:pPr>
+        <w:pStyle w:val="NoSpacing"/>
+      </w:pPr>
+      <w:proofErr w:type="gramStart"/>
+      <w:r>
+        <w:t>import</w:t>
+      </w:r>
+      <w:proofErr w:type="gramEnd"/>
+      <w:r>
+        <w:t xml:space="preserve"> </w:t>
+      </w:r>
+      <w:proofErr w:type="spellStart"/>
+      <w:r>
+        <w:t>javax.persistence.GenerationType</w:t>
+      </w:r>
+      <w:proofErr w:type="spellEnd"/>
+      <w:r>
+        <w:t>;</w:t>
+      </w:r>
+    </w:p>
+    <w:p>
+      <w:pPr>
+        <w:pStyle w:val="NoSpacing"/>
+      </w:pPr>
+      <w:proofErr w:type="gramStart"/>
+      <w:r>
+        <w:t>import</w:t>
+      </w:r>
+      <w:proofErr w:type="gramEnd"/>
+      <w:r>
+        <w:t xml:space="preserve"> </w:t>
+      </w:r>
+      <w:proofErr w:type="spellStart"/>
+      <w:r>
+        <w:t>javax.persistence.Id</w:t>
+      </w:r>
+      <w:proofErr w:type="spellEnd"/>
+      <w:r>
+        <w:t>;</w:t>
       </w:r>
     </w:p>
     <w:p>
@@ -8619,8 +10144,13 @@
       <w:pPr>
         <w:pStyle w:val="NoSpacing"/>
       </w:pPr>
-      <w:r>
-        <w:t>public class User implements Serializable {</w:t>
+      <w:proofErr w:type="gramStart"/>
+      <w:r>
+        <w:t>public</w:t>
+      </w:r>
+      <w:proofErr w:type="gramEnd"/>
+      <w:r>
+        <w:t xml:space="preserve"> class User implements Serializable {</w:t>
       </w:r>
     </w:p>
     <w:p>
@@ -8644,15 +10174,55 @@
         <w:pStyle w:val="NoSpacing"/>
       </w:pPr>
       <w:r>
-        <w:t xml:space="preserve">    @GeneratedValue(strategy = GenerationType.AUTO)</w:t>
-      </w:r>
-    </w:p>
-    <w:p>
-      <w:pPr>
-        <w:pStyle w:val="NoSpacing"/>
-      </w:pPr>
-      <w:r>
-        <w:t xml:space="preserve">    private int id;</w:t>
+        <w:t xml:space="preserve">    </w:t>
+      </w:r>
+      <w:proofErr w:type="gramStart"/>
+      <w:r>
+        <w:t>@</w:t>
+      </w:r>
+      <w:proofErr w:type="spellStart"/>
+      <w:r>
+        <w:t>GeneratedValue</w:t>
+      </w:r>
+      <w:proofErr w:type="spellEnd"/>
+      <w:r>
+        <w:t>(</w:t>
+      </w:r>
+      <w:proofErr w:type="gramEnd"/>
+      <w:r>
+        <w:t xml:space="preserve">strategy = </w:t>
+      </w:r>
+      <w:proofErr w:type="spellStart"/>
+      <w:r>
+        <w:t>GenerationType.AUTO</w:t>
+      </w:r>
+      <w:proofErr w:type="spellEnd"/>
+      <w:r>
+        <w:t>)</w:t>
+      </w:r>
+    </w:p>
+    <w:p>
+      <w:pPr>
+        <w:pStyle w:val="NoSpacing"/>
+      </w:pPr>
+      <w:r>
+        <w:t xml:space="preserve">    </w:t>
+      </w:r>
+      <w:proofErr w:type="gramStart"/>
+      <w:r>
+        <w:t>private</w:t>
+      </w:r>
+      <w:proofErr w:type="gramEnd"/>
+      <w:r>
+        <w:t xml:space="preserve"> </w:t>
+      </w:r>
+      <w:proofErr w:type="spellStart"/>
+      <w:r>
+        <w:t>int</w:t>
+      </w:r>
+      <w:proofErr w:type="spellEnd"/>
+      <w:r>
+        <w:t xml:space="preserve"> id;</w:t>
       </w:r>
     </w:p>
     <w:p>
@@ -8673,7 +10243,23 @@
         <w:pStyle w:val="NoSpacing"/>
       </w:pPr>
       <w:r>
-        <w:t xml:space="preserve">    private String firstName;</w:t>
+        <w:t xml:space="preserve">    </w:t>
+      </w:r>
+      <w:proofErr w:type="gramStart"/>
+      <w:r>
+        <w:t>private</w:t>
+      </w:r>
+      <w:proofErr w:type="gramEnd"/>
+      <w:r>
+        <w:t xml:space="preserve"> String </w:t>
+      </w:r>
+      <w:proofErr w:type="spellStart"/>
+      <w:r>
+        <w:t>firstName</w:t>
+      </w:r>
+      <w:proofErr w:type="spellEnd"/>
+      <w:r>
+        <w:t>;</w:t>
       </w:r>
     </w:p>
     <w:p>
@@ -8694,7 +10280,23 @@
         <w:pStyle w:val="NoSpacing"/>
       </w:pPr>
       <w:r>
-        <w:t xml:space="preserve">    private String lastName;</w:t>
+        <w:t xml:space="preserve">    </w:t>
+      </w:r>
+      <w:proofErr w:type="gramStart"/>
+      <w:r>
+        <w:t>private</w:t>
+      </w:r>
+      <w:proofErr w:type="gramEnd"/>
+      <w:r>
+        <w:t xml:space="preserve"> String </w:t>
+      </w:r>
+      <w:proofErr w:type="spellStart"/>
+      <w:r>
+        <w:t>lastName</w:t>
+      </w:r>
+      <w:proofErr w:type="spellEnd"/>
+      <w:r>
+        <w:t>;</w:t>
       </w:r>
     </w:p>
     <w:p>
@@ -8716,7 +10318,15 @@
       </w:pPr>
       <w:r>
         <w:lastRenderedPageBreak/>
-        <w:t xml:space="preserve">    private String username;</w:t>
+        <w:t xml:space="preserve">    </w:t>
+      </w:r>
+      <w:proofErr w:type="gramStart"/>
+      <w:r>
+        <w:t>private</w:t>
+      </w:r>
+      <w:proofErr w:type="gramEnd"/>
+      <w:r>
+        <w:t xml:space="preserve"> String username;</w:t>
       </w:r>
     </w:p>
     <w:p>
@@ -8737,28 +10347,68 @@
         <w:pStyle w:val="NoSpacing"/>
       </w:pPr>
       <w:r>
-        <w:t xml:space="preserve">    private String password;</w:t>
-      </w:r>
-    </w:p>
-    <w:p>
-      <w:pPr>
-        <w:pStyle w:val="NoSpacing"/>
-      </w:pPr>
-    </w:p>
-    <w:p>
-      <w:pPr>
-        <w:pStyle w:val="NoSpacing"/>
-      </w:pPr>
-      <w:r>
-        <w:t xml:space="preserve">    public String getFirstName() {</w:t>
-      </w:r>
-    </w:p>
-    <w:p>
-      <w:pPr>
-        <w:pStyle w:val="NoSpacing"/>
-      </w:pPr>
-      <w:r>
-        <w:t xml:space="preserve">        return firstName;</w:t>
+        <w:t xml:space="preserve">    </w:t>
+      </w:r>
+      <w:proofErr w:type="gramStart"/>
+      <w:r>
+        <w:t>private</w:t>
+      </w:r>
+      <w:proofErr w:type="gramEnd"/>
+      <w:r>
+        <w:t xml:space="preserve"> String password;</w:t>
+      </w:r>
+    </w:p>
+    <w:p>
+      <w:pPr>
+        <w:pStyle w:val="NoSpacing"/>
+      </w:pPr>
+    </w:p>
+    <w:p>
+      <w:pPr>
+        <w:pStyle w:val="NoSpacing"/>
+      </w:pPr>
+      <w:r>
+        <w:t xml:space="preserve">    </w:t>
+      </w:r>
+      <w:proofErr w:type="gramStart"/>
+      <w:r>
+        <w:t>public</w:t>
+      </w:r>
+      <w:proofErr w:type="gramEnd"/>
+      <w:r>
+        <w:t xml:space="preserve"> String </w:t>
+      </w:r>
+      <w:proofErr w:type="spellStart"/>
+      <w:r>
+        <w:t>getFirstName</w:t>
+      </w:r>
+      <w:proofErr w:type="spellEnd"/>
+      <w:r>
+        <w:t>() {</w:t>
+      </w:r>
+    </w:p>
+    <w:p>
+      <w:pPr>
+        <w:pStyle w:val="NoSpacing"/>
+      </w:pPr>
+      <w:r>
+        <w:t xml:space="preserve">        </w:t>
+      </w:r>
+      <w:proofErr w:type="gramStart"/>
+      <w:r>
+        <w:t>return</w:t>
+      </w:r>
+      <w:proofErr w:type="gramEnd"/>
+      <w:r>
+        <w:t xml:space="preserve"> </w:t>
+      </w:r>
+      <w:proofErr w:type="spellStart"/>
+      <w:r>
+        <w:t>firstName</w:t>
+      </w:r>
+      <w:proofErr w:type="spellEnd"/>
+      <w:r>
+        <w:t>;</w:t>
       </w:r>
     </w:p>
     <w:p>
@@ -8774,15 +10424,55 @@
         <w:pStyle w:val="NoSpacing"/>
       </w:pPr>
       <w:r>
-        <w:t xml:space="preserve">    public void setFirstName(String firstName) {</w:t>
-      </w:r>
-    </w:p>
-    <w:p>
-      <w:pPr>
-        <w:pStyle w:val="NoSpacing"/>
-      </w:pPr>
-      <w:r>
-        <w:t xml:space="preserve">        this.firstName = firstName;</w:t>
+        <w:t xml:space="preserve">    </w:t>
+      </w:r>
+      <w:proofErr w:type="gramStart"/>
+      <w:r>
+        <w:t>public</w:t>
+      </w:r>
+      <w:proofErr w:type="gramEnd"/>
+      <w:r>
+        <w:t xml:space="preserve"> void </w:t>
+      </w:r>
+      <w:proofErr w:type="spellStart"/>
+      <w:r>
+        <w:t>setFirstName</w:t>
+      </w:r>
+      <w:proofErr w:type="spellEnd"/>
+      <w:r>
+        <w:t xml:space="preserve">(String </w:t>
+      </w:r>
+      <w:proofErr w:type="spellStart"/>
+      <w:r>
+        <w:t>firstName</w:t>
+      </w:r>
+      <w:proofErr w:type="spellEnd"/>
+      <w:r>
+        <w:t>) {</w:t>
+      </w:r>
+    </w:p>
+    <w:p>
+      <w:pPr>
+        <w:pStyle w:val="NoSpacing"/>
+      </w:pPr>
+      <w:r>
+        <w:t xml:space="preserve">        </w:t>
+      </w:r>
+      <w:proofErr w:type="spellStart"/>
+      <w:r>
+        <w:t>this.firstName</w:t>
+      </w:r>
+      <w:proofErr w:type="spellEnd"/>
+      <w:r>
+        <w:t xml:space="preserve"> = </w:t>
+      </w:r>
+      <w:proofErr w:type="spellStart"/>
+      <w:r>
+        <w:t>firstName</w:t>
+      </w:r>
+      <w:proofErr w:type="spellEnd"/>
+      <w:r>
+        <w:t>;</w:t>
       </w:r>
     </w:p>
     <w:p>
@@ -8798,15 +10488,47 @@
         <w:pStyle w:val="NoSpacing"/>
       </w:pPr>
       <w:r>
-        <w:t xml:space="preserve">    public String getLastName() {</w:t>
-      </w:r>
-    </w:p>
-    <w:p>
-      <w:pPr>
-        <w:pStyle w:val="NoSpacing"/>
-      </w:pPr>
-      <w:r>
-        <w:t xml:space="preserve">        return lastName;</w:t>
+        <w:t xml:space="preserve">    </w:t>
+      </w:r>
+      <w:proofErr w:type="gramStart"/>
+      <w:r>
+        <w:t>public</w:t>
+      </w:r>
+      <w:proofErr w:type="gramEnd"/>
+      <w:r>
+        <w:t xml:space="preserve"> String </w:t>
+      </w:r>
+      <w:proofErr w:type="spellStart"/>
+      <w:r>
+        <w:t>getLastName</w:t>
+      </w:r>
+      <w:proofErr w:type="spellEnd"/>
+      <w:r>
+        <w:t>() {</w:t>
+      </w:r>
+    </w:p>
+    <w:p>
+      <w:pPr>
+        <w:pStyle w:val="NoSpacing"/>
+      </w:pPr>
+      <w:r>
+        <w:t xml:space="preserve">        </w:t>
+      </w:r>
+      <w:proofErr w:type="gramStart"/>
+      <w:r>
+        <w:t>return</w:t>
+      </w:r>
+      <w:proofErr w:type="gramEnd"/>
+      <w:r>
+        <w:t xml:space="preserve"> </w:t>
+      </w:r>
+      <w:proofErr w:type="spellStart"/>
+      <w:r>
+        <w:t>lastName</w:t>
+      </w:r>
+      <w:proofErr w:type="spellEnd"/>
+      <w:r>
+        <w:t>;</w:t>
       </w:r>
     </w:p>
     <w:p>
@@ -8822,15 +10544,55 @@
         <w:pStyle w:val="NoSpacing"/>
       </w:pPr>
       <w:r>
-        <w:t xml:space="preserve">    public void setLastName(String lastName) {</w:t>
-      </w:r>
-    </w:p>
-    <w:p>
-      <w:pPr>
-        <w:pStyle w:val="NoSpacing"/>
-      </w:pPr>
-      <w:r>
-        <w:t xml:space="preserve">        this.lastName = lastName;</w:t>
+        <w:t xml:space="preserve">    </w:t>
+      </w:r>
+      <w:proofErr w:type="gramStart"/>
+      <w:r>
+        <w:t>public</w:t>
+      </w:r>
+      <w:proofErr w:type="gramEnd"/>
+      <w:r>
+        <w:t xml:space="preserve"> void </w:t>
+      </w:r>
+      <w:proofErr w:type="spellStart"/>
+      <w:r>
+        <w:t>setLastName</w:t>
+      </w:r>
+      <w:proofErr w:type="spellEnd"/>
+      <w:r>
+        <w:t xml:space="preserve">(String </w:t>
+      </w:r>
+      <w:proofErr w:type="spellStart"/>
+      <w:r>
+        <w:t>lastName</w:t>
+      </w:r>
+      <w:proofErr w:type="spellEnd"/>
+      <w:r>
+        <w:t>) {</w:t>
+      </w:r>
+    </w:p>
+    <w:p>
+      <w:pPr>
+        <w:pStyle w:val="NoSpacing"/>
+      </w:pPr>
+      <w:r>
+        <w:t xml:space="preserve">        </w:t>
+      </w:r>
+      <w:proofErr w:type="spellStart"/>
+      <w:r>
+        <w:t>this.lastName</w:t>
+      </w:r>
+      <w:proofErr w:type="spellEnd"/>
+      <w:r>
+        <w:t xml:space="preserve"> = </w:t>
+      </w:r>
+      <w:proofErr w:type="spellStart"/>
+      <w:r>
+        <w:t>lastName</w:t>
+      </w:r>
+      <w:proofErr w:type="spellEnd"/>
+      <w:r>
+        <w:t>;</w:t>
       </w:r>
     </w:p>
     <w:p>
@@ -8846,15 +10608,39 @@
         <w:pStyle w:val="NoSpacing"/>
       </w:pPr>
       <w:r>
-        <w:t xml:space="preserve">    public String getUsername() {</w:t>
-      </w:r>
-    </w:p>
-    <w:p>
-      <w:pPr>
-        <w:pStyle w:val="NoSpacing"/>
-      </w:pPr>
-      <w:r>
-        <w:t xml:space="preserve">        return username;</w:t>
+        <w:t xml:space="preserve">    </w:t>
+      </w:r>
+      <w:proofErr w:type="gramStart"/>
+      <w:r>
+        <w:t>public</w:t>
+      </w:r>
+      <w:proofErr w:type="gramEnd"/>
+      <w:r>
+        <w:t xml:space="preserve"> String </w:t>
+      </w:r>
+      <w:proofErr w:type="spellStart"/>
+      <w:r>
+        <w:t>getUsername</w:t>
+      </w:r>
+      <w:proofErr w:type="spellEnd"/>
+      <w:r>
+        <w:t>() {</w:t>
+      </w:r>
+    </w:p>
+    <w:p>
+      <w:pPr>
+        <w:pStyle w:val="NoSpacing"/>
+      </w:pPr>
+      <w:r>
+        <w:t xml:space="preserve">        </w:t>
+      </w:r>
+      <w:proofErr w:type="gramStart"/>
+      <w:r>
+        <w:t>return</w:t>
+      </w:r>
+      <w:proofErr w:type="gramEnd"/>
+      <w:r>
+        <w:t xml:space="preserve"> username;</w:t>
       </w:r>
     </w:p>
     <w:p>
@@ -8870,15 +10656,39 @@
         <w:pStyle w:val="NoSpacing"/>
       </w:pPr>
       <w:r>
-        <w:t xml:space="preserve">    public void setUsername(String username) {</w:t>
-      </w:r>
-    </w:p>
-    <w:p>
-      <w:pPr>
-        <w:pStyle w:val="NoSpacing"/>
-      </w:pPr>
-      <w:r>
-        <w:t xml:space="preserve">        this.username = username;</w:t>
+        <w:t xml:space="preserve">    </w:t>
+      </w:r>
+      <w:proofErr w:type="gramStart"/>
+      <w:r>
+        <w:t>public</w:t>
+      </w:r>
+      <w:proofErr w:type="gramEnd"/>
+      <w:r>
+        <w:t xml:space="preserve"> void </w:t>
+      </w:r>
+      <w:proofErr w:type="spellStart"/>
+      <w:r>
+        <w:t>setUsername</w:t>
+      </w:r>
+      <w:proofErr w:type="spellEnd"/>
+      <w:r>
+        <w:t>(String username) {</w:t>
+      </w:r>
+    </w:p>
+    <w:p>
+      <w:pPr>
+        <w:pStyle w:val="NoSpacing"/>
+      </w:pPr>
+      <w:r>
+        <w:t xml:space="preserve">        </w:t>
+      </w:r>
+      <w:proofErr w:type="spellStart"/>
+      <w:r>
+        <w:t>this.username</w:t>
+      </w:r>
+      <w:proofErr w:type="spellEnd"/>
+      <w:r>
+        <w:t xml:space="preserve"> = username;</w:t>
       </w:r>
     </w:p>
     <w:p>
@@ -8894,15 +10704,39 @@
         <w:pStyle w:val="NoSpacing"/>
       </w:pPr>
       <w:r>
-        <w:t xml:space="preserve">    public String getPassword() {</w:t>
-      </w:r>
-    </w:p>
-    <w:p>
-      <w:pPr>
-        <w:pStyle w:val="NoSpacing"/>
-      </w:pPr>
-      <w:r>
-        <w:t xml:space="preserve">        return password;</w:t>
+        <w:t xml:space="preserve">    </w:t>
+      </w:r>
+      <w:proofErr w:type="gramStart"/>
+      <w:r>
+        <w:t>public</w:t>
+      </w:r>
+      <w:proofErr w:type="gramEnd"/>
+      <w:r>
+        <w:t xml:space="preserve"> String </w:t>
+      </w:r>
+      <w:proofErr w:type="spellStart"/>
+      <w:r>
+        <w:t>getPassword</w:t>
+      </w:r>
+      <w:proofErr w:type="spellEnd"/>
+      <w:r>
+        <w:t>() {</w:t>
+      </w:r>
+    </w:p>
+    <w:p>
+      <w:pPr>
+        <w:pStyle w:val="NoSpacing"/>
+      </w:pPr>
+      <w:r>
+        <w:t xml:space="preserve">        </w:t>
+      </w:r>
+      <w:proofErr w:type="gramStart"/>
+      <w:r>
+        <w:t>return</w:t>
+      </w:r>
+      <w:proofErr w:type="gramEnd"/>
+      <w:r>
+        <w:t xml:space="preserve"> password;</w:t>
       </w:r>
     </w:p>
     <w:p>
@@ -8918,15 +10752,39 @@
         <w:pStyle w:val="NoSpacing"/>
       </w:pPr>
       <w:r>
-        <w:t xml:space="preserve">    public void setPassword(String password) {</w:t>
-      </w:r>
-    </w:p>
-    <w:p>
-      <w:pPr>
-        <w:pStyle w:val="NoSpacing"/>
-      </w:pPr>
-      <w:r>
-        <w:t xml:space="preserve">        this.password = password;</w:t>
+        <w:t xml:space="preserve">    </w:t>
+      </w:r>
+      <w:proofErr w:type="gramStart"/>
+      <w:r>
+        <w:t>public</w:t>
+      </w:r>
+      <w:proofErr w:type="gramEnd"/>
+      <w:r>
+        <w:t xml:space="preserve"> void </w:t>
+      </w:r>
+      <w:proofErr w:type="spellStart"/>
+      <w:r>
+        <w:t>setPassword</w:t>
+      </w:r>
+      <w:proofErr w:type="spellEnd"/>
+      <w:r>
+        <w:t>(String password) {</w:t>
+      </w:r>
+    </w:p>
+    <w:p>
+      <w:pPr>
+        <w:pStyle w:val="NoSpacing"/>
+      </w:pPr>
+      <w:r>
+        <w:t xml:space="preserve">        </w:t>
+      </w:r>
+      <w:proofErr w:type="spellStart"/>
+      <w:r>
+        <w:t>this.password</w:t>
+      </w:r>
+      <w:proofErr w:type="spellEnd"/>
+      <w:r>
+        <w:t xml:space="preserve"> = password;</w:t>
       </w:r>
     </w:p>
     <w:p>
@@ -8943,7 +10801,38 @@
       </w:pPr>
       <w:r>
         <w:tab/>
-        <w:t>public User(int id, String firstName, String lastName, String username, String password) {</w:t>
+      </w:r>
+      <w:proofErr w:type="gramStart"/>
+      <w:r>
+        <w:t>public</w:t>
+      </w:r>
+      <w:proofErr w:type="gramEnd"/>
+      <w:r>
+        <w:t xml:space="preserve"> User(</w:t>
+      </w:r>
+      <w:proofErr w:type="spellStart"/>
+      <w:r>
+        <w:t>int</w:t>
+      </w:r>
+      <w:proofErr w:type="spellEnd"/>
+      <w:r>
+        <w:t xml:space="preserve"> id, String </w:t>
+      </w:r>
+      <w:proofErr w:type="spellStart"/>
+      <w:r>
+        <w:t>firstName</w:t>
+      </w:r>
+      <w:proofErr w:type="spellEnd"/>
+      <w:r>
+        <w:t xml:space="preserve">, String </w:t>
+      </w:r>
+      <w:proofErr w:type="spellStart"/>
+      <w:r>
+        <w:t>lastName</w:t>
+      </w:r>
+      <w:proofErr w:type="spellEnd"/>
+      <w:r>
+        <w:t>, String username, String password) {</w:t>
       </w:r>
     </w:p>
     <w:p>
@@ -8955,7 +10844,14 @@
       </w:r>
       <w:r>
         <w:tab/>
-        <w:t>super();</w:t>
+      </w:r>
+      <w:proofErr w:type="gramStart"/>
+      <w:r>
+        <w:t>super(</w:t>
+      </w:r>
+      <w:proofErr w:type="gramEnd"/>
+      <w:r>
+        <w:t>);</w:t>
       </w:r>
     </w:p>
     <w:p>
@@ -8979,7 +10875,22 @@
       </w:r>
       <w:r>
         <w:tab/>
-        <w:t>this.firstName = firstName;</w:t>
+      </w:r>
+      <w:proofErr w:type="spellStart"/>
+      <w:r>
+        <w:t>this.firstName</w:t>
+      </w:r>
+      <w:proofErr w:type="spellEnd"/>
+      <w:r>
+        <w:t xml:space="preserve"> = </w:t>
+      </w:r>
+      <w:proofErr w:type="spellStart"/>
+      <w:r>
+        <w:t>firstName</w:t>
+      </w:r>
+      <w:proofErr w:type="spellEnd"/>
+      <w:r>
+        <w:t>;</w:t>
       </w:r>
     </w:p>
     <w:p>
@@ -8991,7 +10902,22 @@
       </w:r>
       <w:r>
         <w:tab/>
-        <w:t>this.lastName = lastName;</w:t>
+      </w:r>
+      <w:proofErr w:type="spellStart"/>
+      <w:r>
+        <w:t>this.lastName</w:t>
+      </w:r>
+      <w:proofErr w:type="spellEnd"/>
+      <w:r>
+        <w:t xml:space="preserve"> = </w:t>
+      </w:r>
+      <w:proofErr w:type="spellStart"/>
+      <w:r>
+        <w:t>lastName</w:t>
+      </w:r>
+      <w:proofErr w:type="spellEnd"/>
+      <w:r>
+        <w:t>;</w:t>
       </w:r>
     </w:p>
     <w:p>
@@ -9003,7 +10929,14 @@
       </w:r>
       <w:r>
         <w:tab/>
-        <w:t>this.username = username;</w:t>
+      </w:r>
+      <w:proofErr w:type="spellStart"/>
+      <w:r>
+        <w:t>this.username</w:t>
+      </w:r>
+      <w:proofErr w:type="spellEnd"/>
+      <w:r>
+        <w:t xml:space="preserve"> = username;</w:t>
       </w:r>
     </w:p>
     <w:p>
@@ -9015,7 +10948,14 @@
       </w:r>
       <w:r>
         <w:tab/>
-        <w:t>this.password = password;</w:t>
+      </w:r>
+      <w:proofErr w:type="spellStart"/>
+      <w:r>
+        <w:t>this.password</w:t>
+      </w:r>
+      <w:proofErr w:type="spellEnd"/>
+      <w:r>
+        <w:t xml:space="preserve"> = password;</w:t>
       </w:r>
     </w:p>
     <w:p>
@@ -9033,7 +10973,14 @@
       </w:pPr>
       <w:r>
         <w:tab/>
-        <w:t>public User() {</w:t>
+      </w:r>
+      <w:proofErr w:type="gramStart"/>
+      <w:r>
+        <w:t>public</w:t>
+      </w:r>
+      <w:proofErr w:type="gramEnd"/>
+      <w:r>
+        <w:t xml:space="preserve"> User() {</w:t>
       </w:r>
     </w:p>
     <w:p>
@@ -9045,7 +10992,14 @@
       </w:r>
       <w:r>
         <w:tab/>
-        <w:t>super();</w:t>
+      </w:r>
+      <w:proofErr w:type="gramStart"/>
+      <w:r>
+        <w:t>super(</w:t>
+      </w:r>
+      <w:proofErr w:type="gramEnd"/>
+      <w:r>
+        <w:t>);</w:t>
       </w:r>
     </w:p>
     <w:p>
@@ -9099,79 +11053,175 @@
       <w:pPr>
         <w:pStyle w:val="NoSpacing"/>
       </w:pPr>
-      <w:r>
-        <w:t>package Repository;</w:t>
-      </w:r>
-    </w:p>
-    <w:p>
-      <w:pPr>
-        <w:pStyle w:val="NoSpacing"/>
-      </w:pPr>
-      <w:r>
-        <w:t>import java.util.List;</w:t>
-      </w:r>
-    </w:p>
-    <w:p>
-      <w:pPr>
-        <w:pStyle w:val="NoSpacing"/>
-      </w:pPr>
-    </w:p>
-    <w:p>
-      <w:pPr>
-        <w:pStyle w:val="NoSpacing"/>
-      </w:pPr>
-      <w:r>
-        <w:t>import org.hibernate.Session;</w:t>
-      </w:r>
-    </w:p>
-    <w:p>
-      <w:pPr>
-        <w:pStyle w:val="NoSpacing"/>
-      </w:pPr>
-      <w:r>
-        <w:t>import org.hibernate.SessionFactory;</w:t>
-      </w:r>
-    </w:p>
-    <w:p>
-      <w:pPr>
-        <w:pStyle w:val="NoSpacing"/>
-      </w:pPr>
-      <w:r>
-        <w:t>import org.hibernate.Transaction;</w:t>
-      </w:r>
-    </w:p>
-    <w:p>
-      <w:pPr>
-        <w:pStyle w:val="NoSpacing"/>
-      </w:pPr>
-      <w:r>
-        <w:t>import org.hibernate.cfg.Configuration;</w:t>
-      </w:r>
-    </w:p>
-    <w:p>
-      <w:pPr>
-        <w:pStyle w:val="NoSpacing"/>
-      </w:pPr>
-    </w:p>
-    <w:p>
-      <w:pPr>
-        <w:pStyle w:val="NoSpacing"/>
-      </w:pPr>
-      <w:r>
-        <w:t>import Model.User;</w:t>
-      </w:r>
-    </w:p>
-    <w:p>
-      <w:pPr>
-        <w:pStyle w:val="NoSpacing"/>
-      </w:pPr>
-    </w:p>
-    <w:p>
-      <w:pPr>
-        <w:pStyle w:val="NoSpacing"/>
-      </w:pPr>
-      <w:r>
-        <w:t>public class UserDAO {</w:t>
+      <w:proofErr w:type="gramStart"/>
+      <w:r>
+        <w:t>package</w:t>
+      </w:r>
+      <w:proofErr w:type="gramEnd"/>
+      <w:r>
+        <w:t xml:space="preserve"> Repository;</w:t>
+      </w:r>
+    </w:p>
+    <w:p>
+      <w:pPr>
+        <w:pStyle w:val="NoSpacing"/>
+      </w:pPr>
+      <w:proofErr w:type="gramStart"/>
+      <w:r>
+        <w:t>import</w:t>
+      </w:r>
+      <w:proofErr w:type="gramEnd"/>
+      <w:r>
+        <w:t xml:space="preserve"> </w:t>
+      </w:r>
+      <w:proofErr w:type="spellStart"/>
+      <w:r>
+        <w:t>java.util.List</w:t>
+      </w:r>
+      <w:proofErr w:type="spellEnd"/>
+      <w:r>
+        <w:t>;</w:t>
+      </w:r>
+    </w:p>
+    <w:p>
+      <w:pPr>
+        <w:pStyle w:val="NoSpacing"/>
+      </w:pPr>
+    </w:p>
+    <w:p>
+      <w:pPr>
+        <w:pStyle w:val="NoSpacing"/>
+      </w:pPr>
+      <w:proofErr w:type="gramStart"/>
+      <w:r>
+        <w:t>import</w:t>
+      </w:r>
+      <w:proofErr w:type="gramEnd"/>
+      <w:r>
+        <w:t xml:space="preserve"> </w:t>
+      </w:r>
+      <w:proofErr w:type="spellStart"/>
+      <w:r>
+        <w:t>org.hibernate.Session</w:t>
+      </w:r>
+      <w:proofErr w:type="spellEnd"/>
+      <w:r>
+        <w:t>;</w:t>
+      </w:r>
+    </w:p>
+    <w:p>
+      <w:pPr>
+        <w:pStyle w:val="NoSpacing"/>
+      </w:pPr>
+      <w:proofErr w:type="gramStart"/>
+      <w:r>
+        <w:t>import</w:t>
+      </w:r>
+      <w:proofErr w:type="gramEnd"/>
+      <w:r>
+        <w:t xml:space="preserve"> </w:t>
+      </w:r>
+      <w:proofErr w:type="spellStart"/>
+      <w:r>
+        <w:t>org.hibernate.SessionFactory</w:t>
+      </w:r>
+      <w:proofErr w:type="spellEnd"/>
+      <w:r>
+        <w:t>;</w:t>
+      </w:r>
+    </w:p>
+    <w:p>
+      <w:pPr>
+        <w:pStyle w:val="NoSpacing"/>
+      </w:pPr>
+      <w:proofErr w:type="gramStart"/>
+      <w:r>
+        <w:t>import</w:t>
+      </w:r>
+      <w:proofErr w:type="gramEnd"/>
+      <w:r>
+        <w:t xml:space="preserve"> </w:t>
+      </w:r>
+      <w:proofErr w:type="spellStart"/>
+      <w:r>
+        <w:t>org.hibernate.Transaction</w:t>
+      </w:r>
+      <w:proofErr w:type="spellEnd"/>
+      <w:r>
+        <w:t>;</w:t>
+      </w:r>
+    </w:p>
+    <w:p>
+      <w:pPr>
+        <w:pStyle w:val="NoSpacing"/>
+      </w:pPr>
+      <w:proofErr w:type="gramStart"/>
+      <w:r>
+        <w:t>import</w:t>
+      </w:r>
+      <w:proofErr w:type="gramEnd"/>
+      <w:r>
+        <w:t xml:space="preserve"> </w:t>
+      </w:r>
+      <w:proofErr w:type="spellStart"/>
+      <w:r>
+        <w:t>org.hibernate.cfg.Configuration</w:t>
+      </w:r>
+      <w:proofErr w:type="spellEnd"/>
+      <w:r>
+        <w:t>;</w:t>
+      </w:r>
+    </w:p>
+    <w:p>
+      <w:pPr>
+        <w:pStyle w:val="NoSpacing"/>
+      </w:pPr>
+    </w:p>
+    <w:p>
+      <w:pPr>
+        <w:pStyle w:val="NoSpacing"/>
+      </w:pPr>
+      <w:proofErr w:type="gramStart"/>
+      <w:r>
+        <w:t>import</w:t>
+      </w:r>
+      <w:proofErr w:type="gramEnd"/>
+      <w:r>
+        <w:t xml:space="preserve"> </w:t>
+      </w:r>
+      <w:proofErr w:type="spellStart"/>
+      <w:r>
+        <w:t>Model.User</w:t>
+      </w:r>
+      <w:proofErr w:type="spellEnd"/>
+      <w:r>
+        <w:t>;</w:t>
+      </w:r>
+    </w:p>
+    <w:p>
+      <w:pPr>
+        <w:pStyle w:val="NoSpacing"/>
+      </w:pPr>
+    </w:p>
+    <w:p>
+      <w:pPr>
+        <w:pStyle w:val="NoSpacing"/>
+      </w:pPr>
+      <w:proofErr w:type="gramStart"/>
+      <w:r>
+        <w:t>public</w:t>
+      </w:r>
+      <w:proofErr w:type="gramEnd"/>
+      <w:r>
+        <w:t xml:space="preserve"> class </w:t>
+      </w:r>
+      <w:proofErr w:type="spellStart"/>
+      <w:r>
+        <w:t>UserDAO</w:t>
+      </w:r>
+      <w:proofErr w:type="spellEnd"/>
+      <w:r>
+        <w:t xml:space="preserve"> {</w:t>
       </w:r>
     </w:p>
     <w:p>
@@ -9189,7 +11239,22 @@
       </w:pPr>
       <w:r>
         <w:tab/>
-        <w:t>SessionFactory sessionFactory=null;</w:t>
+      </w:r>
+      <w:proofErr w:type="spellStart"/>
+      <w:r>
+        <w:t>SessionFactory</w:t>
+      </w:r>
+      <w:proofErr w:type="spellEnd"/>
+      <w:r>
+        <w:t xml:space="preserve"> </w:t>
+      </w:r>
+      <w:proofErr w:type="spellStart"/>
+      <w:r>
+        <w:t>sessionFactory</w:t>
+      </w:r>
+      <w:proofErr w:type="spellEnd"/>
+      <w:r>
+        <w:t>=null;</w:t>
       </w:r>
     </w:p>
     <w:p>
@@ -9207,7 +11272,22 @@
       </w:pPr>
       <w:r>
         <w:tab/>
-        <w:t>public UserDAO() {</w:t>
+      </w:r>
+      <w:proofErr w:type="gramStart"/>
+      <w:r>
+        <w:t>public</w:t>
+      </w:r>
+      <w:proofErr w:type="gramEnd"/>
+      <w:r>
+        <w:t xml:space="preserve"> </w:t>
+      </w:r>
+      <w:proofErr w:type="spellStart"/>
+      <w:r>
+        <w:t>UserDAO</w:t>
+      </w:r>
+      <w:proofErr w:type="spellEnd"/>
+      <w:r>
+        <w:t>() {</w:t>
       </w:r>
     </w:p>
     <w:p>
@@ -9219,7 +11299,15 @@
       </w:r>
       <w:r>
         <w:tab/>
-        <w:t xml:space="preserve"> //1. create Configuration object</w:t>
+        <w:t xml:space="preserve"> //1. </w:t>
+      </w:r>
+      <w:proofErr w:type="gramStart"/>
+      <w:r>
+        <w:t>create</w:t>
+      </w:r>
+      <w:proofErr w:type="gramEnd"/>
+      <w:r>
+        <w:t xml:space="preserve"> Configuration object</w:t>
       </w:r>
     </w:p>
     <w:p>
@@ -9228,7 +11316,31 @@
       </w:pPr>
       <w:r>
         <w:tab/>
-        <w:t xml:space="preserve">     configuration=new Configuration().configure().addAnnotatedClass(User.class);</w:t>
+        <w:t xml:space="preserve">     </w:t>
+      </w:r>
+      <w:proofErr w:type="gramStart"/>
+      <w:r>
+        <w:t>configuration=</w:t>
+      </w:r>
+      <w:proofErr w:type="gramEnd"/>
+      <w:r>
+        <w:t>new Configuration().configure().</w:t>
+      </w:r>
+      <w:proofErr w:type="spellStart"/>
+      <w:r>
+        <w:t>addAnnotatedClass</w:t>
+      </w:r>
+      <w:proofErr w:type="spellEnd"/>
+      <w:r>
+        <w:t>(</w:t>
+      </w:r>
+      <w:proofErr w:type="spellStart"/>
+      <w:r>
+        <w:t>User.class</w:t>
+      </w:r>
+      <w:proofErr w:type="spellEnd"/>
+      <w:r>
+        <w:t>);</w:t>
       </w:r>
     </w:p>
     <w:p>
@@ -9237,7 +11349,15 @@
       </w:pPr>
       <w:r>
         <w:tab/>
-        <w:t xml:space="preserve">    //2. create Session Factory object </w:t>
+        <w:t xml:space="preserve">    //2. </w:t>
+      </w:r>
+      <w:proofErr w:type="gramStart"/>
+      <w:r>
+        <w:t>create</w:t>
+      </w:r>
+      <w:proofErr w:type="gramEnd"/>
+      <w:r>
+        <w:t xml:space="preserve"> Session Factory object </w:t>
       </w:r>
     </w:p>
     <w:p>
@@ -9246,7 +11366,25 @@
       </w:pPr>
       <w:r>
         <w:tab/>
-        <w:t xml:space="preserve">     sessionFactory=configuration.buildSessionFactory();</w:t>
+        <w:t xml:space="preserve">     </w:t>
+      </w:r>
+      <w:proofErr w:type="spellStart"/>
+      <w:proofErr w:type="gramStart"/>
+      <w:r>
+        <w:t>sessionFactory</w:t>
+      </w:r>
+      <w:proofErr w:type="spellEnd"/>
+      <w:r>
+        <w:t>=</w:t>
+      </w:r>
+      <w:proofErr w:type="spellStart"/>
+      <w:proofErr w:type="gramEnd"/>
+      <w:r>
+        <w:t>configuration.buildSessionFactory</w:t>
+      </w:r>
+      <w:proofErr w:type="spellEnd"/>
+      <w:r>
+        <w:t>();</w:t>
       </w:r>
     </w:p>
     <w:p>
@@ -9264,7 +11402,20 @@
       </w:pPr>
       <w:r>
         <w:tab/>
-        <w:t xml:space="preserve">     session=sessionFactory.openSession();</w:t>
+        <w:t xml:space="preserve">     </w:t>
+      </w:r>
+      <w:proofErr w:type="gramStart"/>
+      <w:r>
+        <w:t>session=</w:t>
+      </w:r>
+      <w:proofErr w:type="spellStart"/>
+      <w:proofErr w:type="gramEnd"/>
+      <w:r>
+        <w:t>sessionFactory.openSession</w:t>
+      </w:r>
+      <w:proofErr w:type="spellEnd"/>
+      <w:r>
+        <w:t>();</w:t>
       </w:r>
     </w:p>
     <w:p>
@@ -9282,7 +11433,22 @@
       </w:pPr>
       <w:r>
         <w:tab/>
-        <w:t>public void saveUser(User user) {</w:t>
+      </w:r>
+      <w:proofErr w:type="gramStart"/>
+      <w:r>
+        <w:t>public</w:t>
+      </w:r>
+      <w:proofErr w:type="gramEnd"/>
+      <w:r>
+        <w:t xml:space="preserve"> void </w:t>
+      </w:r>
+      <w:proofErr w:type="spellStart"/>
+      <w:r>
+        <w:t>saveUser</w:t>
+      </w:r>
+      <w:proofErr w:type="spellEnd"/>
+      <w:r>
+        <w:t>(User user) {</w:t>
       </w:r>
     </w:p>
     <w:p>
@@ -9302,7 +11468,20 @@
         <w:pStyle w:val="NoSpacing"/>
       </w:pPr>
       <w:r>
-        <w:t xml:space="preserve">    Transaction transaction=session.beginTransaction();</w:t>
+        <w:t xml:space="preserve">    Transaction transaction=</w:t>
+      </w:r>
+      <w:proofErr w:type="spellStart"/>
+      <w:proofErr w:type="gramStart"/>
+      <w:r>
+        <w:t>session.beginTransaction</w:t>
+      </w:r>
+      <w:proofErr w:type="spellEnd"/>
+      <w:r>
+        <w:t>(</w:t>
+      </w:r>
+      <w:proofErr w:type="gramEnd"/>
+      <w:r>
+        <w:t>);</w:t>
       </w:r>
     </w:p>
     <w:p>
@@ -9318,23 +11497,49 @@
         <w:pStyle w:val="NoSpacing"/>
       </w:pPr>
       <w:r>
-        <w:t xml:space="preserve">    session.save(user);</w:t>
-      </w:r>
-    </w:p>
-    <w:p>
-      <w:pPr>
-        <w:pStyle w:val="NoSpacing"/>
-      </w:pPr>
-      <w:r>
         <w:t xml:space="preserve">    </w:t>
       </w:r>
-    </w:p>
-    <w:p>
-      <w:pPr>
-        <w:pStyle w:val="NoSpacing"/>
-      </w:pPr>
-      <w:r>
-        <w:t xml:space="preserve">    System.out.println("Saved");</w:t>
+      <w:proofErr w:type="spellStart"/>
+      <w:proofErr w:type="gramStart"/>
+      <w:r>
+        <w:t>session.save</w:t>
+      </w:r>
+      <w:proofErr w:type="spellEnd"/>
+      <w:r>
+        <w:t>(</w:t>
+      </w:r>
+      <w:proofErr w:type="gramEnd"/>
+      <w:r>
+        <w:t>user);</w:t>
+      </w:r>
+    </w:p>
+    <w:p>
+      <w:pPr>
+        <w:pStyle w:val="NoSpacing"/>
+      </w:pPr>
+      <w:r>
+        <w:t xml:space="preserve">    </w:t>
+      </w:r>
+    </w:p>
+    <w:p>
+      <w:pPr>
+        <w:pStyle w:val="NoSpacing"/>
+      </w:pPr>
+      <w:r>
+        <w:t xml:space="preserve">    </w:t>
+      </w:r>
+      <w:proofErr w:type="spellStart"/>
+      <w:proofErr w:type="gramStart"/>
+      <w:r>
+        <w:t>System.out.println</w:t>
+      </w:r>
+      <w:proofErr w:type="spellEnd"/>
+      <w:r>
+        <w:t>(</w:t>
+      </w:r>
+      <w:proofErr w:type="gramEnd"/>
+      <w:r>
+        <w:t>"Saved");</w:t>
       </w:r>
     </w:p>
     <w:p>
@@ -9350,23 +11555,62 @@
         <w:pStyle w:val="NoSpacing"/>
       </w:pPr>
       <w:r>
-        <w:t xml:space="preserve">    transaction.commit();</w:t>
-      </w:r>
-    </w:p>
-    <w:p>
-      <w:pPr>
-        <w:pStyle w:val="NoSpacing"/>
-      </w:pPr>
-      <w:r>
-        <w:t xml:space="preserve">    session.close();</w:t>
-      </w:r>
-    </w:p>
-    <w:p>
-      <w:pPr>
-        <w:pStyle w:val="NoSpacing"/>
-      </w:pPr>
-      <w:r>
-        <w:t xml:space="preserve">    sessionFactory.close();</w:t>
+        <w:t xml:space="preserve">    </w:t>
+      </w:r>
+      <w:proofErr w:type="spellStart"/>
+      <w:proofErr w:type="gramStart"/>
+      <w:r>
+        <w:t>transaction.commit</w:t>
+      </w:r>
+      <w:proofErr w:type="spellEnd"/>
+      <w:r>
+        <w:t>(</w:t>
+      </w:r>
+      <w:proofErr w:type="gramEnd"/>
+      <w:r>
+        <w:t>);</w:t>
+      </w:r>
+    </w:p>
+    <w:p>
+      <w:pPr>
+        <w:pStyle w:val="NoSpacing"/>
+      </w:pPr>
+      <w:r>
+        <w:t xml:space="preserve">    </w:t>
+      </w:r>
+      <w:proofErr w:type="spellStart"/>
+      <w:proofErr w:type="gramStart"/>
+      <w:r>
+        <w:t>session.close</w:t>
+      </w:r>
+      <w:proofErr w:type="spellEnd"/>
+      <w:r>
+        <w:t>(</w:t>
+      </w:r>
+      <w:proofErr w:type="gramEnd"/>
+      <w:r>
+        <w:t>);</w:t>
+      </w:r>
+    </w:p>
+    <w:p>
+      <w:pPr>
+        <w:pStyle w:val="NoSpacing"/>
+      </w:pPr>
+      <w:r>
+        <w:t xml:space="preserve">    </w:t>
+      </w:r>
+      <w:proofErr w:type="spellStart"/>
+      <w:proofErr w:type="gramStart"/>
+      <w:r>
+        <w:t>sessionFactory.close</w:t>
+      </w:r>
+      <w:proofErr w:type="spellEnd"/>
+      <w:r>
+        <w:t>(</w:t>
+      </w:r>
+      <w:proofErr w:type="gramEnd"/>
+      <w:r>
+        <w:t>);</w:t>
       </w:r>
     </w:p>
     <w:p>
@@ -9385,6 +11629,7 @@
       <w:r>
         <w:tab/>
       </w:r>
+      <w:proofErr w:type="gramStart"/>
       <w:r>
         <w:rPr>
           <w:b/>
@@ -9393,6 +11638,7 @@
         </w:rPr>
         <w:t>public</w:t>
       </w:r>
+      <w:proofErr w:type="gramEnd"/>
       <w:r>
         <w:t xml:space="preserve"> User validate(String </w:t>
       </w:r>
@@ -9426,15 +11672,19 @@
         <w:tab/>
         <w:t xml:space="preserve">Transaction </w:t>
       </w:r>
+      <w:proofErr w:type="spellStart"/>
       <w:r>
         <w:rPr>
           <w:color w:val="6A3E3E"/>
         </w:rPr>
         <w:t>transaction</w:t>
       </w:r>
+      <w:proofErr w:type="spellEnd"/>
       <w:r>
         <w:t xml:space="preserve"> = </w:t>
       </w:r>
+      <w:proofErr w:type="spellStart"/>
+      <w:proofErr w:type="gramStart"/>
       <w:r>
         <w:rPr>
           <w:color w:val="0000C0"/>
@@ -9442,7 +11692,15 @@
         <w:t>session</w:t>
       </w:r>
       <w:r>
-        <w:t>.beginTransaction();</w:t>
+        <w:t>.beginTransaction</w:t>
+      </w:r>
+      <w:proofErr w:type="spellEnd"/>
+      <w:r>
+        <w:t>(</w:t>
+      </w:r>
+      <w:proofErr w:type="gramEnd"/>
+      <w:r>
+        <w:t>);</w:t>
       </w:r>
     </w:p>
     <w:p>
@@ -9456,12 +11714,14 @@
         <w:tab/>
         <w:t xml:space="preserve">String </w:t>
       </w:r>
+      <w:proofErr w:type="spellStart"/>
       <w:r>
         <w:rPr>
           <w:color w:val="6A3E3E"/>
         </w:rPr>
         <w:t>hql</w:t>
       </w:r>
+      <w:proofErr w:type="spellEnd"/>
       <w:r>
         <w:t>=</w:t>
       </w:r>
@@ -9469,7 +11729,21 @@
         <w:rPr>
           <w:color w:val="2A00FF"/>
         </w:rPr>
-        <w:t>"from User where username=:un and password=:p"</w:t>
+        <w:t>"from User where username=</w:t>
+      </w:r>
+      <w:proofErr w:type="gramStart"/>
+      <w:r>
+        <w:rPr>
+          <w:color w:val="2A00FF"/>
+        </w:rPr>
+        <w:t>:un</w:t>
+      </w:r>
+      <w:proofErr w:type="gramEnd"/>
+      <w:r>
+        <w:rPr>
+          <w:color w:val="2A00FF"/>
+        </w:rPr>
+        <w:t xml:space="preserve"> and password=:p"</w:t>
       </w:r>
       <w:r>
         <w:t>;</w:t>
@@ -9495,6 +11769,8 @@
       <w:r>
         <w:t>=</w:t>
       </w:r>
+      <w:proofErr w:type="spellStart"/>
+      <w:proofErr w:type="gramStart"/>
       <w:r>
         <w:rPr>
           <w:color w:val="0000C0"/>
@@ -9502,8 +11778,14 @@
         <w:t>session</w:t>
       </w:r>
       <w:r>
-        <w:t>.createQuery(</w:t>
-      </w:r>
+        <w:t>.createQuery</w:t>
+      </w:r>
+      <w:proofErr w:type="spellEnd"/>
+      <w:r>
+        <w:t>(</w:t>
+      </w:r>
+      <w:proofErr w:type="spellStart"/>
+      <w:proofErr w:type="gramEnd"/>
       <w:r>
         <w:rPr>
           <w:color w:val="6A3E3E"/>
@@ -9521,6 +11803,7 @@
         </w:rPr>
         <w:t>class</w:t>
       </w:r>
+      <w:proofErr w:type="spellEnd"/>
       <w:r>
         <w:t>)</w:t>
       </w:r>
@@ -9540,8 +11823,18 @@
       </w:r>
       <w:r>
         <w:tab/>
-        <w:t>.setParameter(</w:t>
-      </w:r>
+        <w:t>.</w:t>
+      </w:r>
+      <w:proofErr w:type="spellStart"/>
+      <w:proofErr w:type="gramStart"/>
+      <w:r>
+        <w:t>setParameter</w:t>
+      </w:r>
+      <w:proofErr w:type="spellEnd"/>
+      <w:r>
+        <w:t>(</w:t>
+      </w:r>
+      <w:proofErr w:type="gramEnd"/>
       <w:r>
         <w:rPr>
           <w:color w:val="2A00FF"/>
@@ -9576,13 +11869,30 @@
       </w:r>
       <w:r>
         <w:tab/>
-        <w:t>.setParameter(</w:t>
-      </w:r>
+        <w:t>.</w:t>
+      </w:r>
+      <w:proofErr w:type="spellStart"/>
+      <w:proofErr w:type="gramStart"/>
+      <w:r>
+        <w:t>setParameter</w:t>
+      </w:r>
+      <w:proofErr w:type="spellEnd"/>
+      <w:r>
+        <w:t>(</w:t>
+      </w:r>
+      <w:proofErr w:type="gramEnd"/>
       <w:r>
         <w:rPr>
           <w:color w:val="2A00FF"/>
         </w:rPr>
-        <w:t>"p"</w:t>
+        <w:t>"</w:t>
+      </w:r>
+      <w:proofErr w:type="spellStart"/>
+      <w:r>
+        <w:rPr>
+          <w:color w:val="2A00FF"/>
+        </w:rPr>
+        <w:t>p"</w:t>
       </w:r>
       <w:r>
         <w:t>,</w:t>
@@ -9593,6 +11903,7 @@
         </w:rPr>
         <w:t>password</w:t>
       </w:r>
+      <w:proofErr w:type="spellEnd"/>
       <w:r>
         <w:t>)</w:t>
       </w:r>
@@ -9612,7 +11923,20 @@
       </w:r>
       <w:r>
         <w:tab/>
-        <w:t>.uniqueResult();</w:t>
+        <w:t>.</w:t>
+      </w:r>
+      <w:proofErr w:type="spellStart"/>
+      <w:proofErr w:type="gramStart"/>
+      <w:r>
+        <w:t>uniqueResult</w:t>
+      </w:r>
+      <w:proofErr w:type="spellEnd"/>
+      <w:r>
+        <w:t>(</w:t>
+      </w:r>
+      <w:proofErr w:type="gramEnd"/>
+      <w:r>
+        <w:t>);</w:t>
       </w:r>
     </w:p>
     <w:p>
@@ -9625,6 +11949,8 @@
       <w:r>
         <w:tab/>
       </w:r>
+      <w:proofErr w:type="spellStart"/>
+      <w:proofErr w:type="gramStart"/>
       <w:r>
         <w:rPr>
           <w:color w:val="6A3E3E"/>
@@ -9632,7 +11958,15 @@
         <w:t>transaction</w:t>
       </w:r>
       <w:r>
-        <w:t>.commit();</w:t>
+        <w:t>.commit</w:t>
+      </w:r>
+      <w:proofErr w:type="spellEnd"/>
+      <w:r>
+        <w:t>(</w:t>
+      </w:r>
+      <w:proofErr w:type="gramEnd"/>
+      <w:r>
+        <w:t>);</w:t>
       </w:r>
     </w:p>
     <w:p>
@@ -9645,6 +11979,7 @@
       <w:r>
         <w:tab/>
       </w:r>
+      <w:proofErr w:type="gramStart"/>
       <w:r>
         <w:rPr>
           <w:b/>
@@ -9653,6 +11988,7 @@
         </w:rPr>
         <w:t>return</w:t>
       </w:r>
+      <w:proofErr w:type="gramEnd"/>
       <w:r>
         <w:t xml:space="preserve"> </w:t>
       </w:r>
@@ -9679,6 +12015,7 @@
       <w:pPr>
         <w:pStyle w:val="NoSpacing"/>
       </w:pPr>
+      <w:proofErr w:type="gramStart"/>
       <w:r>
         <w:rPr>
           <w:b/>
@@ -9687,8 +12024,17 @@
         </w:rPr>
         <w:t>public</w:t>
       </w:r>
-      <w:r>
-        <w:t xml:space="preserve"> List&lt;User&gt; fetchAll() {</w:t>
+      <w:proofErr w:type="gramEnd"/>
+      <w:r>
+        <w:t xml:space="preserve"> List&lt;User&gt; </w:t>
+      </w:r>
+      <w:proofErr w:type="spellStart"/>
+      <w:r>
+        <w:t>fetchAll</w:t>
+      </w:r>
+      <w:proofErr w:type="spellEnd"/>
+      <w:r>
+        <w:t>() {</w:t>
       </w:r>
     </w:p>
     <w:p>
@@ -9712,6 +12058,8 @@
       <w:r>
         <w:t>=</w:t>
       </w:r>
+      <w:proofErr w:type="spellStart"/>
+      <w:proofErr w:type="gramStart"/>
       <w:r>
         <w:rPr>
           <w:color w:val="0000C0"/>
@@ -9719,7 +12067,15 @@
         <w:t>session</w:t>
       </w:r>
       <w:r>
-        <w:t>.beginTransaction();</w:t>
+        <w:t>.beginTransaction</w:t>
+      </w:r>
+      <w:proofErr w:type="spellEnd"/>
+      <w:r>
+        <w:t>(</w:t>
+      </w:r>
+      <w:proofErr w:type="gramEnd"/>
+      <w:r>
+        <w:t>);</w:t>
       </w:r>
     </w:p>
     <w:p>
@@ -9732,6 +12088,7 @@
       <w:r>
         <w:tab/>
       </w:r>
+      <w:proofErr w:type="gramStart"/>
       <w:r>
         <w:rPr>
           <w:b/>
@@ -9740,9 +12097,11 @@
         </w:rPr>
         <w:t>return</w:t>
       </w:r>
+      <w:proofErr w:type="gramEnd"/>
       <w:r>
         <w:t xml:space="preserve"> </w:t>
       </w:r>
+      <w:proofErr w:type="spellStart"/>
       <w:r>
         <w:rPr>
           <w:color w:val="0000C0"/>
@@ -9750,7 +12109,11 @@
         <w:t>session</w:t>
       </w:r>
       <w:r>
-        <w:t>.createQuery(</w:t>
+        <w:t>.createQuery</w:t>
+      </w:r>
+      <w:proofErr w:type="spellEnd"/>
+      <w:r>
+        <w:t>(</w:t>
       </w:r>
       <w:r>
         <w:rPr>
@@ -9759,7 +12122,11 @@
         <w:t>"from User"</w:t>
       </w:r>
       <w:r>
-        <w:t>,User.</w:t>
+        <w:t>,</w:t>
+      </w:r>
+      <w:proofErr w:type="spellStart"/>
+      <w:r>
+        <w:t>User.</w:t>
       </w:r>
       <w:r>
         <w:rPr>
@@ -9769,6 +12136,7 @@
         </w:rPr>
         <w:t>class</w:t>
       </w:r>
+      <w:proofErr w:type="spellEnd"/>
       <w:r>
         <w:t>).list();</w:t>
       </w:r>
@@ -9850,7 +12218,47 @@
           <w:szCs w:val="28"/>
         </w:rPr>
         <w:lastRenderedPageBreak/>
-        <w:t xml:space="preserve">Hibernate.cfg.xml must be created under src/main/java by rightclick-&gt; file </w:t>
+        <w:t xml:space="preserve">Hibernate.cfg.xml must be created under </w:t>
+      </w:r>
+      <w:proofErr w:type="spellStart"/>
+      <w:r>
+        <w:rPr>
+          <w:rFonts w:ascii="Consolas" w:hAnsi="Consolas"/>
+          <w:color w:val="008080"/>
+          <w:sz w:val="28"/>
+          <w:szCs w:val="28"/>
+        </w:rPr>
+        <w:t>src</w:t>
+      </w:r>
+      <w:proofErr w:type="spellEnd"/>
+      <w:r>
+        <w:rPr>
+          <w:rFonts w:ascii="Consolas" w:hAnsi="Consolas"/>
+          <w:color w:val="008080"/>
+          <w:sz w:val="28"/>
+          <w:szCs w:val="28"/>
+        </w:rPr>
+        <w:t xml:space="preserve">/main/java by </w:t>
+      </w:r>
+      <w:proofErr w:type="spellStart"/>
+      <w:r>
+        <w:rPr>
+          <w:rFonts w:ascii="Consolas" w:hAnsi="Consolas"/>
+          <w:color w:val="008080"/>
+          <w:sz w:val="28"/>
+          <w:szCs w:val="28"/>
+        </w:rPr>
+        <w:t>rightclick</w:t>
+      </w:r>
+      <w:proofErr w:type="spellEnd"/>
+      <w:r>
+        <w:rPr>
+          <w:rFonts w:ascii="Consolas" w:hAnsi="Consolas"/>
+          <w:color w:val="008080"/>
+          <w:sz w:val="28"/>
+          <w:szCs w:val="28"/>
+        </w:rPr>
+        <w:t xml:space="preserve">-&gt; file </w:t>
       </w:r>
     </w:p>
     <w:p>
@@ -9909,6 +12317,8 @@
           <w:szCs w:val="28"/>
         </w:rPr>
       </w:pPr>
+      <w:bookmarkStart w:id="0" w:name="_GoBack"/>
+      <w:proofErr w:type="gramStart"/>
       <w:r>
         <w:rPr>
           <w:rFonts w:ascii="Consolas" w:hAnsi="Consolas"/>
@@ -9927,6 +12337,7 @@
         </w:rPr>
         <w:t>xml</w:t>
       </w:r>
+      <w:proofErr w:type="gramEnd"/>
       <w:r>
         <w:rPr>
           <w:rFonts w:ascii="Consolas" w:hAnsi="Consolas"/>
@@ -10025,6 +12436,7 @@
           <w:szCs w:val="28"/>
         </w:rPr>
       </w:pPr>
+      <w:proofErr w:type="gramStart"/>
       <w:r>
         <w:rPr>
           <w:rFonts w:ascii="Consolas" w:hAnsi="Consolas"/>
@@ -10043,6 +12455,7 @@
         </w:rPr>
         <w:t>DOCTYPE</w:t>
       </w:r>
+      <w:proofErr w:type="gramEnd"/>
       <w:r>
         <w:rPr>
           <w:rFonts w:ascii="Consolas" w:hAnsi="Consolas"/>
@@ -10176,6 +12589,7 @@
         </w:rPr>
         <w:t>&lt;</w:t>
       </w:r>
+      <w:proofErr w:type="gramStart"/>
       <w:r>
         <w:rPr>
           <w:rFonts w:ascii="Consolas" w:hAnsi="Consolas"/>
@@ -10185,6 +12599,7 @@
         </w:rPr>
         <w:t>hibernate-configuration</w:t>
       </w:r>
+      <w:proofErr w:type="gramEnd"/>
       <w:r>
         <w:rPr>
           <w:rFonts w:ascii="Consolas" w:hAnsi="Consolas"/>
@@ -10216,6 +12631,7 @@
         </w:rPr>
         <w:t>&lt;</w:t>
       </w:r>
+      <w:proofErr w:type="gramStart"/>
       <w:r>
         <w:rPr>
           <w:rFonts w:ascii="Consolas" w:hAnsi="Consolas"/>
@@ -10225,6 +12641,7 @@
         </w:rPr>
         <w:t>session-factory</w:t>
       </w:r>
+      <w:proofErr w:type="gramEnd"/>
       <w:r>
         <w:rPr>
           <w:rFonts w:ascii="Consolas" w:hAnsi="Consolas"/>
@@ -10256,6 +12673,7 @@
         </w:rPr>
         <w:t>&lt;</w:t>
       </w:r>
+      <w:proofErr w:type="gramStart"/>
       <w:r>
         <w:rPr>
           <w:rFonts w:ascii="Consolas" w:hAnsi="Consolas"/>
@@ -10265,6 +12683,7 @@
         </w:rPr>
         <w:t>property</w:t>
       </w:r>
+      <w:proofErr w:type="gramEnd"/>
       <w:r>
         <w:rPr>
           <w:rFonts w:ascii="Consolas" w:hAnsi="Consolas"/>
@@ -10370,6 +12789,7 @@
         </w:rPr>
         <w:t>&lt;</w:t>
       </w:r>
+      <w:proofErr w:type="gramStart"/>
       <w:r>
         <w:rPr>
           <w:rFonts w:ascii="Consolas" w:hAnsi="Consolas"/>
@@ -10379,6 +12799,7 @@
         </w:rPr>
         <w:t>property</w:t>
       </w:r>
+      <w:proofErr w:type="gramEnd"/>
       <w:r>
         <w:rPr>
           <w:rFonts w:ascii="Consolas" w:hAnsi="Consolas"/>
@@ -10532,6 +12953,7 @@
         </w:rPr>
         <w:t>&lt;</w:t>
       </w:r>
+      <w:proofErr w:type="gramStart"/>
       <w:r>
         <w:rPr>
           <w:rFonts w:ascii="Consolas" w:hAnsi="Consolas"/>
@@ -10541,6 +12963,7 @@
         </w:rPr>
         <w:t>property</w:t>
       </w:r>
+      <w:proofErr w:type="gramEnd"/>
       <w:r>
         <w:rPr>
           <w:rFonts w:ascii="Consolas" w:hAnsi="Consolas"/>
@@ -10577,7 +13000,31 @@
           <w:sz w:val="28"/>
           <w:szCs w:val="28"/>
         </w:rPr>
-        <w:t>"hibernate.connection.username"</w:t>
+        <w:t>"</w:t>
+      </w:r>
+      <w:proofErr w:type="spellStart"/>
+      <w:r>
+        <w:rPr>
+          <w:rFonts w:ascii="Consolas" w:hAnsi="Consolas"/>
+          <w:i/>
+          <w:iCs/>
+          <w:color w:val="2A00FF"/>
+          <w:sz w:val="28"/>
+          <w:szCs w:val="28"/>
+        </w:rPr>
+        <w:t>hibernate.connection.username</w:t>
+      </w:r>
+      <w:proofErr w:type="spellEnd"/>
+      <w:r>
+        <w:rPr>
+          <w:rFonts w:ascii="Consolas" w:hAnsi="Consolas"/>
+          <w:i/>
+          <w:iCs/>
+          <w:color w:val="2A00FF"/>
+          <w:sz w:val="28"/>
+          <w:szCs w:val="28"/>
+        </w:rPr>
+        <w:t>"</w:t>
       </w:r>
       <w:r>
         <w:rPr>
@@ -10646,6 +13093,7 @@
         </w:rPr>
         <w:t>&lt;</w:t>
       </w:r>
+      <w:proofErr w:type="gramStart"/>
       <w:r>
         <w:rPr>
           <w:rFonts w:ascii="Consolas" w:hAnsi="Consolas"/>
@@ -10655,6 +13103,7 @@
         </w:rPr>
         <w:t>property</w:t>
       </w:r>
+      <w:proofErr w:type="gramEnd"/>
       <w:r>
         <w:rPr>
           <w:rFonts w:ascii="Consolas" w:hAnsi="Consolas"/>
@@ -10691,7 +13140,31 @@
           <w:sz w:val="28"/>
           <w:szCs w:val="28"/>
         </w:rPr>
-        <w:t>"hibernate.connection.password"</w:t>
+        <w:t>"</w:t>
+      </w:r>
+      <w:proofErr w:type="spellStart"/>
+      <w:r>
+        <w:rPr>
+          <w:rFonts w:ascii="Consolas" w:hAnsi="Consolas"/>
+          <w:i/>
+          <w:iCs/>
+          <w:color w:val="2A00FF"/>
+          <w:sz w:val="28"/>
+          <w:szCs w:val="28"/>
+        </w:rPr>
+        <w:t>hibernate.connection.password</w:t>
+      </w:r>
+      <w:proofErr w:type="spellEnd"/>
+      <w:r>
+        <w:rPr>
+          <w:rFonts w:ascii="Consolas" w:hAnsi="Consolas"/>
+          <w:i/>
+          <w:iCs/>
+          <w:color w:val="2A00FF"/>
+          <w:sz w:val="28"/>
+          <w:szCs w:val="28"/>
+        </w:rPr>
+        <w:t>"</w:t>
       </w:r>
       <w:r>
         <w:rPr>
@@ -10760,6 +13233,7 @@
         </w:rPr>
         <w:t>&lt;</w:t>
       </w:r>
+      <w:proofErr w:type="gramStart"/>
       <w:r>
         <w:rPr>
           <w:rFonts w:ascii="Consolas" w:hAnsi="Consolas"/>
@@ -10769,6 +13243,7 @@
         </w:rPr>
         <w:t>property</w:t>
       </w:r>
+      <w:proofErr w:type="gramEnd"/>
       <w:r>
         <w:rPr>
           <w:rFonts w:ascii="Consolas" w:hAnsi="Consolas"/>
@@ -10919,7 +13394,31 @@
           <w:sz w:val="28"/>
           <w:szCs w:val="28"/>
         </w:rPr>
-        <w:t>"show_sql"</w:t>
+        <w:t>"</w:t>
+      </w:r>
+      <w:proofErr w:type="spellStart"/>
+      <w:r>
+        <w:rPr>
+          <w:rFonts w:ascii="Consolas" w:hAnsi="Consolas"/>
+          <w:i/>
+          <w:iCs/>
+          <w:color w:val="2A00FF"/>
+          <w:sz w:val="28"/>
+          <w:szCs w:val="28"/>
+        </w:rPr>
+        <w:t>show_sql</w:t>
+      </w:r>
+      <w:proofErr w:type="spellEnd"/>
+      <w:r>
+        <w:rPr>
+          <w:rFonts w:ascii="Consolas" w:hAnsi="Consolas"/>
+          <w:i/>
+          <w:iCs/>
+          <w:color w:val="2A00FF"/>
+          <w:sz w:val="28"/>
+          <w:szCs w:val="28"/>
+        </w:rPr>
+        <w:t>"</w:t>
       </w:r>
       <w:r>
         <w:rPr>
@@ -11033,7 +13532,31 @@
           <w:sz w:val="28"/>
           <w:szCs w:val="28"/>
         </w:rPr>
-        <w:t>"format_sql"</w:t>
+        <w:t>"</w:t>
+      </w:r>
+      <w:proofErr w:type="spellStart"/>
+      <w:r>
+        <w:rPr>
+          <w:rFonts w:ascii="Consolas" w:hAnsi="Consolas"/>
+          <w:i/>
+          <w:iCs/>
+          <w:color w:val="2A00FF"/>
+          <w:sz w:val="28"/>
+          <w:szCs w:val="28"/>
+        </w:rPr>
+        <w:t>format_sql</w:t>
+      </w:r>
+      <w:proofErr w:type="spellEnd"/>
+      <w:r>
+        <w:rPr>
+          <w:rFonts w:ascii="Consolas" w:hAnsi="Consolas"/>
+          <w:i/>
+          <w:iCs/>
+          <w:color w:val="2A00FF"/>
+          <w:sz w:val="28"/>
+          <w:szCs w:val="28"/>
+        </w:rPr>
+        <w:t>"</w:t>
       </w:r>
       <w:r>
         <w:rPr>
@@ -11275,6 +13798,7 @@
         <w:t>&gt;</w:t>
       </w:r>
     </w:p>
+    <w:bookmarkEnd w:id="0"/>
     <w:p>
       <w:pPr>
         <w:rPr>
@@ -11380,6 +13904,7 @@
           <w:szCs w:val="28"/>
         </w:rPr>
       </w:pPr>
+      <w:proofErr w:type="gramStart"/>
       <w:r>
         <w:rPr>
           <w:rFonts w:ascii="Consolas" w:hAnsi="Consolas"/>
@@ -11398,6 +13923,7 @@
         </w:rPr>
         <w:t>DOCTYPE</w:t>
       </w:r>
+      <w:proofErr w:type="gramEnd"/>
       <w:r>
         <w:rPr>
           <w:rFonts w:ascii="Consolas" w:hAnsi="Consolas"/>
@@ -11494,7 +14020,27 @@
           <w:sz w:val="28"/>
           <w:szCs w:val="28"/>
         </w:rPr>
-        <w:t>"http://java.sun.com/dtd/web-app_2_3.dtd"</w:t>
+        <w:t>"http://java.sun.com/</w:t>
+      </w:r>
+      <w:proofErr w:type="spellStart"/>
+      <w:r>
+        <w:rPr>
+          <w:rFonts w:ascii="Consolas" w:hAnsi="Consolas"/>
+          <w:color w:val="3F7F5F"/>
+          <w:sz w:val="28"/>
+          <w:szCs w:val="28"/>
+        </w:rPr>
+        <w:t>dtd</w:t>
+      </w:r>
+      <w:proofErr w:type="spellEnd"/>
+      <w:r>
+        <w:rPr>
+          <w:rFonts w:ascii="Consolas" w:hAnsi="Consolas"/>
+          <w:color w:val="3F7F5F"/>
+          <w:sz w:val="28"/>
+          <w:szCs w:val="28"/>
+        </w:rPr>
+        <w:t>/web-app_2_3.dtd"</w:t>
       </w:r>
       <w:r>
         <w:rPr>
@@ -11549,6 +14095,7 @@
         </w:rPr>
         <w:t>&lt;</w:t>
       </w:r>
+      <w:proofErr w:type="gramStart"/>
       <w:r>
         <w:rPr>
           <w:rFonts w:ascii="Consolas" w:hAnsi="Consolas"/>
@@ -11558,6 +14105,7 @@
         </w:rPr>
         <w:t>web-app</w:t>
       </w:r>
+      <w:proofErr w:type="gramEnd"/>
       <w:r>
         <w:rPr>
           <w:rFonts w:ascii="Consolas" w:hAnsi="Consolas"/>
@@ -11706,6 +14254,7 @@
         </w:rPr>
         <w:t>&lt;</w:t>
       </w:r>
+      <w:proofErr w:type="gramStart"/>
       <w:r>
         <w:rPr>
           <w:rFonts w:ascii="Consolas" w:hAnsi="Consolas"/>
@@ -11715,6 +14264,7 @@
         </w:rPr>
         <w:t>servlet</w:t>
       </w:r>
+      <w:proofErr w:type="gramEnd"/>
       <w:r>
         <w:rPr>
           <w:rFonts w:ascii="Consolas" w:hAnsi="Consolas"/>
@@ -11992,6 +14542,7 @@
         </w:rPr>
         <w:t>&lt;</w:t>
       </w:r>
+      <w:proofErr w:type="gramStart"/>
       <w:r>
         <w:rPr>
           <w:rFonts w:ascii="Consolas" w:hAnsi="Consolas"/>
@@ -12001,6 +14552,7 @@
         </w:rPr>
         <w:t>servlet-mapping</w:t>
       </w:r>
+      <w:proofErr w:type="gramEnd"/>
       <w:r>
         <w:rPr>
           <w:rFonts w:ascii="Consolas" w:hAnsi="Consolas"/>
@@ -12144,6 +14696,7 @@
         </w:rPr>
         <w:t>&lt;</w:t>
       </w:r>
+      <w:proofErr w:type="spellStart"/>
       <w:r>
         <w:rPr>
           <w:rFonts w:ascii="Consolas" w:hAnsi="Consolas"/>
@@ -12151,7 +14704,17 @@
           <w:sz w:val="28"/>
           <w:szCs w:val="28"/>
         </w:rPr>
-        <w:t>url-pattern</w:t>
+        <w:t>url</w:t>
+      </w:r>
+      <w:proofErr w:type="spellEnd"/>
+      <w:r>
+        <w:rPr>
+          <w:rFonts w:ascii="Consolas" w:hAnsi="Consolas"/>
+          <w:color w:val="3F7F7F"/>
+          <w:sz w:val="28"/>
+          <w:szCs w:val="28"/>
+        </w:rPr>
+        <w:t>-pattern</w:t>
       </w:r>
       <w:r>
         <w:rPr>
@@ -12189,6 +14752,7 @@
         </w:rPr>
         <w:t>&lt;/</w:t>
       </w:r>
+      <w:proofErr w:type="spellStart"/>
       <w:r>
         <w:rPr>
           <w:rFonts w:ascii="Consolas" w:hAnsi="Consolas"/>
@@ -12196,7 +14760,17 @@
           <w:sz w:val="28"/>
           <w:szCs w:val="28"/>
         </w:rPr>
-        <w:t>url-pattern</w:t>
+        <w:t>url</w:t>
+      </w:r>
+      <w:proofErr w:type="spellEnd"/>
+      <w:r>
+        <w:rPr>
+          <w:rFonts w:ascii="Consolas" w:hAnsi="Consolas"/>
+          <w:color w:val="3F7F7F"/>
+          <w:sz w:val="28"/>
+          <w:szCs w:val="28"/>
+        </w:rPr>
+        <w:t>-pattern</w:t>
       </w:r>
       <w:r>
         <w:rPr>
@@ -12287,6 +14861,7 @@
         </w:rPr>
         <w:t>&lt;</w:t>
       </w:r>
+      <w:proofErr w:type="gramStart"/>
       <w:r>
         <w:rPr>
           <w:rFonts w:ascii="Consolas" w:hAnsi="Consolas"/>
@@ -12296,6 +14871,7 @@
         </w:rPr>
         <w:t>servlet</w:t>
       </w:r>
+      <w:proofErr w:type="gramEnd"/>
       <w:r>
         <w:rPr>
           <w:rFonts w:ascii="Consolas" w:hAnsi="Consolas"/>
@@ -12573,6 +15149,7 @@
         </w:rPr>
         <w:t>&lt;</w:t>
       </w:r>
+      <w:proofErr w:type="gramStart"/>
       <w:r>
         <w:rPr>
           <w:rFonts w:ascii="Consolas" w:hAnsi="Consolas"/>
@@ -12582,6 +15159,7 @@
         </w:rPr>
         <w:t>servlet-mapping</w:t>
       </w:r>
+      <w:proofErr w:type="gramEnd"/>
       <w:r>
         <w:rPr>
           <w:rFonts w:ascii="Consolas" w:hAnsi="Consolas"/>
@@ -12725,6 +15303,7 @@
         </w:rPr>
         <w:t>&lt;</w:t>
       </w:r>
+      <w:proofErr w:type="spellStart"/>
       <w:r>
         <w:rPr>
           <w:rFonts w:ascii="Consolas" w:hAnsi="Consolas"/>
@@ -12732,7 +15311,17 @@
           <w:sz w:val="28"/>
           <w:szCs w:val="28"/>
         </w:rPr>
-        <w:t>url-pattern</w:t>
+        <w:t>url</w:t>
+      </w:r>
+      <w:proofErr w:type="spellEnd"/>
+      <w:r>
+        <w:rPr>
+          <w:rFonts w:ascii="Consolas" w:hAnsi="Consolas"/>
+          <w:color w:val="3F7F7F"/>
+          <w:sz w:val="28"/>
+          <w:szCs w:val="28"/>
+        </w:rPr>
+        <w:t>-pattern</w:t>
       </w:r>
       <w:r>
         <w:rPr>
@@ -12761,6 +15350,7 @@
         </w:rPr>
         <w:t>&lt;/</w:t>
       </w:r>
+      <w:proofErr w:type="spellStart"/>
       <w:r>
         <w:rPr>
           <w:rFonts w:ascii="Consolas" w:hAnsi="Consolas"/>
@@ -12768,7 +15358,17 @@
           <w:sz w:val="28"/>
           <w:szCs w:val="28"/>
         </w:rPr>
-        <w:t>url-pattern</w:t>
+        <w:t>url</w:t>
+      </w:r>
+      <w:proofErr w:type="spellEnd"/>
+      <w:r>
+        <w:rPr>
+          <w:rFonts w:ascii="Consolas" w:hAnsi="Consolas"/>
+          <w:color w:val="3F7F7F"/>
+          <w:sz w:val="28"/>
+          <w:szCs w:val="28"/>
+        </w:rPr>
+        <w:t>-pattern</w:t>
       </w:r>
       <w:r>
         <w:rPr>
@@ -12894,6 +15494,7 @@
           <w:szCs w:val="28"/>
         </w:rPr>
       </w:pPr>
+      <w:proofErr w:type="gramStart"/>
       <w:r>
         <w:rPr>
           <w:b/>
@@ -12903,6 +15504,7 @@
         </w:rPr>
         <w:t>pom.xml</w:t>
       </w:r>
+      <w:proofErr w:type="gramEnd"/>
       <w:r>
         <w:rPr>
           <w:b/>
@@ -12941,6 +15543,7 @@
         </w:rPr>
         <w:t xml:space="preserve"> </w:t>
       </w:r>
+      <w:proofErr w:type="spellStart"/>
       <w:r>
         <w:rPr>
           <w:color w:val="93A1A1"/>
@@ -12948,6 +15551,7 @@
         </w:rPr>
         <w:t>xmlns</w:t>
       </w:r>
+      <w:proofErr w:type="spellEnd"/>
       <w:r>
         <w:rPr>
           <w:color w:val="000000"/>
@@ -12982,6 +15586,7 @@
         </w:rPr>
         <w:t xml:space="preserve"> </w:t>
       </w:r>
+      <w:proofErr w:type="spellStart"/>
       <w:r>
         <w:rPr>
           <w:color w:val="93A1A1"/>
@@ -12989,6 +15594,7 @@
         </w:rPr>
         <w:t>xmlns:xsi</w:t>
       </w:r>
+      <w:proofErr w:type="spellEnd"/>
       <w:r>
         <w:rPr>
           <w:color w:val="000000"/>
@@ -13032,6 +15638,7 @@
         </w:rPr>
         <w:t xml:space="preserve">  </w:t>
       </w:r>
+      <w:proofErr w:type="spellStart"/>
       <w:r>
         <w:rPr>
           <w:color w:val="93A1A1"/>
@@ -13039,6 +15646,7 @@
         </w:rPr>
         <w:t>xsi:schemaLocation</w:t>
       </w:r>
+      <w:proofErr w:type="spellEnd"/>
       <w:r>
         <w:rPr>
           <w:color w:val="000000"/>
@@ -13089,6 +15697,7 @@
         </w:rPr>
         <w:t xml:space="preserve">  &lt;</w:t>
       </w:r>
+      <w:proofErr w:type="spellStart"/>
       <w:r>
         <w:rPr>
           <w:color w:val="268BD2"/>
@@ -13096,6 +15705,7 @@
         </w:rPr>
         <w:t>modelVersion</w:t>
       </w:r>
+      <w:proofErr w:type="spellEnd"/>
       <w:r>
         <w:rPr>
           <w:color w:val="000000"/>
@@ -13103,6 +15713,7 @@
         </w:rPr>
         <w:t>&gt;4.0.0&lt;/</w:t>
       </w:r>
+      <w:proofErr w:type="spellStart"/>
       <w:r>
         <w:rPr>
           <w:color w:val="268BD2"/>
@@ -13110,6 +15721,7 @@
         </w:rPr>
         <w:t>modelVersion</w:t>
       </w:r>
+      <w:proofErr w:type="spellEnd"/>
       <w:r>
         <w:rPr>
           <w:color w:val="000000"/>
@@ -13133,6 +15745,8 @@
         </w:rPr>
         <w:t xml:space="preserve">  &lt;</w:t>
       </w:r>
+      <w:proofErr w:type="spellStart"/>
+      <w:proofErr w:type="gramStart"/>
       <w:r>
         <w:rPr>
           <w:color w:val="268BD2"/>
@@ -13140,13 +15754,32 @@
         </w:rPr>
         <w:t>groupId</w:t>
       </w:r>
-      <w:r>
-        <w:rPr>
-          <w:color w:val="000000"/>
-          <w:lang w:eastAsia="en-IN"/>
-        </w:rPr>
-        <w:t>&gt;com.pu&lt;/</w:t>
-      </w:r>
+      <w:proofErr w:type="spellEnd"/>
+      <w:r>
+        <w:rPr>
+          <w:color w:val="000000"/>
+          <w:lang w:eastAsia="en-IN"/>
+        </w:rPr>
+        <w:t>&gt;</w:t>
+      </w:r>
+      <w:proofErr w:type="spellStart"/>
+      <w:proofErr w:type="gramEnd"/>
+      <w:r>
+        <w:rPr>
+          <w:color w:val="000000"/>
+          <w:lang w:eastAsia="en-IN"/>
+        </w:rPr>
+        <w:t>com.pu</w:t>
+      </w:r>
+      <w:proofErr w:type="spellEnd"/>
+      <w:r>
+        <w:rPr>
+          <w:color w:val="000000"/>
+          <w:lang w:eastAsia="en-IN"/>
+        </w:rPr>
+        <w:t>&lt;/</w:t>
+      </w:r>
+      <w:proofErr w:type="spellStart"/>
       <w:r>
         <w:rPr>
           <w:color w:val="268BD2"/>
@@ -13154,6 +15787,7 @@
         </w:rPr>
         <w:t>groupId</w:t>
       </w:r>
+      <w:proofErr w:type="spellEnd"/>
       <w:r>
         <w:rPr>
           <w:color w:val="000000"/>
@@ -13177,6 +15811,8 @@
         </w:rPr>
         <w:t xml:space="preserve">  &lt;</w:t>
       </w:r>
+      <w:proofErr w:type="spellStart"/>
+      <w:proofErr w:type="gramStart"/>
       <w:r>
         <w:rPr>
           <w:color w:val="268BD2"/>
@@ -13184,13 +15820,32 @@
         </w:rPr>
         <w:t>artifactId</w:t>
       </w:r>
-      <w:r>
-        <w:rPr>
-          <w:color w:val="000000"/>
-          <w:lang w:eastAsia="en-IN"/>
-        </w:rPr>
-        <w:t>&gt;webapp-sms&lt;/</w:t>
-      </w:r>
+      <w:proofErr w:type="spellEnd"/>
+      <w:r>
+        <w:rPr>
+          <w:color w:val="000000"/>
+          <w:lang w:eastAsia="en-IN"/>
+        </w:rPr>
+        <w:t>&gt;</w:t>
+      </w:r>
+      <w:proofErr w:type="spellStart"/>
+      <w:proofErr w:type="gramEnd"/>
+      <w:r>
+        <w:rPr>
+          <w:color w:val="000000"/>
+          <w:lang w:eastAsia="en-IN"/>
+        </w:rPr>
+        <w:t>webapp-sms</w:t>
+      </w:r>
+      <w:proofErr w:type="spellEnd"/>
+      <w:r>
+        <w:rPr>
+          <w:color w:val="000000"/>
+          <w:lang w:eastAsia="en-IN"/>
+        </w:rPr>
+        <w:t>&lt;/</w:t>
+      </w:r>
+      <w:proofErr w:type="spellStart"/>
       <w:r>
         <w:rPr>
           <w:color w:val="268BD2"/>
@@ -13198,6 +15853,7 @@
         </w:rPr>
         <w:t>artifactId</w:t>
       </w:r>
+      <w:proofErr w:type="spellEnd"/>
       <w:r>
         <w:rPr>
           <w:color w:val="000000"/>
@@ -13221,6 +15877,7 @@
         </w:rPr>
         <w:t xml:space="preserve">  &lt;</w:t>
       </w:r>
+      <w:proofErr w:type="gramStart"/>
       <w:r>
         <w:rPr>
           <w:color w:val="268BD2"/>
@@ -13233,7 +15890,15 @@
           <w:color w:val="000000"/>
           <w:lang w:eastAsia="en-IN"/>
         </w:rPr>
-        <w:t>&gt;war&lt;/</w:t>
+        <w:t>&gt;</w:t>
+      </w:r>
+      <w:proofErr w:type="gramEnd"/>
+      <w:r>
+        <w:rPr>
+          <w:color w:val="000000"/>
+          <w:lang w:eastAsia="en-IN"/>
+        </w:rPr>
+        <w:t>war&lt;/</w:t>
       </w:r>
       <w:r>
         <w:rPr>
@@ -13309,6 +15974,7 @@
         </w:rPr>
         <w:t xml:space="preserve">  &lt;</w:t>
       </w:r>
+      <w:proofErr w:type="gramStart"/>
       <w:r>
         <w:rPr>
           <w:color w:val="268BD2"/>
@@ -13321,7 +15987,40 @@
           <w:color w:val="000000"/>
           <w:lang w:eastAsia="en-IN"/>
         </w:rPr>
-        <w:t>&gt;webapp-sms Maven Webapp&lt;/</w:t>
+        <w:t>&gt;</w:t>
+      </w:r>
+      <w:proofErr w:type="spellStart"/>
+      <w:proofErr w:type="gramEnd"/>
+      <w:r>
+        <w:rPr>
+          <w:color w:val="000000"/>
+          <w:lang w:eastAsia="en-IN"/>
+        </w:rPr>
+        <w:t>webapp-sms</w:t>
+      </w:r>
+      <w:proofErr w:type="spellEnd"/>
+      <w:r>
+        <w:rPr>
+          <w:color w:val="000000"/>
+          <w:lang w:eastAsia="en-IN"/>
+        </w:rPr>
+        <w:t xml:space="preserve"> Maven </w:t>
+      </w:r>
+      <w:proofErr w:type="spellStart"/>
+      <w:r>
+        <w:rPr>
+          <w:color w:val="000000"/>
+          <w:lang w:eastAsia="en-IN"/>
+        </w:rPr>
+        <w:t>Webapp</w:t>
+      </w:r>
+      <w:proofErr w:type="spellEnd"/>
+      <w:r>
+        <w:rPr>
+          <w:color w:val="000000"/>
+          <w:lang w:eastAsia="en-IN"/>
+        </w:rPr>
+        <w:t>&lt;/</w:t>
       </w:r>
       <w:r>
         <w:rPr>
@@ -13353,6 +16052,7 @@
         </w:rPr>
         <w:t xml:space="preserve">  &lt;</w:t>
       </w:r>
+      <w:proofErr w:type="spellStart"/>
       <w:r>
         <w:rPr>
           <w:color w:val="268BD2"/>
@@ -13360,6 +16060,7 @@
         </w:rPr>
         <w:t>url</w:t>
       </w:r>
+      <w:proofErr w:type="spellEnd"/>
       <w:r>
         <w:rPr>
           <w:color w:val="000000"/>
@@ -13397,6 +16098,7 @@
         </w:rPr>
         <w:t xml:space="preserve">  &lt;</w:t>
       </w:r>
+      <w:proofErr w:type="gramStart"/>
       <w:r>
         <w:rPr>
           <w:color w:val="268BD2"/>
@@ -13404,6 +16106,7 @@
         </w:rPr>
         <w:t>dependencies</w:t>
       </w:r>
+      <w:proofErr w:type="gramEnd"/>
       <w:r>
         <w:rPr>
           <w:color w:val="000000"/>
@@ -13448,23 +16151,23 @@
           <w:color w:val="FFC000" w:themeColor="accent4"/>
           <w:lang w:eastAsia="en-IN"/>
         </w:rPr>
-        <w:t>&lt;dependency&gt;</w:t>
-      </w:r>
-    </w:p>
-    <w:p>
-      <w:pPr>
-        <w:pStyle w:val="NoSpacing"/>
+        <w:t>&lt;</w:t>
+      </w:r>
+      <w:proofErr w:type="gramStart"/>
+      <w:r>
         <w:rPr>
           <w:color w:val="FFC000" w:themeColor="accent4"/>
           <w:lang w:eastAsia="en-IN"/>
         </w:rPr>
-      </w:pPr>
+        <w:t>dependency</w:t>
+      </w:r>
+      <w:proofErr w:type="gramEnd"/>
       <w:r>
         <w:rPr>
           <w:color w:val="FFC000" w:themeColor="accent4"/>
           <w:lang w:eastAsia="en-IN"/>
         </w:rPr>
-        <w:t xml:space="preserve">      &lt;groupId&gt;junit&lt;/groupId&gt;</w:t>
+        <w:t>&gt;</w:t>
       </w:r>
     </w:p>
     <w:p>
@@ -13480,22 +16183,138 @@
           <w:color w:val="FFC000" w:themeColor="accent4"/>
           <w:lang w:eastAsia="en-IN"/>
         </w:rPr>
-        <w:t xml:space="preserve">      &lt;artifactId&gt;junit&lt;/artifactId&gt;</w:t>
-      </w:r>
-    </w:p>
-    <w:p>
-      <w:pPr>
-        <w:pStyle w:val="NoSpacing"/>
+        <w:t xml:space="preserve">      &lt;</w:t>
+      </w:r>
+      <w:proofErr w:type="spellStart"/>
+      <w:proofErr w:type="gramStart"/>
+      <w:r>
         <w:rPr>
           <w:color w:val="FFC000" w:themeColor="accent4"/>
           <w:lang w:eastAsia="en-IN"/>
         </w:rPr>
-      </w:pPr>
+        <w:t>groupId</w:t>
+      </w:r>
+      <w:proofErr w:type="spellEnd"/>
       <w:r>
         <w:rPr>
           <w:color w:val="FFC000" w:themeColor="accent4"/>
           <w:lang w:eastAsia="en-IN"/>
         </w:rPr>
+        <w:t>&gt;</w:t>
+      </w:r>
+      <w:proofErr w:type="spellStart"/>
+      <w:proofErr w:type="gramEnd"/>
+      <w:r>
+        <w:rPr>
+          <w:color w:val="FFC000" w:themeColor="accent4"/>
+          <w:lang w:eastAsia="en-IN"/>
+        </w:rPr>
+        <w:t>junit</w:t>
+      </w:r>
+      <w:proofErr w:type="spellEnd"/>
+      <w:r>
+        <w:rPr>
+          <w:color w:val="FFC000" w:themeColor="accent4"/>
+          <w:lang w:eastAsia="en-IN"/>
+        </w:rPr>
+        <w:t>&lt;/</w:t>
+      </w:r>
+      <w:proofErr w:type="spellStart"/>
+      <w:r>
+        <w:rPr>
+          <w:color w:val="FFC000" w:themeColor="accent4"/>
+          <w:lang w:eastAsia="en-IN"/>
+        </w:rPr>
+        <w:t>groupId</w:t>
+      </w:r>
+      <w:proofErr w:type="spellEnd"/>
+      <w:r>
+        <w:rPr>
+          <w:color w:val="FFC000" w:themeColor="accent4"/>
+          <w:lang w:eastAsia="en-IN"/>
+        </w:rPr>
+        <w:t>&gt;</w:t>
+      </w:r>
+    </w:p>
+    <w:p>
+      <w:pPr>
+        <w:pStyle w:val="NoSpacing"/>
+        <w:rPr>
+          <w:color w:val="FFC000" w:themeColor="accent4"/>
+          <w:lang w:eastAsia="en-IN"/>
+        </w:rPr>
+      </w:pPr>
+      <w:r>
+        <w:rPr>
+          <w:color w:val="FFC000" w:themeColor="accent4"/>
+          <w:lang w:eastAsia="en-IN"/>
+        </w:rPr>
+        <w:t xml:space="preserve">      &lt;</w:t>
+      </w:r>
+      <w:proofErr w:type="spellStart"/>
+      <w:proofErr w:type="gramStart"/>
+      <w:r>
+        <w:rPr>
+          <w:color w:val="FFC000" w:themeColor="accent4"/>
+          <w:lang w:eastAsia="en-IN"/>
+        </w:rPr>
+        <w:t>artifactId</w:t>
+      </w:r>
+      <w:proofErr w:type="spellEnd"/>
+      <w:r>
+        <w:rPr>
+          <w:color w:val="FFC000" w:themeColor="accent4"/>
+          <w:lang w:eastAsia="en-IN"/>
+        </w:rPr>
+        <w:t>&gt;</w:t>
+      </w:r>
+      <w:proofErr w:type="spellStart"/>
+      <w:proofErr w:type="gramEnd"/>
+      <w:r>
+        <w:rPr>
+          <w:color w:val="FFC000" w:themeColor="accent4"/>
+          <w:lang w:eastAsia="en-IN"/>
+        </w:rPr>
+        <w:t>junit</w:t>
+      </w:r>
+      <w:proofErr w:type="spellEnd"/>
+      <w:r>
+        <w:rPr>
+          <w:color w:val="FFC000" w:themeColor="accent4"/>
+          <w:lang w:eastAsia="en-IN"/>
+        </w:rPr>
+        <w:t>&lt;/</w:t>
+      </w:r>
+      <w:proofErr w:type="spellStart"/>
+      <w:r>
+        <w:rPr>
+          <w:color w:val="FFC000" w:themeColor="accent4"/>
+          <w:lang w:eastAsia="en-IN"/>
+        </w:rPr>
+        <w:t>artifactId</w:t>
+      </w:r>
+      <w:proofErr w:type="spellEnd"/>
+      <w:r>
+        <w:rPr>
+          <w:color w:val="FFC000" w:themeColor="accent4"/>
+          <w:lang w:eastAsia="en-IN"/>
+        </w:rPr>
+        <w:t>&gt;</w:t>
+      </w:r>
+    </w:p>
+    <w:p>
+      <w:pPr>
+        <w:pStyle w:val="NoSpacing"/>
+        <w:rPr>
+          <w:color w:val="FFC000" w:themeColor="accent4"/>
+          <w:lang w:eastAsia="en-IN"/>
+        </w:rPr>
+      </w:pPr>
+      <w:r>
+        <w:rPr>
+          <w:color w:val="FFC000" w:themeColor="accent4"/>
+          <w:lang w:eastAsia="en-IN"/>
+        </w:rPr>
         <w:t xml:space="preserve">      &lt;version&gt;3.8.1&lt;/version&gt;</w:t>
       </w:r>
     </w:p>
@@ -13512,22 +16331,38 @@
           <w:color w:val="FFC000" w:themeColor="accent4"/>
           <w:lang w:eastAsia="en-IN"/>
         </w:rPr>
-        <w:t xml:space="preserve">      &lt;scope&gt;test&lt;/scope&gt;</w:t>
-      </w:r>
-    </w:p>
-    <w:p>
-      <w:pPr>
-        <w:pStyle w:val="NoSpacing"/>
+        <w:t xml:space="preserve">      &lt;</w:t>
+      </w:r>
+      <w:proofErr w:type="gramStart"/>
+      <w:r>
         <w:rPr>
           <w:color w:val="FFC000" w:themeColor="accent4"/>
           <w:lang w:eastAsia="en-IN"/>
         </w:rPr>
-      </w:pPr>
+        <w:t>scope&gt;</w:t>
+      </w:r>
+      <w:proofErr w:type="gramEnd"/>
       <w:r>
         <w:rPr>
           <w:color w:val="FFC000" w:themeColor="accent4"/>
           <w:lang w:eastAsia="en-IN"/>
         </w:rPr>
+        <w:t>test&lt;/scope&gt;</w:t>
+      </w:r>
+    </w:p>
+    <w:p>
+      <w:pPr>
+        <w:pStyle w:val="NoSpacing"/>
+        <w:rPr>
+          <w:color w:val="FFC000" w:themeColor="accent4"/>
+          <w:lang w:eastAsia="en-IN"/>
+        </w:rPr>
+      </w:pPr>
+      <w:r>
+        <w:rPr>
+          <w:color w:val="FFC000" w:themeColor="accent4"/>
+          <w:lang w:eastAsia="en-IN"/>
+        </w:rPr>
         <w:t xml:space="preserve">    &lt;/dependency&gt;</w:t>
       </w:r>
     </w:p>
@@ -13544,23 +16379,23 @@
           <w:color w:val="FF0000"/>
           <w:lang w:eastAsia="en-IN"/>
         </w:rPr>
-        <w:t>&lt;dependency&gt;</w:t>
-      </w:r>
-    </w:p>
-    <w:p>
-      <w:pPr>
-        <w:pStyle w:val="NoSpacing"/>
+        <w:t>&lt;</w:t>
+      </w:r>
+      <w:proofErr w:type="gramStart"/>
+      <w:r>
         <w:rPr>
           <w:color w:val="FF0000"/>
           <w:lang w:eastAsia="en-IN"/>
         </w:rPr>
-      </w:pPr>
+        <w:t>dependency</w:t>
+      </w:r>
+      <w:proofErr w:type="gramEnd"/>
       <w:r>
         <w:rPr>
           <w:color w:val="FF0000"/>
           <w:lang w:eastAsia="en-IN"/>
         </w:rPr>
-        <w:t xml:space="preserve">    &lt;groupId&gt;org.hibernate&lt;/groupId&gt;</w:t>
+        <w:t>&gt;</w:t>
       </w:r>
     </w:p>
     <w:p>
@@ -13576,22 +16411,129 @@
           <w:color w:val="FF0000"/>
           <w:lang w:eastAsia="en-IN"/>
         </w:rPr>
-        <w:t xml:space="preserve">    &lt;artifactId&gt;hibernate-core&lt;/artifactId&gt;</w:t>
-      </w:r>
-    </w:p>
-    <w:p>
-      <w:pPr>
-        <w:pStyle w:val="NoSpacing"/>
+        <w:t xml:space="preserve">    &lt;</w:t>
+      </w:r>
+      <w:proofErr w:type="spellStart"/>
+      <w:proofErr w:type="gramStart"/>
+      <w:r>
         <w:rPr>
           <w:color w:val="FF0000"/>
           <w:lang w:eastAsia="en-IN"/>
         </w:rPr>
-      </w:pPr>
+        <w:t>groupId</w:t>
+      </w:r>
+      <w:proofErr w:type="spellEnd"/>
       <w:r>
         <w:rPr>
           <w:color w:val="FF0000"/>
           <w:lang w:eastAsia="en-IN"/>
         </w:rPr>
+        <w:t>&gt;</w:t>
+      </w:r>
+      <w:proofErr w:type="spellStart"/>
+      <w:proofErr w:type="gramEnd"/>
+      <w:r>
+        <w:rPr>
+          <w:color w:val="FF0000"/>
+          <w:lang w:eastAsia="en-IN"/>
+        </w:rPr>
+        <w:t>org.hibernate</w:t>
+      </w:r>
+      <w:proofErr w:type="spellEnd"/>
+      <w:r>
+        <w:rPr>
+          <w:color w:val="FF0000"/>
+          <w:lang w:eastAsia="en-IN"/>
+        </w:rPr>
+        <w:t>&lt;/</w:t>
+      </w:r>
+      <w:proofErr w:type="spellStart"/>
+      <w:r>
+        <w:rPr>
+          <w:color w:val="FF0000"/>
+          <w:lang w:eastAsia="en-IN"/>
+        </w:rPr>
+        <w:t>groupId</w:t>
+      </w:r>
+      <w:proofErr w:type="spellEnd"/>
+      <w:r>
+        <w:rPr>
+          <w:color w:val="FF0000"/>
+          <w:lang w:eastAsia="en-IN"/>
+        </w:rPr>
+        <w:t>&gt;</w:t>
+      </w:r>
+    </w:p>
+    <w:p>
+      <w:pPr>
+        <w:pStyle w:val="NoSpacing"/>
+        <w:rPr>
+          <w:color w:val="FF0000"/>
+          <w:lang w:eastAsia="en-IN"/>
+        </w:rPr>
+      </w:pPr>
+      <w:r>
+        <w:rPr>
+          <w:color w:val="FF0000"/>
+          <w:lang w:eastAsia="en-IN"/>
+        </w:rPr>
+        <w:t xml:space="preserve">    &lt;</w:t>
+      </w:r>
+      <w:proofErr w:type="spellStart"/>
+      <w:proofErr w:type="gramStart"/>
+      <w:r>
+        <w:rPr>
+          <w:color w:val="FF0000"/>
+          <w:lang w:eastAsia="en-IN"/>
+        </w:rPr>
+        <w:t>artifactId</w:t>
+      </w:r>
+      <w:proofErr w:type="spellEnd"/>
+      <w:r>
+        <w:rPr>
+          <w:color w:val="FF0000"/>
+          <w:lang w:eastAsia="en-IN"/>
+        </w:rPr>
+        <w:t>&gt;</w:t>
+      </w:r>
+      <w:proofErr w:type="gramEnd"/>
+      <w:r>
+        <w:rPr>
+          <w:color w:val="FF0000"/>
+          <w:lang w:eastAsia="en-IN"/>
+        </w:rPr>
+        <w:t>hibernate-core&lt;/</w:t>
+      </w:r>
+      <w:proofErr w:type="spellStart"/>
+      <w:r>
+        <w:rPr>
+          <w:color w:val="FF0000"/>
+          <w:lang w:eastAsia="en-IN"/>
+        </w:rPr>
+        <w:t>artifactId</w:t>
+      </w:r>
+      <w:proofErr w:type="spellEnd"/>
+      <w:r>
+        <w:rPr>
+          <w:color w:val="FF0000"/>
+          <w:lang w:eastAsia="en-IN"/>
+        </w:rPr>
+        <w:t>&gt;</w:t>
+      </w:r>
+    </w:p>
+    <w:p>
+      <w:pPr>
+        <w:pStyle w:val="NoSpacing"/>
+        <w:rPr>
+          <w:color w:val="FF0000"/>
+          <w:lang w:eastAsia="en-IN"/>
+        </w:rPr>
+      </w:pPr>
+      <w:r>
+        <w:rPr>
+          <w:color w:val="FF0000"/>
+          <w:lang w:eastAsia="en-IN"/>
+        </w:rPr>
         <w:t xml:space="preserve">    &lt;version&gt;5.6.7.Final&lt;/version&gt;</w:t>
       </w:r>
     </w:p>
@@ -13609,22 +16551,38 @@
           <w:lang w:eastAsia="en-IN"/>
         </w:rPr>
         <w:lastRenderedPageBreak/>
-        <w:t xml:space="preserve">    &lt;scope&gt;compile&lt;/scope&gt;</w:t>
-      </w:r>
-    </w:p>
-    <w:p>
-      <w:pPr>
-        <w:pStyle w:val="NoSpacing"/>
+        <w:t xml:space="preserve">    &lt;</w:t>
+      </w:r>
+      <w:proofErr w:type="gramStart"/>
+      <w:r>
         <w:rPr>
           <w:color w:val="FF0000"/>
           <w:lang w:eastAsia="en-IN"/>
         </w:rPr>
-      </w:pPr>
+        <w:t>scope&gt;</w:t>
+      </w:r>
+      <w:proofErr w:type="gramEnd"/>
       <w:r>
         <w:rPr>
           <w:color w:val="FF0000"/>
           <w:lang w:eastAsia="en-IN"/>
         </w:rPr>
+        <w:t>compile&lt;/scope&gt;</w:t>
+      </w:r>
+    </w:p>
+    <w:p>
+      <w:pPr>
+        <w:pStyle w:val="NoSpacing"/>
+        <w:rPr>
+          <w:color w:val="FF0000"/>
+          <w:lang w:eastAsia="en-IN"/>
+        </w:rPr>
+      </w:pPr>
+      <w:r>
+        <w:rPr>
+          <w:color w:val="FF0000"/>
+          <w:lang w:eastAsia="en-IN"/>
+        </w:rPr>
         <w:t>&lt;/dependency&gt;</w:t>
       </w:r>
     </w:p>
@@ -13641,23 +16599,23 @@
           <w:color w:val="00B050"/>
           <w:lang w:eastAsia="en-IN"/>
         </w:rPr>
-        <w:t>&lt;dependency&gt;</w:t>
-      </w:r>
-    </w:p>
-    <w:p>
-      <w:pPr>
-        <w:pStyle w:val="NoSpacing"/>
+        <w:t>&lt;</w:t>
+      </w:r>
+      <w:proofErr w:type="gramStart"/>
+      <w:r>
         <w:rPr>
           <w:color w:val="00B050"/>
           <w:lang w:eastAsia="en-IN"/>
         </w:rPr>
-      </w:pPr>
+        <w:t>dependency</w:t>
+      </w:r>
+      <w:proofErr w:type="gramEnd"/>
       <w:r>
         <w:rPr>
           <w:color w:val="00B050"/>
           <w:lang w:eastAsia="en-IN"/>
         </w:rPr>
-        <w:t xml:space="preserve">    &lt;groupId&gt;javax.servlet&lt;/groupId&gt;</w:t>
+        <w:t>&gt;</w:t>
       </w:r>
     </w:p>
     <w:p>
@@ -13673,22 +16631,138 @@
           <w:color w:val="00B050"/>
           <w:lang w:eastAsia="en-IN"/>
         </w:rPr>
-        <w:t xml:space="preserve">    &lt;artifactId&gt;javax.servlet-api&lt;/artifactId&gt;</w:t>
-      </w:r>
-    </w:p>
-    <w:p>
-      <w:pPr>
-        <w:pStyle w:val="NoSpacing"/>
+        <w:t xml:space="preserve">    &lt;</w:t>
+      </w:r>
+      <w:proofErr w:type="spellStart"/>
+      <w:proofErr w:type="gramStart"/>
+      <w:r>
         <w:rPr>
           <w:color w:val="00B050"/>
           <w:lang w:eastAsia="en-IN"/>
         </w:rPr>
-      </w:pPr>
+        <w:t>groupId</w:t>
+      </w:r>
+      <w:proofErr w:type="spellEnd"/>
       <w:r>
         <w:rPr>
           <w:color w:val="00B050"/>
           <w:lang w:eastAsia="en-IN"/>
         </w:rPr>
+        <w:t>&gt;</w:t>
+      </w:r>
+      <w:proofErr w:type="spellStart"/>
+      <w:proofErr w:type="gramEnd"/>
+      <w:r>
+        <w:rPr>
+          <w:color w:val="00B050"/>
+          <w:lang w:eastAsia="en-IN"/>
+        </w:rPr>
+        <w:t>javax.servlet</w:t>
+      </w:r>
+      <w:proofErr w:type="spellEnd"/>
+      <w:r>
+        <w:rPr>
+          <w:color w:val="00B050"/>
+          <w:lang w:eastAsia="en-IN"/>
+        </w:rPr>
+        <w:t>&lt;/</w:t>
+      </w:r>
+      <w:proofErr w:type="spellStart"/>
+      <w:r>
+        <w:rPr>
+          <w:color w:val="00B050"/>
+          <w:lang w:eastAsia="en-IN"/>
+        </w:rPr>
+        <w:t>groupId</w:t>
+      </w:r>
+      <w:proofErr w:type="spellEnd"/>
+      <w:r>
+        <w:rPr>
+          <w:color w:val="00B050"/>
+          <w:lang w:eastAsia="en-IN"/>
+        </w:rPr>
+        <w:t>&gt;</w:t>
+      </w:r>
+    </w:p>
+    <w:p>
+      <w:pPr>
+        <w:pStyle w:val="NoSpacing"/>
+        <w:rPr>
+          <w:color w:val="00B050"/>
+          <w:lang w:eastAsia="en-IN"/>
+        </w:rPr>
+      </w:pPr>
+      <w:r>
+        <w:rPr>
+          <w:color w:val="00B050"/>
+          <w:lang w:eastAsia="en-IN"/>
+        </w:rPr>
+        <w:t xml:space="preserve">    &lt;</w:t>
+      </w:r>
+      <w:proofErr w:type="spellStart"/>
+      <w:proofErr w:type="gramStart"/>
+      <w:r>
+        <w:rPr>
+          <w:color w:val="00B050"/>
+          <w:lang w:eastAsia="en-IN"/>
+        </w:rPr>
+        <w:t>artifactId</w:t>
+      </w:r>
+      <w:proofErr w:type="spellEnd"/>
+      <w:r>
+        <w:rPr>
+          <w:color w:val="00B050"/>
+          <w:lang w:eastAsia="en-IN"/>
+        </w:rPr>
+        <w:t>&gt;</w:t>
+      </w:r>
+      <w:proofErr w:type="spellStart"/>
+      <w:proofErr w:type="gramEnd"/>
+      <w:r>
+        <w:rPr>
+          <w:color w:val="00B050"/>
+          <w:lang w:eastAsia="en-IN"/>
+        </w:rPr>
+        <w:t>javax.servlet-api</w:t>
+      </w:r>
+      <w:proofErr w:type="spellEnd"/>
+      <w:r>
+        <w:rPr>
+          <w:color w:val="00B050"/>
+          <w:lang w:eastAsia="en-IN"/>
+        </w:rPr>
+        <w:t>&lt;/</w:t>
+      </w:r>
+      <w:proofErr w:type="spellStart"/>
+      <w:r>
+        <w:rPr>
+          <w:color w:val="00B050"/>
+          <w:lang w:eastAsia="en-IN"/>
+        </w:rPr>
+        <w:t>artifactId</w:t>
+      </w:r>
+      <w:proofErr w:type="spellEnd"/>
+      <w:r>
+        <w:rPr>
+          <w:color w:val="00B050"/>
+          <w:lang w:eastAsia="en-IN"/>
+        </w:rPr>
+        <w:t>&gt;</w:t>
+      </w:r>
+    </w:p>
+    <w:p>
+      <w:pPr>
+        <w:pStyle w:val="NoSpacing"/>
+        <w:rPr>
+          <w:color w:val="00B050"/>
+          <w:lang w:eastAsia="en-IN"/>
+        </w:rPr>
+      </w:pPr>
+      <w:r>
+        <w:rPr>
+          <w:color w:val="00B050"/>
+          <w:lang w:eastAsia="en-IN"/>
+        </w:rPr>
         <w:t xml:space="preserve">    &lt;version&gt;4.0.1&lt;/version&gt;</w:t>
       </w:r>
     </w:p>
@@ -13705,22 +16779,38 @@
           <w:color w:val="00B050"/>
           <w:lang w:eastAsia="en-IN"/>
         </w:rPr>
-        <w:t xml:space="preserve">    &lt;scope&gt;provided&lt;/scope&gt;</w:t>
-      </w:r>
-    </w:p>
-    <w:p>
-      <w:pPr>
-        <w:pStyle w:val="NoSpacing"/>
+        <w:t xml:space="preserve">    &lt;</w:t>
+      </w:r>
+      <w:proofErr w:type="gramStart"/>
+      <w:r>
         <w:rPr>
           <w:color w:val="00B050"/>
           <w:lang w:eastAsia="en-IN"/>
         </w:rPr>
-      </w:pPr>
+        <w:t>scope&gt;</w:t>
+      </w:r>
+      <w:proofErr w:type="gramEnd"/>
       <w:r>
         <w:rPr>
           <w:color w:val="00B050"/>
           <w:lang w:eastAsia="en-IN"/>
         </w:rPr>
+        <w:t>provided&lt;/scope&gt;</w:t>
+      </w:r>
+    </w:p>
+    <w:p>
+      <w:pPr>
+        <w:pStyle w:val="NoSpacing"/>
+        <w:rPr>
+          <w:color w:val="00B050"/>
+          <w:lang w:eastAsia="en-IN"/>
+        </w:rPr>
+      </w:pPr>
+      <w:r>
+        <w:rPr>
+          <w:color w:val="00B050"/>
+          <w:lang w:eastAsia="en-IN"/>
+        </w:rPr>
         <w:t>&lt;/dependency&gt;</w:t>
       </w:r>
     </w:p>
@@ -13737,23 +16827,23 @@
           <w:color w:val="7030A0"/>
           <w:lang w:eastAsia="en-IN"/>
         </w:rPr>
-        <w:t>&lt;dependency&gt;</w:t>
-      </w:r>
-    </w:p>
-    <w:p>
-      <w:pPr>
-        <w:pStyle w:val="NoSpacing"/>
+        <w:t>&lt;</w:t>
+      </w:r>
+      <w:proofErr w:type="gramStart"/>
+      <w:r>
         <w:rPr>
           <w:color w:val="7030A0"/>
           <w:lang w:eastAsia="en-IN"/>
         </w:rPr>
-      </w:pPr>
+        <w:t>dependency</w:t>
+      </w:r>
+      <w:proofErr w:type="gramEnd"/>
       <w:r>
         <w:rPr>
           <w:color w:val="7030A0"/>
           <w:lang w:eastAsia="en-IN"/>
         </w:rPr>
-        <w:t xml:space="preserve">    &lt;groupId&gt;javax.servlet.jsp&lt;/groupId&gt;</w:t>
+        <w:t>&gt;</w:t>
       </w:r>
     </w:p>
     <w:p>
@@ -13769,22 +16859,134 @@
           <w:color w:val="7030A0"/>
           <w:lang w:eastAsia="en-IN"/>
         </w:rPr>
-        <w:t xml:space="preserve">    &lt;artifactId&gt;javax.servlet.jsp-api&lt;/artifactId&gt;</w:t>
-      </w:r>
-    </w:p>
-    <w:p>
-      <w:pPr>
-        <w:pStyle w:val="NoSpacing"/>
+        <w:t xml:space="preserve">    &lt;</w:t>
+      </w:r>
+      <w:proofErr w:type="spellStart"/>
+      <w:r>
         <w:rPr>
           <w:color w:val="7030A0"/>
           <w:lang w:eastAsia="en-IN"/>
         </w:rPr>
-      </w:pPr>
+        <w:t>groupId</w:t>
+      </w:r>
+      <w:proofErr w:type="spellEnd"/>
       <w:r>
         <w:rPr>
           <w:color w:val="7030A0"/>
           <w:lang w:eastAsia="en-IN"/>
         </w:rPr>
+        <w:t>&gt;</w:t>
+      </w:r>
+      <w:proofErr w:type="spellStart"/>
+      <w:r>
+        <w:rPr>
+          <w:color w:val="7030A0"/>
+          <w:lang w:eastAsia="en-IN"/>
+        </w:rPr>
+        <w:t>javax.servlet.jsp</w:t>
+      </w:r>
+      <w:proofErr w:type="spellEnd"/>
+      <w:r>
+        <w:rPr>
+          <w:color w:val="7030A0"/>
+          <w:lang w:eastAsia="en-IN"/>
+        </w:rPr>
+        <w:t>&lt;/</w:t>
+      </w:r>
+      <w:proofErr w:type="spellStart"/>
+      <w:r>
+        <w:rPr>
+          <w:color w:val="7030A0"/>
+          <w:lang w:eastAsia="en-IN"/>
+        </w:rPr>
+        <w:t>groupId</w:t>
+      </w:r>
+      <w:proofErr w:type="spellEnd"/>
+      <w:r>
+        <w:rPr>
+          <w:color w:val="7030A0"/>
+          <w:lang w:eastAsia="en-IN"/>
+        </w:rPr>
+        <w:t>&gt;</w:t>
+      </w:r>
+    </w:p>
+    <w:p>
+      <w:pPr>
+        <w:pStyle w:val="NoSpacing"/>
+        <w:rPr>
+          <w:color w:val="7030A0"/>
+          <w:lang w:eastAsia="en-IN"/>
+        </w:rPr>
+      </w:pPr>
+      <w:r>
+        <w:rPr>
+          <w:color w:val="7030A0"/>
+          <w:lang w:eastAsia="en-IN"/>
+        </w:rPr>
+        <w:t xml:space="preserve">    &lt;</w:t>
+      </w:r>
+      <w:proofErr w:type="spellStart"/>
+      <w:r>
+        <w:rPr>
+          <w:color w:val="7030A0"/>
+          <w:lang w:eastAsia="en-IN"/>
+        </w:rPr>
+        <w:t>artifactId</w:t>
+      </w:r>
+      <w:proofErr w:type="spellEnd"/>
+      <w:r>
+        <w:rPr>
+          <w:color w:val="7030A0"/>
+          <w:lang w:eastAsia="en-IN"/>
+        </w:rPr>
+        <w:t>&gt;</w:t>
+      </w:r>
+      <w:proofErr w:type="spellStart"/>
+      <w:r>
+        <w:rPr>
+          <w:color w:val="7030A0"/>
+          <w:lang w:eastAsia="en-IN"/>
+        </w:rPr>
+        <w:t>javax.servlet.jsp-api</w:t>
+      </w:r>
+      <w:proofErr w:type="spellEnd"/>
+      <w:r>
+        <w:rPr>
+          <w:color w:val="7030A0"/>
+          <w:lang w:eastAsia="en-IN"/>
+        </w:rPr>
+        <w:t>&lt;/</w:t>
+      </w:r>
+      <w:proofErr w:type="spellStart"/>
+      <w:r>
+        <w:rPr>
+          <w:color w:val="7030A0"/>
+          <w:lang w:eastAsia="en-IN"/>
+        </w:rPr>
+        <w:t>artifactId</w:t>
+      </w:r>
+      <w:proofErr w:type="spellEnd"/>
+      <w:r>
+        <w:rPr>
+          <w:color w:val="7030A0"/>
+          <w:lang w:eastAsia="en-IN"/>
+        </w:rPr>
+        <w:t>&gt;</w:t>
+      </w:r>
+    </w:p>
+    <w:p>
+      <w:pPr>
+        <w:pStyle w:val="NoSpacing"/>
+        <w:rPr>
+          <w:color w:val="7030A0"/>
+          <w:lang w:eastAsia="en-IN"/>
+        </w:rPr>
+      </w:pPr>
+      <w:r>
+        <w:rPr>
+          <w:color w:val="7030A0"/>
+          <w:lang w:eastAsia="en-IN"/>
+        </w:rPr>
         <w:t xml:space="preserve">    &lt;version&gt;2.3.3&lt;/version&gt;</w:t>
       </w:r>
     </w:p>
@@ -13801,22 +17003,38 @@
           <w:color w:val="7030A0"/>
           <w:lang w:eastAsia="en-IN"/>
         </w:rPr>
-        <w:t xml:space="preserve">    &lt;scope&gt;provided&lt;/scope&gt;</w:t>
-      </w:r>
-    </w:p>
-    <w:p>
-      <w:pPr>
-        <w:pStyle w:val="NoSpacing"/>
+        <w:t xml:space="preserve">    &lt;</w:t>
+      </w:r>
+      <w:proofErr w:type="gramStart"/>
+      <w:r>
         <w:rPr>
           <w:color w:val="7030A0"/>
           <w:lang w:eastAsia="en-IN"/>
         </w:rPr>
-      </w:pPr>
+        <w:t>scope&gt;</w:t>
+      </w:r>
+      <w:proofErr w:type="gramEnd"/>
       <w:r>
         <w:rPr>
           <w:color w:val="7030A0"/>
           <w:lang w:eastAsia="en-IN"/>
         </w:rPr>
+        <w:t>provided&lt;/scope&gt;</w:t>
+      </w:r>
+    </w:p>
+    <w:p>
+      <w:pPr>
+        <w:pStyle w:val="NoSpacing"/>
+        <w:rPr>
+          <w:color w:val="7030A0"/>
+          <w:lang w:eastAsia="en-IN"/>
+        </w:rPr>
+      </w:pPr>
+      <w:r>
+        <w:rPr>
+          <w:color w:val="7030A0"/>
+          <w:lang w:eastAsia="en-IN"/>
+        </w:rPr>
         <w:t>&lt;/dependency&gt;</w:t>
       </w:r>
     </w:p>
@@ -13833,23 +17051,23 @@
           <w:color w:val="C00000"/>
           <w:lang w:eastAsia="en-IN"/>
         </w:rPr>
-        <w:t>&lt;dependency&gt;</w:t>
-      </w:r>
-    </w:p>
-    <w:p>
-      <w:pPr>
-        <w:pStyle w:val="NoSpacing"/>
+        <w:t>&lt;</w:t>
+      </w:r>
+      <w:proofErr w:type="gramStart"/>
+      <w:r>
         <w:rPr>
           <w:color w:val="C00000"/>
           <w:lang w:eastAsia="en-IN"/>
         </w:rPr>
-      </w:pPr>
+        <w:t>dependency</w:t>
+      </w:r>
+      <w:proofErr w:type="gramEnd"/>
       <w:r>
         <w:rPr>
           <w:color w:val="C00000"/>
           <w:lang w:eastAsia="en-IN"/>
         </w:rPr>
-        <w:t xml:space="preserve">    &lt;groupId&gt;mysql&lt;/groupId&gt;</w:t>
+        <w:t>&gt;</w:t>
       </w:r>
     </w:p>
     <w:p>
@@ -13865,22 +17083,138 @@
           <w:color w:val="C00000"/>
           <w:lang w:eastAsia="en-IN"/>
         </w:rPr>
-        <w:t xml:space="preserve">    &lt;artifactId&gt;mysql-connector-java&lt;/artifactId&gt;</w:t>
-      </w:r>
-    </w:p>
-    <w:p>
-      <w:pPr>
-        <w:pStyle w:val="NoSpacing"/>
+        <w:t xml:space="preserve">    &lt;</w:t>
+      </w:r>
+      <w:proofErr w:type="spellStart"/>
+      <w:proofErr w:type="gramStart"/>
+      <w:r>
         <w:rPr>
           <w:color w:val="C00000"/>
           <w:lang w:eastAsia="en-IN"/>
         </w:rPr>
-      </w:pPr>
+        <w:t>groupId</w:t>
+      </w:r>
+      <w:proofErr w:type="spellEnd"/>
       <w:r>
         <w:rPr>
           <w:color w:val="C00000"/>
           <w:lang w:eastAsia="en-IN"/>
         </w:rPr>
+        <w:t>&gt;</w:t>
+      </w:r>
+      <w:proofErr w:type="spellStart"/>
+      <w:proofErr w:type="gramEnd"/>
+      <w:r>
+        <w:rPr>
+          <w:color w:val="C00000"/>
+          <w:lang w:eastAsia="en-IN"/>
+        </w:rPr>
+        <w:t>mysql</w:t>
+      </w:r>
+      <w:proofErr w:type="spellEnd"/>
+      <w:r>
+        <w:rPr>
+          <w:color w:val="C00000"/>
+          <w:lang w:eastAsia="en-IN"/>
+        </w:rPr>
+        <w:t>&lt;/</w:t>
+      </w:r>
+      <w:proofErr w:type="spellStart"/>
+      <w:r>
+        <w:rPr>
+          <w:color w:val="C00000"/>
+          <w:lang w:eastAsia="en-IN"/>
+        </w:rPr>
+        <w:t>groupId</w:t>
+      </w:r>
+      <w:proofErr w:type="spellEnd"/>
+      <w:r>
+        <w:rPr>
+          <w:color w:val="C00000"/>
+          <w:lang w:eastAsia="en-IN"/>
+        </w:rPr>
+        <w:t>&gt;</w:t>
+      </w:r>
+    </w:p>
+    <w:p>
+      <w:pPr>
+        <w:pStyle w:val="NoSpacing"/>
+        <w:rPr>
+          <w:color w:val="C00000"/>
+          <w:lang w:eastAsia="en-IN"/>
+        </w:rPr>
+      </w:pPr>
+      <w:r>
+        <w:rPr>
+          <w:color w:val="C00000"/>
+          <w:lang w:eastAsia="en-IN"/>
+        </w:rPr>
+        <w:t xml:space="preserve">    &lt;</w:t>
+      </w:r>
+      <w:proofErr w:type="spellStart"/>
+      <w:proofErr w:type="gramStart"/>
+      <w:r>
+        <w:rPr>
+          <w:color w:val="C00000"/>
+          <w:lang w:eastAsia="en-IN"/>
+        </w:rPr>
+        <w:t>artifactId</w:t>
+      </w:r>
+      <w:proofErr w:type="spellEnd"/>
+      <w:r>
+        <w:rPr>
+          <w:color w:val="C00000"/>
+          <w:lang w:eastAsia="en-IN"/>
+        </w:rPr>
+        <w:t>&gt;</w:t>
+      </w:r>
+      <w:proofErr w:type="spellStart"/>
+      <w:proofErr w:type="gramEnd"/>
+      <w:r>
+        <w:rPr>
+          <w:color w:val="C00000"/>
+          <w:lang w:eastAsia="en-IN"/>
+        </w:rPr>
+        <w:t>mysql</w:t>
+      </w:r>
+      <w:proofErr w:type="spellEnd"/>
+      <w:r>
+        <w:rPr>
+          <w:color w:val="C00000"/>
+          <w:lang w:eastAsia="en-IN"/>
+        </w:rPr>
+        <w:t>-connector-java&lt;/</w:t>
+      </w:r>
+      <w:proofErr w:type="spellStart"/>
+      <w:r>
+        <w:rPr>
+          <w:color w:val="C00000"/>
+          <w:lang w:eastAsia="en-IN"/>
+        </w:rPr>
+        <w:t>artifactId</w:t>
+      </w:r>
+      <w:proofErr w:type="spellEnd"/>
+      <w:r>
+        <w:rPr>
+          <w:color w:val="C00000"/>
+          <w:lang w:eastAsia="en-IN"/>
+        </w:rPr>
+        <w:t>&gt;</w:t>
+      </w:r>
+    </w:p>
+    <w:p>
+      <w:pPr>
+        <w:pStyle w:val="NoSpacing"/>
+        <w:rPr>
+          <w:color w:val="C00000"/>
+          <w:lang w:eastAsia="en-IN"/>
+        </w:rPr>
+      </w:pPr>
+      <w:r>
+        <w:rPr>
+          <w:color w:val="C00000"/>
+          <w:lang w:eastAsia="en-IN"/>
+        </w:rPr>
         <w:t xml:space="preserve">    &lt;version&gt;8.0.33&lt;/version&gt;</w:t>
       </w:r>
     </w:p>
@@ -13897,22 +17231,38 @@
           <w:color w:val="C00000"/>
           <w:lang w:eastAsia="en-IN"/>
         </w:rPr>
-        <w:t xml:space="preserve">    &lt;scope&gt;compile&lt;/scope&gt;</w:t>
-      </w:r>
-    </w:p>
-    <w:p>
-      <w:pPr>
-        <w:pStyle w:val="NoSpacing"/>
+        <w:t xml:space="preserve">    &lt;</w:t>
+      </w:r>
+      <w:proofErr w:type="gramStart"/>
+      <w:r>
         <w:rPr>
           <w:color w:val="C00000"/>
           <w:lang w:eastAsia="en-IN"/>
         </w:rPr>
-      </w:pPr>
+        <w:t>scope&gt;</w:t>
+      </w:r>
+      <w:proofErr w:type="gramEnd"/>
       <w:r>
         <w:rPr>
           <w:color w:val="C00000"/>
           <w:lang w:eastAsia="en-IN"/>
         </w:rPr>
+        <w:t>compile&lt;/scope&gt;</w:t>
+      </w:r>
+    </w:p>
+    <w:p>
+      <w:pPr>
+        <w:pStyle w:val="NoSpacing"/>
+        <w:rPr>
+          <w:color w:val="C00000"/>
+          <w:lang w:eastAsia="en-IN"/>
+        </w:rPr>
+      </w:pPr>
+      <w:r>
+        <w:rPr>
+          <w:color w:val="C00000"/>
+          <w:lang w:eastAsia="en-IN"/>
+        </w:rPr>
         <w:t>&lt;/dependency&gt;</w:t>
       </w:r>
     </w:p>
@@ -13970,6 +17320,7 @@
         </w:rPr>
         <w:t xml:space="preserve">  &lt;</w:t>
       </w:r>
+      <w:proofErr w:type="gramStart"/>
       <w:r>
         <w:rPr>
           <w:color w:val="268BD2"/>
@@ -13977,6 +17328,7 @@
         </w:rPr>
         <w:t>build</w:t>
       </w:r>
+      <w:proofErr w:type="gramEnd"/>
       <w:r>
         <w:rPr>
           <w:color w:val="000000"/>
@@ -14000,6 +17352,8 @@
         </w:rPr>
         <w:t xml:space="preserve">    &lt;</w:t>
       </w:r>
+      <w:proofErr w:type="spellStart"/>
+      <w:proofErr w:type="gramStart"/>
       <w:r>
         <w:rPr>
           <w:color w:val="268BD2"/>
@@ -14007,13 +17361,32 @@
         </w:rPr>
         <w:t>finalName</w:t>
       </w:r>
-      <w:r>
-        <w:rPr>
-          <w:color w:val="000000"/>
-          <w:lang w:eastAsia="en-IN"/>
-        </w:rPr>
-        <w:t>&gt;webapp-sms&lt;/</w:t>
-      </w:r>
+      <w:proofErr w:type="spellEnd"/>
+      <w:r>
+        <w:rPr>
+          <w:color w:val="000000"/>
+          <w:lang w:eastAsia="en-IN"/>
+        </w:rPr>
+        <w:t>&gt;</w:t>
+      </w:r>
+      <w:proofErr w:type="spellStart"/>
+      <w:proofErr w:type="gramEnd"/>
+      <w:r>
+        <w:rPr>
+          <w:color w:val="000000"/>
+          <w:lang w:eastAsia="en-IN"/>
+        </w:rPr>
+        <w:t>webapp-sms</w:t>
+      </w:r>
+      <w:proofErr w:type="spellEnd"/>
+      <w:r>
+        <w:rPr>
+          <w:color w:val="000000"/>
+          <w:lang w:eastAsia="en-IN"/>
+        </w:rPr>
+        <w:t>&lt;/</w:t>
+      </w:r>
+      <w:proofErr w:type="spellStart"/>
       <w:r>
         <w:rPr>
           <w:color w:val="268BD2"/>
@@ -14021,6 +17394,7 @@
         </w:rPr>
         <w:t>finalName</w:t>
       </w:r>
+      <w:proofErr w:type="spellEnd"/>
       <w:r>
         <w:rPr>
           <w:color w:val="000000"/>
@@ -14098,8 +17472,6 @@
       <w:pPr>
         <w:pStyle w:val="NoSpacing"/>
       </w:pPr>
-      <w:bookmarkStart w:id="0" w:name="_GoBack"/>
-      <w:bookmarkEnd w:id="0"/>
     </w:p>
     <w:p>
       <w:pPr>
@@ -14943,7 +18315,7 @@
 </file>
 
 <file path=customXml/itemProps1.xml><?xml version="1.0" encoding="utf-8"?>
-<ds:datastoreItem xmlns:ds="http://schemas.openxmlformats.org/officeDocument/2006/customXml" ds:itemID="{E94D3A4F-3B63-432D-AD1D-766887520D9C}">
+<ds:datastoreItem xmlns:ds="http://schemas.openxmlformats.org/officeDocument/2006/customXml" ds:itemID="{44EAFCFF-540B-42B0-A3AB-C7BAEFF10FF1}">
   <ds:schemaRefs>
     <ds:schemaRef ds:uri="http://schemas.openxmlformats.org/officeDocument/2006/bibliography"/>
   </ds:schemaRefs>
